--- a/flow/20230914_vu_template/drafts/2024-12-u/10-ВТ-Мини_Єрмогена.docx
+++ b/flow/20230914_vu_template/drafts/2024-12-u/10-ВТ-Мини_Єрмогена.docx
@@ -91,6 +91,7 @@
           <w:i/>
           <w:color w:val="FF0000"/>
           <w:sz w:val="24"/>
+          <w:lang w:val="ru-MD"/>
         </w:rPr>
         <w:t>Священник:</w:t>
       </w:r>
@@ -98,6 +99,7 @@
         <w:rPr>
           <w:rFonts w:ascii="Times New Roman" w:hAnsi="Times New Roman"/>
           <w:sz w:val="24"/>
+          <w:lang w:val="ru-MD"/>
         </w:rPr>
         <w:t xml:space="preserve"> Благословенний Бог наш завжди, нині і повсякчас, і на віки віків.</w:t>
       </w:r>
@@ -341,6 +343,7 @@
           <w:i/>
           <w:color w:val="FF0000"/>
           <w:sz w:val="24"/>
+          <w:lang w:val="ru-MD"/>
         </w:rPr>
         <w:t>Священник:</w:t>
       </w:r>
@@ -348,6 +351,7 @@
         <w:rPr>
           <w:rFonts w:ascii="Times New Roman" w:hAnsi="Times New Roman"/>
           <w:sz w:val="24"/>
+          <w:lang w:val="ru-MD"/>
         </w:rPr>
         <w:t xml:space="preserve"> Бо Твоє є царство, і сила, і слава, Отця, і Сина, і Святого Духа, нині, і повсякчас, і на віки віків.</w:t>
       </w:r>
@@ -697,13 +701,15 @@
           <w:rFonts w:ascii="Times New Roman" w:eastAsia="Times New Roman" w:hAnsi="Times New Roman" w:cs="Times New Roman"/>
           <w:sz w:val="24"/>
           <w:szCs w:val="24"/>
-        </w:rPr>
-      </w:pPr>
-      <w:r>
-        <w:rPr>
-          <w:rFonts w:ascii="Times New Roman" w:eastAsia="Times New Roman" w:hAnsi="Times New Roman" w:cs="Times New Roman"/>
-          <w:sz w:val="24"/>
-          <w:szCs w:val="24"/>
+          <w:lang w:val="ru-MD"/>
+        </w:rPr>
+      </w:pPr>
+      <w:r>
+        <w:rPr>
+          <w:rFonts w:ascii="Times New Roman" w:eastAsia="Times New Roman" w:hAnsi="Times New Roman" w:cs="Times New Roman"/>
+          <w:sz w:val="24"/>
+          <w:szCs w:val="24"/>
+          <w:lang w:val="ru-MD"/>
         </w:rPr>
         <w:t>Підвели́ся го́ри, зійшли́ доли́ни до мі́сця,* що Ти їм призна́чив.</w:t>
       </w:r>
@@ -715,13 +721,15 @@
           <w:rFonts w:ascii="Times New Roman" w:eastAsia="Times New Roman" w:hAnsi="Times New Roman" w:cs="Times New Roman"/>
           <w:sz w:val="24"/>
           <w:szCs w:val="24"/>
-        </w:rPr>
-      </w:pPr>
-      <w:r>
-        <w:rPr>
-          <w:rFonts w:ascii="Times New Roman" w:eastAsia="Times New Roman" w:hAnsi="Times New Roman" w:cs="Times New Roman"/>
-          <w:sz w:val="24"/>
-          <w:szCs w:val="24"/>
+          <w:lang w:val="ru-MD"/>
+        </w:rPr>
+      </w:pPr>
+      <w:r>
+        <w:rPr>
+          <w:rFonts w:ascii="Times New Roman" w:eastAsia="Times New Roman" w:hAnsi="Times New Roman" w:cs="Times New Roman"/>
+          <w:sz w:val="24"/>
+          <w:szCs w:val="24"/>
+          <w:lang w:val="ru-MD"/>
         </w:rPr>
         <w:t>Поста́вив їм грани́цю, яко́ї не пере́йдуть,* щоб зно́ву покри́ти зе́млю.</w:t>
       </w:r>
@@ -733,13 +741,15 @@
           <w:rFonts w:ascii="Times New Roman" w:eastAsia="Times New Roman" w:hAnsi="Times New Roman" w:cs="Times New Roman"/>
           <w:sz w:val="24"/>
           <w:szCs w:val="24"/>
-        </w:rPr>
-      </w:pPr>
-      <w:r>
-        <w:rPr>
-          <w:rFonts w:ascii="Times New Roman" w:eastAsia="Times New Roman" w:hAnsi="Times New Roman" w:cs="Times New Roman"/>
-          <w:sz w:val="24"/>
-          <w:szCs w:val="24"/>
+          <w:lang w:val="ru-MD"/>
+        </w:rPr>
+      </w:pPr>
+      <w:r>
+        <w:rPr>
+          <w:rFonts w:ascii="Times New Roman" w:eastAsia="Times New Roman" w:hAnsi="Times New Roman" w:cs="Times New Roman"/>
+          <w:sz w:val="24"/>
+          <w:szCs w:val="24"/>
+          <w:lang w:val="ru-MD"/>
         </w:rPr>
         <w:t>Джере́ла посила́єш у рі́ки,* які́ течу́ть по́між го́рами.</w:t>
       </w:r>
@@ -751,13 +761,15 @@
           <w:rFonts w:ascii="Times New Roman" w:eastAsia="Times New Roman" w:hAnsi="Times New Roman" w:cs="Times New Roman"/>
           <w:sz w:val="24"/>
           <w:szCs w:val="24"/>
-        </w:rPr>
-      </w:pPr>
-      <w:r>
-        <w:rPr>
-          <w:rFonts w:ascii="Times New Roman" w:eastAsia="Times New Roman" w:hAnsi="Times New Roman" w:cs="Times New Roman"/>
-          <w:sz w:val="24"/>
-          <w:szCs w:val="24"/>
+          <w:lang w:val="ru-MD"/>
+        </w:rPr>
+      </w:pPr>
+      <w:r>
+        <w:rPr>
+          <w:rFonts w:ascii="Times New Roman" w:eastAsia="Times New Roman" w:hAnsi="Times New Roman" w:cs="Times New Roman"/>
+          <w:sz w:val="24"/>
+          <w:szCs w:val="24"/>
+          <w:lang w:val="ru-MD"/>
         </w:rPr>
         <w:t>Усю́ звірину́, що в по́лі, вони́ напува́ють,* ди́кі осли́ там га́сять свою́ спра́гу.</w:t>
       </w:r>
@@ -769,13 +781,15 @@
           <w:rFonts w:ascii="Times New Roman" w:eastAsia="Times New Roman" w:hAnsi="Times New Roman" w:cs="Times New Roman"/>
           <w:sz w:val="24"/>
           <w:szCs w:val="24"/>
-        </w:rPr>
-      </w:pPr>
-      <w:r>
-        <w:rPr>
-          <w:rFonts w:ascii="Times New Roman" w:eastAsia="Times New Roman" w:hAnsi="Times New Roman" w:cs="Times New Roman"/>
-          <w:sz w:val="24"/>
-          <w:szCs w:val="24"/>
+          <w:lang w:val="ru-MD"/>
+        </w:rPr>
+      </w:pPr>
+      <w:r>
+        <w:rPr>
+          <w:rFonts w:ascii="Times New Roman" w:eastAsia="Times New Roman" w:hAnsi="Times New Roman" w:cs="Times New Roman"/>
+          <w:sz w:val="24"/>
+          <w:szCs w:val="24"/>
+          <w:lang w:val="ru-MD"/>
         </w:rPr>
         <w:t>Над ни́ми ку́блиться небе́сне пта́ство,* з-по́між гілля́к дає́ свій го́лос.</w:t>
       </w:r>
@@ -787,13 +801,15 @@
           <w:rFonts w:ascii="Times New Roman" w:eastAsia="Times New Roman" w:hAnsi="Times New Roman" w:cs="Times New Roman"/>
           <w:sz w:val="24"/>
           <w:szCs w:val="24"/>
-        </w:rPr>
-      </w:pPr>
-      <w:r>
-        <w:rPr>
-          <w:rFonts w:ascii="Times New Roman" w:eastAsia="Times New Roman" w:hAnsi="Times New Roman" w:cs="Times New Roman"/>
-          <w:sz w:val="24"/>
-          <w:szCs w:val="24"/>
+          <w:lang w:val="ru-MD"/>
+        </w:rPr>
+      </w:pPr>
+      <w:r>
+        <w:rPr>
+          <w:rFonts w:ascii="Times New Roman" w:eastAsia="Times New Roman" w:hAnsi="Times New Roman" w:cs="Times New Roman"/>
+          <w:sz w:val="24"/>
+          <w:szCs w:val="24"/>
+          <w:lang w:val="ru-MD"/>
         </w:rPr>
         <w:t>Ти напува́єш го́ри з Твої́х го́рниць,* земля́ наси́чується пло́дом діл Твої́х.</w:t>
       </w:r>
@@ -805,13 +821,15 @@
           <w:rFonts w:ascii="Times New Roman" w:eastAsia="Times New Roman" w:hAnsi="Times New Roman" w:cs="Times New Roman"/>
           <w:sz w:val="24"/>
           <w:szCs w:val="24"/>
-        </w:rPr>
-      </w:pPr>
-      <w:r>
-        <w:rPr>
-          <w:rFonts w:ascii="Times New Roman" w:eastAsia="Times New Roman" w:hAnsi="Times New Roman" w:cs="Times New Roman"/>
-          <w:sz w:val="24"/>
-          <w:szCs w:val="24"/>
+          <w:lang w:val="ru-MD"/>
+        </w:rPr>
+      </w:pPr>
+      <w:r>
+        <w:rPr>
+          <w:rFonts w:ascii="Times New Roman" w:eastAsia="Times New Roman" w:hAnsi="Times New Roman" w:cs="Times New Roman"/>
+          <w:sz w:val="24"/>
+          <w:szCs w:val="24"/>
+          <w:lang w:val="ru-MD"/>
         </w:rPr>
         <w:t>Виро́щуєш траву́ для ско́ту, зе́ла – на вжи́ток лю́дям,* щоб хліб із землі́ добува́ли:</w:t>
       </w:r>
@@ -823,13 +841,15 @@
           <w:rFonts w:ascii="Times New Roman" w:eastAsia="Times New Roman" w:hAnsi="Times New Roman" w:cs="Times New Roman"/>
           <w:sz w:val="24"/>
           <w:szCs w:val="24"/>
-        </w:rPr>
-      </w:pPr>
-      <w:r>
-        <w:rPr>
-          <w:rFonts w:ascii="Times New Roman" w:eastAsia="Times New Roman" w:hAnsi="Times New Roman" w:cs="Times New Roman"/>
-          <w:sz w:val="24"/>
-          <w:szCs w:val="24"/>
+          <w:lang w:val="ru-MD"/>
+        </w:rPr>
+      </w:pPr>
+      <w:r>
+        <w:rPr>
+          <w:rFonts w:ascii="Times New Roman" w:eastAsia="Times New Roman" w:hAnsi="Times New Roman" w:cs="Times New Roman"/>
+          <w:sz w:val="24"/>
+          <w:szCs w:val="24"/>
+          <w:lang w:val="ru-MD"/>
         </w:rPr>
         <w:t>Вино́, що се́рце лю́дське звеселя́є, олі́ю, щоб від не́ї ясні́ло обли́ччя,* і хліб, що скрі́плює се́рце лю́дське.</w:t>
       </w:r>
@@ -841,13 +861,15 @@
           <w:rFonts w:ascii="Times New Roman" w:eastAsia="Times New Roman" w:hAnsi="Times New Roman" w:cs="Times New Roman"/>
           <w:sz w:val="24"/>
           <w:szCs w:val="24"/>
-        </w:rPr>
-      </w:pPr>
-      <w:r>
-        <w:rPr>
-          <w:rFonts w:ascii="Times New Roman" w:eastAsia="Times New Roman" w:hAnsi="Times New Roman" w:cs="Times New Roman"/>
-          <w:sz w:val="24"/>
-          <w:szCs w:val="24"/>
+          <w:lang w:val="ru-MD"/>
+        </w:rPr>
+      </w:pPr>
+      <w:r>
+        <w:rPr>
+          <w:rFonts w:ascii="Times New Roman" w:eastAsia="Times New Roman" w:hAnsi="Times New Roman" w:cs="Times New Roman"/>
+          <w:sz w:val="24"/>
+          <w:szCs w:val="24"/>
+          <w:lang w:val="ru-MD"/>
         </w:rPr>
         <w:t>Наси́чуються дере́ва Госпо́дні,* ке́дри лива́нські, що посади́в їх.</w:t>
       </w:r>
@@ -1440,6 +1462,7 @@
           <w:rFonts w:ascii="Times New Roman" w:eastAsia="Times New Roman" w:hAnsi="Times New Roman" w:cs="Times New Roman"/>
           <w:sz w:val="24"/>
           <w:szCs w:val="24"/>
+          <w:lang w:val="ru-MD"/>
         </w:rPr>
       </w:pPr>
       <w:r>
@@ -1466,6 +1489,7 @@
           <w:rFonts w:ascii="Times New Roman" w:eastAsia="Times New Roman" w:hAnsi="Times New Roman" w:cs="Times New Roman"/>
           <w:sz w:val="24"/>
           <w:szCs w:val="24"/>
+          <w:lang w:val="ru-MD"/>
         </w:rPr>
         <w:t>Твоєю, Лікарю і Зцілителю душ наших. Приведи нас до бажаної пристані Твоєї, просвіти очі сердець наших на пізнання Твоєї правди і дай нам останок теперішнього дня мирний і безгрішний, і ввесь час життя нашого, заради молитов святої Богородиці і всіх святих. Бо Твоя влада і Твоє царство, і сила, і слава: Отця, і Сина, і Святого Духа, нині і повсякчас, і на віки віків. Амінь.</w:t>
       </w:r>
@@ -1478,6 +1502,7 @@
           <w:rFonts w:ascii="Times New Roman" w:eastAsia="Times New Roman" w:hAnsi="Times New Roman" w:cs="Times New Roman"/>
           <w:sz w:val="24"/>
           <w:szCs w:val="24"/>
+          <w:lang w:val="ru-MD"/>
         </w:rPr>
       </w:pPr>
       <w:r>
@@ -1486,6 +1511,7 @@
           <w:color w:val="FF0000"/>
           <w:sz w:val="24"/>
           <w:szCs w:val="24"/>
+          <w:lang w:val="ru-MD"/>
         </w:rPr>
         <w:t>3.</w:t>
       </w:r>
@@ -1494,6 +1520,7 @@
           <w:rFonts w:ascii="Times New Roman" w:eastAsia="Times New Roman" w:hAnsi="Times New Roman" w:cs="Times New Roman"/>
           <w:sz w:val="24"/>
           <w:szCs w:val="24"/>
+          <w:lang w:val="ru-MD"/>
         </w:rPr>
         <w:t xml:space="preserve"> Господи, Боже наш! Згадай нас грішних і недостойних слуг Твоїх, коли призиваємо святе ім'я Твоє, і не осороми нас, коли очікуємо милости Твоєї, але вислухай, Господи, усі наші спасенні прохання, і вчини нас достойними любити і боятися Тебе від усього серця нашого і творити в усьому волю Твою. Бо Ти є благий і людинолюбний Бог, і Тобі славу возсилаємо: Отцю, і Сину, і Святому Духові, нині і повсякчас, і на віки віків. Амінь.</w:t>
       </w:r>
@@ -1506,6 +1533,7 @@
           <w:rFonts w:ascii="Times New Roman" w:eastAsia="Times New Roman" w:hAnsi="Times New Roman" w:cs="Times New Roman"/>
           <w:sz w:val="24"/>
           <w:szCs w:val="24"/>
+          <w:lang w:val="ru-MD"/>
         </w:rPr>
       </w:pPr>
       <w:r>
@@ -1514,6 +1542,7 @@
           <w:color w:val="FF0000"/>
           <w:sz w:val="24"/>
           <w:szCs w:val="24"/>
+          <w:lang w:val="ru-MD"/>
         </w:rPr>
         <w:t xml:space="preserve">4. </w:t>
       </w:r>
@@ -1522,6 +1551,7 @@
           <w:rFonts w:ascii="Times New Roman" w:eastAsia="Times New Roman" w:hAnsi="Times New Roman" w:cs="Times New Roman"/>
           <w:sz w:val="24"/>
           <w:szCs w:val="24"/>
+          <w:lang w:val="ru-MD"/>
         </w:rPr>
         <w:t>Невмовкаючими піснями і неустанними величаннями святих сил оспівуваний, наповни уста наші хвалінням Твоїм, щоб віддавати шану імені Твоєму святому; і дай нам частку і спадкоємство з усіма, що почитають Тебе в правді і зберігають заповіді Твої, молитвами святої Богородиці і всіх святих Твоїх. Бо Тобі належить усяка слава, честь і поклоніння: Отцю, і Сину, і Святому Духові, нині і повсякчас, і на віки віків. Амінь.</w:t>
       </w:r>
@@ -1543,6 +1573,7 @@
           <w:color w:val="FF0000"/>
           <w:sz w:val="24"/>
           <w:szCs w:val="24"/>
+          <w:lang w:val="ru-MD"/>
         </w:rPr>
         <w:t>5.</w:t>
       </w:r>
@@ -1551,6 +1582,7 @@
           <w:rFonts w:ascii="Times New Roman" w:eastAsia="Times New Roman" w:hAnsi="Times New Roman" w:cs="Times New Roman"/>
           <w:sz w:val="24"/>
           <w:szCs w:val="24"/>
+          <w:lang w:val="ru-MD"/>
         </w:rPr>
         <w:t xml:space="preserve"> Благословенний Ти, Господи Боже, Вседержителю, що знаєш думки людські, що відаєш те, чого ми потребуємо, і багато більше, ніж ми просимо, або розуміємо. </w:t>
       </w:r>
@@ -1582,6 +1614,7 @@
           <w:rFonts w:ascii="Times New Roman" w:eastAsia="Times New Roman" w:hAnsi="Times New Roman" w:cs="Times New Roman"/>
           <w:sz w:val="24"/>
           <w:szCs w:val="24"/>
+          <w:lang w:val="ru-MD"/>
         </w:rPr>
       </w:pPr>
       <w:r>
@@ -1615,6 +1648,7 @@
               <w:rFonts w:ascii="Gungsuh" w:eastAsia="Gungsuh" w:hAnsi="Gungsuh" w:cs="Gungsuh"/>
               <w:sz w:val="24"/>
               <w:szCs w:val="24"/>
+              <w:lang w:val="ru-MD"/>
             </w:rPr>
             <w:t>Згадай Твої милості і ласки, відвідай нас у Твоїй доброті і дай нам пройти й останок нинішнього дня вільним від різних затій лукавого, і збережи наше життя без напастувань, благодаттю Святого Твого Духа, − милістю, щедротами і людинолюб'ям єдинородного Сина Твого, з яким і Ти є благословенний, з пресвятим, добрим і животворчим Твоїм Духом, нині і повсякчас, і на віки віків. Амінь.</w:t>
           </w:r>
@@ -1638,6 +1672,7 @@
           <w:color w:val="FF0000"/>
           <w:sz w:val="24"/>
           <w:szCs w:val="24"/>
+          <w:lang w:val="ru-MD"/>
         </w:rPr>
         <w:t>7.</w:t>
       </w:r>
@@ -1646,6 +1681,7 @@
           <w:rFonts w:ascii="Times New Roman" w:eastAsia="Times New Roman" w:hAnsi="Times New Roman" w:cs="Times New Roman"/>
           <w:sz w:val="24"/>
           <w:szCs w:val="24"/>
+          <w:lang w:val="ru-MD"/>
         </w:rPr>
         <w:t xml:space="preserve"> Боже великий і дивний, що несказанною добрістю і багатим промислом усім управляєш, і дав нам земні добра й запевнив нам обіцяне царство уділеними ласками впродовж цього дня, остерігши нас від усякого лиха! </w:t>
       </w:r>
@@ -1663,6 +1699,7 @@
           <w:rFonts w:ascii="Times New Roman" w:eastAsia="Times New Roman" w:hAnsi="Times New Roman" w:cs="Times New Roman"/>
           <w:sz w:val="24"/>
           <w:szCs w:val="24"/>
+          <w:lang w:val="ru-MD"/>
         </w:rPr>
         <w:t xml:space="preserve">Бо Ти Бог наш і Тобі славу возсилаємо: Отцю, і Сину, і Святому Духові, нині і повсякчас, і на віки віків. </w:t>
       </w:r>
@@ -2560,6 +2597,7 @@
           <w:i/>
           <w:color w:val="FF0000"/>
           <w:sz w:val="24"/>
+          <w:lang w:val="ru-MD"/>
         </w:rPr>
         <w:t>Священник:</w:t>
       </w:r>
@@ -2567,6 +2605,7 @@
         <w:rPr>
           <w:rFonts w:ascii="Times New Roman" w:hAnsi="Times New Roman"/>
           <w:sz w:val="24"/>
+          <w:lang w:val="ru-MD"/>
         </w:rPr>
         <w:t xml:space="preserve"> Бо Тобі належить усяка слава, честь і поклоніння, Отцю, і Сину, і Святому Духові, нині, і повсякчас, і на віки віків.</w:t>
       </w:r>
@@ -2690,6 +2729,7 @@
           <w:rFonts w:ascii="Times New Roman" w:eastAsia="Times New Roman" w:hAnsi="Times New Roman" w:cs="Times New Roman"/>
           <w:sz w:val="24"/>
           <w:szCs w:val="24"/>
+          <w:lang w:val="ru-MD"/>
         </w:rPr>
       </w:pPr>
       <w:r>
@@ -2699,6 +2739,7 @@
           <w:color w:val="000000"/>
           <w:sz w:val="24"/>
           <w:szCs w:val="24"/>
+          <w:lang w:val="ru-MD"/>
         </w:rPr>
         <w:t>Неха́й піднесе́ться моли́тва моя́,* мов кади́ло пе́ред Тобо́ю;* підно́шення рук мої́х,* як же́ртва вечі́рня.* Ви́слухай мене́, Го́споди.</w:t>
       </w:r>
@@ -2710,6 +2751,7 @@
           <w:rFonts w:ascii="Times New Roman" w:eastAsia="Times New Roman" w:hAnsi="Times New Roman" w:cs="Times New Roman"/>
           <w:sz w:val="24"/>
           <w:szCs w:val="24"/>
+          <w:lang w:val="ru-MD"/>
         </w:rPr>
       </w:pPr>
       <w:sdt>
@@ -2724,6 +2766,7 @@
               <w:rFonts w:ascii="Arial Unicode MS" w:eastAsia="Arial Unicode MS" w:hAnsi="Arial Unicode MS" w:cs="Arial Unicode MS"/>
               <w:sz w:val="24"/>
               <w:szCs w:val="24"/>
+              <w:lang w:val="ru-MD"/>
             </w:rPr>
             <w:t>Поста́в, Го́споди, мої́м уста́м сторо́жу;* до двере́й губ мої́х − ва́рту!</w:t>
           </w:r>
@@ -3376,6 +3419,7 @@
           <w:rFonts w:ascii="Times New Roman" w:eastAsia="Times New Roman" w:hAnsi="Times New Roman" w:cs="Times New Roman"/>
           <w:sz w:val="24"/>
           <w:szCs w:val="24"/>
+          <w:lang w:val="ru-MD"/>
         </w:rPr>
       </w:pPr>
       <w:r>
@@ -3385,6 +3429,7 @@
           <w:color w:val="FF0000"/>
           <w:sz w:val="24"/>
           <w:szCs w:val="24"/>
+          <w:lang w:val="ru-MD"/>
         </w:rPr>
         <w:t>Стих:</w:t>
       </w:r>
@@ -3394,6 +3439,7 @@
           <w:i/>
           <w:sz w:val="24"/>
           <w:szCs w:val="24"/>
+          <w:lang w:val="ru-MD"/>
         </w:rPr>
         <w:t xml:space="preserve"> </w:t>
       </w:r>
@@ -3403,6 +3449,7 @@
           <w:sz w:val="24"/>
           <w:szCs w:val="24"/>
           <w:u w:val="single"/>
+          <w:lang w:val="ru-MD"/>
         </w:rPr>
         <w:t>Від ра́нньої сторо́жі до но́чі від ра́нньої сторо́жі* неха́й упова́є Ізра́їль на Го́спода.</w:t>
       </w:r>
@@ -3868,6 +3915,7 @@
           <w:i/>
           <w:color w:val="FF0000"/>
           <w:sz w:val="24"/>
+          <w:lang w:val="ru-MD"/>
         </w:rPr>
         <w:t>Священник:</w:t>
       </w:r>
@@ -3875,6 +3923,7 @@
         <w:rPr>
           <w:rFonts w:ascii="Times New Roman" w:hAnsi="Times New Roman"/>
           <w:sz w:val="24"/>
+          <w:lang w:val="ru-MD"/>
         </w:rPr>
         <w:t xml:space="preserve"> Мир всім.</w:t>
       </w:r>
@@ -5764,6 +5813,7 @@
           <w:rFonts w:ascii="Times New Roman" w:eastAsia="Times New Roman" w:hAnsi="Times New Roman" w:cs="Times New Roman"/>
           <w:sz w:val="24"/>
           <w:szCs w:val="24"/>
+          <w:lang w:val="ru-MD"/>
         </w:rPr>
       </w:pPr>
       <w:r>
@@ -5773,6 +5823,7 @@
           <w:color w:val="FF0000"/>
           <w:sz w:val="24"/>
           <w:szCs w:val="24"/>
+          <w:lang w:val="ru-MD"/>
         </w:rPr>
         <w:t>Єктенія усильного благання</w:t>
       </w:r>
@@ -5780,480 +5831,358 @@
     <w:p>
       <w:pPr>
         <w:spacing w:after="120" w:line="240" w:lineRule="auto"/>
-        <w:jc w:val="both"/>
-        <w:rPr>
-          <w:rFonts w:ascii="Times New Roman" w:eastAsia="Times New Roman" w:hAnsi="Times New Roman" w:cs="Times New Roman"/>
-          <w:sz w:val="24"/>
-          <w:szCs w:val="24"/>
-        </w:rPr>
-      </w:pPr>
-      <w:r>
-        <w:rPr>
-          <w:rFonts w:ascii="Times New Roman" w:eastAsia="Times New Roman" w:hAnsi="Times New Roman" w:cs="Times New Roman"/>
-          <w:sz w:val="24"/>
-          <w:szCs w:val="24"/>
-        </w:rPr>
-        <w:t>Промовмо всі з усієї душі і з усієї мислі нашої, промовмо.</w:t>
-      </w:r>
-    </w:p>
-    <w:p>
-      <w:pPr>
-        <w:spacing w:after="120" w:line="240" w:lineRule="auto"/>
-        <w:jc w:val="both"/>
-        <w:rPr>
-          <w:rFonts w:ascii="Times New Roman" w:eastAsia="Times New Roman" w:hAnsi="Times New Roman" w:cs="Times New Roman"/>
-          <w:sz w:val="24"/>
-          <w:szCs w:val="24"/>
-          <w:lang w:val="ru-MD"/>
-        </w:rPr>
-      </w:pPr>
-      <w:r>
-        <w:rPr>
-          <w:rFonts w:ascii="Times New Roman" w:eastAsia="Times New Roman" w:hAnsi="Times New Roman" w:cs="Times New Roman"/>
+        <w:rPr>
+          <w:rFonts w:ascii="Times New Roman" w:eastAsia="Times New Roman" w:hAnsi="Times New Roman" w:cs="Times New Roman"/>
+          <w:sz w:val="24"/>
+          <w:szCs w:val="24"/>
+          <w:lang w:val="ru-MD"/>
+        </w:rPr>
+      </w:pPr>
+      <w:r>
+        <w:rPr>
+          <w:rFonts w:ascii="Times New Roman" w:eastAsia="Times New Roman" w:hAnsi="Times New Roman" w:cs="Times New Roman"/>
+          <w:sz w:val="24"/>
+          <w:szCs w:val="24"/>
+          <w:lang w:val="ru-MD"/>
+        </w:rPr>
+        <w:t>Помилуй нас, Боже, з великої милості Твоєї, молимось Тобі, вислухай і помилуй.</w:t>
+      </w:r>
+    </w:p>
+    <w:p>
+      <w:pPr>
+        <w:spacing w:after="120" w:line="240" w:lineRule="auto"/>
+        <w:rPr>
+          <w:rFonts w:ascii="Times New Roman" w:eastAsia="Times New Roman" w:hAnsi="Times New Roman" w:cs="Times New Roman"/>
+          <w:sz w:val="24"/>
+          <w:szCs w:val="24"/>
+          <w:lang w:val="ru-MD"/>
+        </w:rPr>
+      </w:pPr>
+      <w:r>
+        <w:rPr>
+          <w:rFonts w:ascii="Times New Roman" w:eastAsia="Times New Roman" w:hAnsi="Times New Roman" w:cs="Times New Roman"/>
+          <w:i/>
+          <w:color w:val="FF4400"/>
+          <w:sz w:val="24"/>
+          <w:szCs w:val="24"/>
+          <w:lang w:val="ru-MD"/>
+        </w:rPr>
+        <w:t>Вірні:</w:t>
+      </w:r>
+      <w:r>
+        <w:rPr>
+          <w:rFonts w:ascii="Times New Roman" w:eastAsia="Times New Roman" w:hAnsi="Times New Roman" w:cs="Times New Roman"/>
+          <w:sz w:val="24"/>
+          <w:szCs w:val="24"/>
+          <w:lang w:val="ru-MD"/>
+        </w:rPr>
+        <w:t xml:space="preserve"> Го́споди, поми́луй. </w:t>
+      </w:r>
+      <w:r>
+        <w:rPr>
+          <w:rFonts w:ascii="Times New Roman" w:eastAsia="Times New Roman" w:hAnsi="Times New Roman" w:cs="Times New Roman"/>
+          <w:i/>
+          <w:color w:val="FF4400"/>
+          <w:sz w:val="24"/>
+          <w:szCs w:val="24"/>
+          <w:lang w:val="ru-MD"/>
+        </w:rPr>
+        <w:t>(3 р.)</w:t>
+      </w:r>
+    </w:p>
+    <w:p>
+      <w:pPr>
+        <w:spacing w:after="120" w:line="240" w:lineRule="auto"/>
+        <w:rPr>
+          <w:rFonts w:ascii="Times New Roman" w:eastAsia="Times New Roman" w:hAnsi="Times New Roman" w:cs="Times New Roman"/>
+          <w:sz w:val="24"/>
+          <w:szCs w:val="24"/>
+          <w:lang w:val="ru-MD"/>
+        </w:rPr>
+      </w:pPr>
+      <w:r>
+        <w:rPr>
+          <w:rFonts w:ascii="Times New Roman" w:eastAsia="Times New Roman" w:hAnsi="Times New Roman" w:cs="Times New Roman"/>
+          <w:sz w:val="24"/>
+          <w:szCs w:val="24"/>
+          <w:lang w:val="ru-MD"/>
+        </w:rPr>
+        <w:t xml:space="preserve">Ще молимось за святішого вселенського архиєрея Франциска, папу Римського, і за блаженнішого патріярха нашого Святослава, і за преосвященнішого архиєпископа і митрополита нашого кир </w:t>
+      </w:r>
+      <w:r>
+        <w:rPr>
+          <w:rFonts w:ascii="Times New Roman" w:eastAsia="Times New Roman" w:hAnsi="Times New Roman" w:cs="Times New Roman"/>
+          <w:i/>
+          <w:color w:val="FF4400"/>
+          <w:sz w:val="24"/>
+          <w:szCs w:val="24"/>
+          <w:lang w:val="ru-MD"/>
+        </w:rPr>
+        <w:t>ім’я</w:t>
+      </w:r>
+      <w:r>
+        <w:rPr>
+          <w:rFonts w:ascii="Times New Roman" w:eastAsia="Times New Roman" w:hAnsi="Times New Roman" w:cs="Times New Roman"/>
+          <w:i/>
+          <w:sz w:val="24"/>
+          <w:szCs w:val="24"/>
+          <w:lang w:val="ru-MD"/>
+        </w:rPr>
+        <w:t>,</w:t>
+      </w:r>
+      <w:r>
+        <w:rPr>
+          <w:rFonts w:ascii="Times New Roman" w:eastAsia="Times New Roman" w:hAnsi="Times New Roman" w:cs="Times New Roman"/>
+          <w:sz w:val="24"/>
+          <w:szCs w:val="24"/>
+          <w:lang w:val="ru-MD"/>
+        </w:rPr>
+        <w:t xml:space="preserve"> і за боголюбивого єпископа нашого кир </w:t>
+      </w:r>
+      <w:r>
+        <w:rPr>
+          <w:rFonts w:ascii="Times New Roman" w:eastAsia="Times New Roman" w:hAnsi="Times New Roman" w:cs="Times New Roman"/>
+          <w:i/>
+          <w:color w:val="FF4400"/>
+          <w:sz w:val="24"/>
+          <w:szCs w:val="24"/>
+          <w:lang w:val="ru-MD"/>
+        </w:rPr>
+        <w:t>ім’я</w:t>
+      </w:r>
+      <w:r>
+        <w:rPr>
+          <w:rFonts w:ascii="Times New Roman" w:eastAsia="Times New Roman" w:hAnsi="Times New Roman" w:cs="Times New Roman"/>
+          <w:i/>
+          <w:sz w:val="24"/>
+          <w:szCs w:val="24"/>
+          <w:lang w:val="ru-MD"/>
+        </w:rPr>
+        <w:t>,</w:t>
+      </w:r>
+      <w:r>
+        <w:rPr>
+          <w:rFonts w:ascii="Times New Roman" w:eastAsia="Times New Roman" w:hAnsi="Times New Roman" w:cs="Times New Roman"/>
+          <w:sz w:val="24"/>
+          <w:szCs w:val="24"/>
+          <w:lang w:val="ru-MD"/>
+        </w:rPr>
+        <w:t xml:space="preserve"> за тих, що служать і послужили у святім храмі цьому, і за отців наших духовних, і всіх у Христі братів і сестер наших.</w:t>
+      </w:r>
+    </w:p>
+    <w:p>
+      <w:pPr>
+        <w:spacing w:after="120" w:line="240" w:lineRule="auto"/>
+        <w:rPr>
+          <w:rFonts w:ascii="Times New Roman" w:eastAsia="Times New Roman" w:hAnsi="Times New Roman" w:cs="Times New Roman"/>
+          <w:sz w:val="24"/>
+          <w:szCs w:val="24"/>
+          <w:lang w:val="ru-MD"/>
+        </w:rPr>
+      </w:pPr>
+      <w:r>
+        <w:rPr>
+          <w:rFonts w:ascii="Times New Roman" w:eastAsia="Times New Roman" w:hAnsi="Times New Roman" w:cs="Times New Roman"/>
+          <w:i/>
+          <w:color w:val="FF4400"/>
+          <w:sz w:val="24"/>
+          <w:szCs w:val="24"/>
+          <w:lang w:val="ru-MD"/>
+        </w:rPr>
+        <w:t>Вірні:</w:t>
+      </w:r>
+      <w:r>
+        <w:rPr>
+          <w:rFonts w:ascii="Times New Roman" w:eastAsia="Times New Roman" w:hAnsi="Times New Roman" w:cs="Times New Roman"/>
+          <w:sz w:val="24"/>
+          <w:szCs w:val="24"/>
+          <w:lang w:val="ru-MD"/>
+        </w:rPr>
+        <w:t xml:space="preserve"> Го́споди, поми́луй. </w:t>
+      </w:r>
+      <w:r>
+        <w:rPr>
+          <w:rFonts w:ascii="Times New Roman" w:eastAsia="Times New Roman" w:hAnsi="Times New Roman" w:cs="Times New Roman"/>
+          <w:i/>
+          <w:color w:val="FF4400"/>
+          <w:sz w:val="24"/>
+          <w:szCs w:val="24"/>
+          <w:lang w:val="ru-MD"/>
+        </w:rPr>
+        <w:t>(3 р.)</w:t>
+      </w:r>
+    </w:p>
+    <w:p>
+      <w:pPr>
+        <w:spacing w:after="120" w:line="240" w:lineRule="auto"/>
+        <w:rPr>
+          <w:rFonts w:ascii="Times New Roman" w:eastAsia="Times New Roman" w:hAnsi="Times New Roman" w:cs="Times New Roman"/>
+          <w:sz w:val="24"/>
+          <w:szCs w:val="24"/>
+          <w:lang w:val="ru-MD"/>
+        </w:rPr>
+      </w:pPr>
+      <w:r>
+        <w:rPr>
+          <w:rFonts w:ascii="Times New Roman" w:eastAsia="Times New Roman" w:hAnsi="Times New Roman" w:cs="Times New Roman"/>
+          <w:sz w:val="24"/>
+          <w:szCs w:val="24"/>
+          <w:lang w:val="ru-MD"/>
+        </w:rPr>
+        <w:t>Ще молимось за Богом бережений народ наш, за правління і за все військо.</w:t>
+      </w:r>
+    </w:p>
+    <w:p>
+      <w:pPr>
+        <w:spacing w:after="120" w:line="240" w:lineRule="auto"/>
+        <w:rPr>
+          <w:rFonts w:ascii="Times New Roman" w:eastAsia="Times New Roman" w:hAnsi="Times New Roman" w:cs="Times New Roman"/>
+          <w:sz w:val="24"/>
+          <w:szCs w:val="24"/>
+          <w:lang w:val="ru-MD"/>
+        </w:rPr>
+      </w:pPr>
+      <w:r>
+        <w:rPr>
+          <w:rFonts w:ascii="Times New Roman" w:eastAsia="Times New Roman" w:hAnsi="Times New Roman" w:cs="Times New Roman"/>
+          <w:i/>
+          <w:color w:val="FF4400"/>
+          <w:sz w:val="24"/>
+          <w:szCs w:val="24"/>
+          <w:lang w:val="ru-MD"/>
+        </w:rPr>
+        <w:t>Вірні:</w:t>
+      </w:r>
+      <w:r>
+        <w:rPr>
+          <w:rFonts w:ascii="Times New Roman" w:eastAsia="Times New Roman" w:hAnsi="Times New Roman" w:cs="Times New Roman"/>
+          <w:sz w:val="24"/>
+          <w:szCs w:val="24"/>
+          <w:lang w:val="ru-MD"/>
+        </w:rPr>
+        <w:t xml:space="preserve"> Го́споди, поми́луй. </w:t>
+      </w:r>
+      <w:r>
+        <w:rPr>
+          <w:rFonts w:ascii="Times New Roman" w:eastAsia="Times New Roman" w:hAnsi="Times New Roman" w:cs="Times New Roman"/>
+          <w:i/>
+          <w:color w:val="FF4400"/>
+          <w:sz w:val="24"/>
+          <w:szCs w:val="24"/>
+          <w:lang w:val="ru-MD"/>
+        </w:rPr>
+        <w:t>(3 р.)</w:t>
+      </w:r>
+    </w:p>
+    <w:p>
+      <w:pPr>
+        <w:spacing w:after="120" w:line="240" w:lineRule="auto"/>
+        <w:rPr>
+          <w:rFonts w:ascii="Times New Roman" w:eastAsia="Times New Roman" w:hAnsi="Times New Roman" w:cs="Times New Roman"/>
+          <w:sz w:val="24"/>
+          <w:szCs w:val="24"/>
+          <w:lang w:val="ru-MD"/>
+        </w:rPr>
+      </w:pPr>
+      <w:r>
+        <w:rPr>
+          <w:rFonts w:ascii="Times New Roman" w:eastAsia="Times New Roman" w:hAnsi="Times New Roman" w:cs="Times New Roman"/>
+          <w:sz w:val="24"/>
+          <w:szCs w:val="24"/>
+          <w:lang w:val="ru-MD"/>
+        </w:rPr>
+        <w:t>Ще молимось за тут присутніх людей, що очікують від Тебе великої і багатої милости, за тих, що творять нам милостиню, і за всіх православних християн.</w:t>
+      </w:r>
+    </w:p>
+    <w:p>
+      <w:pPr>
+        <w:spacing w:after="120" w:line="240" w:lineRule="auto"/>
+        <w:rPr>
+          <w:rFonts w:ascii="Times New Roman" w:eastAsia="Times New Roman" w:hAnsi="Times New Roman" w:cs="Times New Roman"/>
+          <w:sz w:val="24"/>
+          <w:szCs w:val="24"/>
+          <w:lang w:val="ru-MD"/>
+        </w:rPr>
+      </w:pPr>
+      <w:r>
+        <w:rPr>
+          <w:rFonts w:ascii="Times New Roman" w:eastAsia="Times New Roman" w:hAnsi="Times New Roman" w:cs="Times New Roman"/>
+          <w:i/>
+          <w:color w:val="FF4400"/>
+          <w:sz w:val="24"/>
+          <w:szCs w:val="24"/>
+          <w:lang w:val="ru-MD"/>
+        </w:rPr>
+        <w:t>Вірні:</w:t>
+      </w:r>
+      <w:r>
+        <w:rPr>
+          <w:rFonts w:ascii="Times New Roman" w:eastAsia="Times New Roman" w:hAnsi="Times New Roman" w:cs="Times New Roman"/>
+          <w:sz w:val="24"/>
+          <w:szCs w:val="24"/>
+          <w:lang w:val="ru-MD"/>
+        </w:rPr>
+        <w:t xml:space="preserve"> Го́споди, поми́луй. </w:t>
+      </w:r>
+      <w:r>
+        <w:rPr>
+          <w:rFonts w:ascii="Times New Roman" w:eastAsia="Times New Roman" w:hAnsi="Times New Roman" w:cs="Times New Roman"/>
+          <w:i/>
+          <w:color w:val="FF4400"/>
+          <w:sz w:val="24"/>
+          <w:szCs w:val="24"/>
+          <w:lang w:val="ru-MD"/>
+        </w:rPr>
+        <w:t>(3 р.)</w:t>
+      </w:r>
+    </w:p>
+    <w:p>
+      <w:pPr>
+        <w:spacing w:after="120" w:line="240" w:lineRule="auto"/>
+        <w:jc w:val="both"/>
+        <w:rPr>
+          <w:rFonts w:ascii="Times New Roman" w:eastAsia="Times New Roman" w:hAnsi="Times New Roman" w:cs="Times New Roman"/>
+          <w:sz w:val="24"/>
+          <w:szCs w:val="24"/>
+          <w:lang w:val="ru-MD"/>
+        </w:rPr>
+      </w:pPr>
+      <w:r>
+        <w:rPr>
+          <w:rFonts w:ascii="Times New Roman" w:eastAsia="Times New Roman" w:hAnsi="Times New Roman" w:cs="Times New Roman"/>
+          <w:sz w:val="24"/>
+          <w:szCs w:val="24"/>
+          <w:u w:val="single"/>
+          <w:lang w:val="ru-MD"/>
+        </w:rPr>
+        <w:t>[Господи, Боже наш! Згадай нас грішних і недостойних слуг твоїх, коли призиваємо святе ім'я твоє, і не осороми нас, коли очікуємо милости твоєї, але вислухай, Господи, усі наші спасенні прохання, і вчини нас достойними любити і боятися тебе від усього серця нашого і творити в усьому волю твою.]</w:t>
+      </w:r>
+    </w:p>
+    <w:p>
+      <w:pPr>
+        <w:spacing w:after="120" w:line="240" w:lineRule="auto"/>
+        <w:rPr>
+          <w:rFonts w:ascii="Times New Roman" w:eastAsia="Times New Roman" w:hAnsi="Times New Roman" w:cs="Times New Roman"/>
+          <w:sz w:val="24"/>
+          <w:szCs w:val="24"/>
+          <w:lang w:val="ru-MD"/>
+        </w:rPr>
+      </w:pPr>
+      <w:r>
+        <w:rPr>
+          <w:rFonts w:ascii="Times New Roman" w:hAnsi="Times New Roman"/>
           <w:i/>
           <w:color w:val="FF0000"/>
           <w:sz w:val="24"/>
-          <w:szCs w:val="24"/>
-          <w:lang w:val="ru-MD"/>
-        </w:rPr>
-        <w:t>Вірні:</w:t>
-      </w:r>
-      <w:r>
-        <w:rPr>
-          <w:rFonts w:ascii="Times New Roman" w:eastAsia="Times New Roman" w:hAnsi="Times New Roman" w:cs="Times New Roman"/>
-          <w:color w:val="FF0000"/>
-          <w:sz w:val="24"/>
-          <w:szCs w:val="24"/>
-          <w:lang w:val="ru-MD"/>
-        </w:rPr>
-        <w:t xml:space="preserve"> </w:t>
-      </w:r>
-      <w:r>
-        <w:rPr>
-          <w:rFonts w:ascii="Times New Roman" w:eastAsia="Times New Roman" w:hAnsi="Times New Roman" w:cs="Times New Roman"/>
-          <w:sz w:val="24"/>
-          <w:szCs w:val="24"/>
-          <w:lang w:val="ru-MD"/>
-        </w:rPr>
-        <w:t>Господи, помилуй.</w:t>
-      </w:r>
-    </w:p>
-    <w:p>
-      <w:pPr>
-        <w:spacing w:after="120" w:line="240" w:lineRule="auto"/>
-        <w:jc w:val="both"/>
-        <w:rPr>
-          <w:rFonts w:ascii="Times New Roman" w:eastAsia="Times New Roman" w:hAnsi="Times New Roman" w:cs="Times New Roman"/>
-          <w:sz w:val="24"/>
-          <w:szCs w:val="24"/>
-          <w:lang w:val="ru-MD"/>
-        </w:rPr>
-      </w:pPr>
-      <w:r>
-        <w:rPr>
-          <w:rFonts w:ascii="Times New Roman" w:eastAsia="Times New Roman" w:hAnsi="Times New Roman" w:cs="Times New Roman"/>
-          <w:sz w:val="24"/>
-          <w:szCs w:val="24"/>
-          <w:lang w:val="ru-MD"/>
-        </w:rPr>
-        <w:t>Господи, Вседержителю, Боже отців наших, молимось тобі, вислухай і помилуй.</w:t>
-      </w:r>
-    </w:p>
-    <w:p>
-      <w:pPr>
-        <w:spacing w:after="120" w:line="240" w:lineRule="auto"/>
-        <w:jc w:val="both"/>
-        <w:rPr>
-          <w:rFonts w:ascii="Times New Roman" w:eastAsia="Times New Roman" w:hAnsi="Times New Roman" w:cs="Times New Roman"/>
-          <w:sz w:val="24"/>
-          <w:szCs w:val="24"/>
-          <w:lang w:val="ru-MD"/>
-        </w:rPr>
-      </w:pPr>
-      <w:r>
-        <w:rPr>
-          <w:rFonts w:ascii="Times New Roman" w:eastAsia="Times New Roman" w:hAnsi="Times New Roman" w:cs="Times New Roman"/>
-          <w:i/>
-          <w:color w:val="FF0000"/>
-          <w:sz w:val="24"/>
-          <w:szCs w:val="24"/>
-          <w:lang w:val="ru-MD"/>
-        </w:rPr>
-        <w:t>Вірні:</w:t>
-      </w:r>
-      <w:r>
-        <w:rPr>
-          <w:rFonts w:ascii="Times New Roman" w:eastAsia="Times New Roman" w:hAnsi="Times New Roman" w:cs="Times New Roman"/>
-          <w:color w:val="FF0000"/>
-          <w:sz w:val="24"/>
-          <w:szCs w:val="24"/>
-          <w:lang w:val="ru-MD"/>
-        </w:rPr>
-        <w:t xml:space="preserve"> </w:t>
-      </w:r>
-      <w:r>
-        <w:rPr>
-          <w:rFonts w:ascii="Times New Roman" w:eastAsia="Times New Roman" w:hAnsi="Times New Roman" w:cs="Times New Roman"/>
-          <w:sz w:val="24"/>
-          <w:szCs w:val="24"/>
-          <w:lang w:val="ru-MD"/>
-        </w:rPr>
-        <w:t>Господи, помилуй.</w:t>
-      </w:r>
-    </w:p>
-    <w:p>
-      <w:pPr>
-        <w:spacing w:after="120" w:line="240" w:lineRule="auto"/>
-        <w:rPr>
-          <w:rFonts w:ascii="Times New Roman" w:eastAsia="Times New Roman" w:hAnsi="Times New Roman" w:cs="Times New Roman"/>
-          <w:sz w:val="24"/>
-          <w:szCs w:val="24"/>
-          <w:lang w:val="ru-MD"/>
-        </w:rPr>
-      </w:pPr>
-      <w:r>
-        <w:rPr>
-          <w:rFonts w:ascii="Times New Roman" w:eastAsia="Times New Roman" w:hAnsi="Times New Roman" w:cs="Times New Roman"/>
-          <w:sz w:val="24"/>
-          <w:szCs w:val="24"/>
-          <w:lang w:val="ru-MD"/>
-        </w:rPr>
-        <w:t>Помилуй нас, Боже, з великої милості Твоєї, молимось Тобі, вислухай і помилуй.</w:t>
-      </w:r>
-    </w:p>
-    <w:p>
-      <w:pPr>
-        <w:spacing w:after="120" w:line="240" w:lineRule="auto"/>
-        <w:rPr>
-          <w:rFonts w:ascii="Times New Roman" w:eastAsia="Times New Roman" w:hAnsi="Times New Roman" w:cs="Times New Roman"/>
-          <w:sz w:val="24"/>
-          <w:szCs w:val="24"/>
-          <w:lang w:val="ru-MD"/>
-        </w:rPr>
-      </w:pPr>
-      <w:r>
-        <w:rPr>
-          <w:rFonts w:ascii="Times New Roman" w:eastAsia="Times New Roman" w:hAnsi="Times New Roman" w:cs="Times New Roman"/>
-          <w:i/>
-          <w:color w:val="FF4400"/>
-          <w:sz w:val="24"/>
-          <w:szCs w:val="24"/>
-          <w:lang w:val="ru-MD"/>
-        </w:rPr>
-        <w:t>Вірні:</w:t>
-      </w:r>
-      <w:r>
-        <w:rPr>
-          <w:rFonts w:ascii="Times New Roman" w:eastAsia="Times New Roman" w:hAnsi="Times New Roman" w:cs="Times New Roman"/>
-          <w:sz w:val="24"/>
-          <w:szCs w:val="24"/>
-          <w:lang w:val="ru-MD"/>
-        </w:rPr>
-        <w:t xml:space="preserve"> Го́споди, поми́луй. </w:t>
-      </w:r>
-      <w:r>
-        <w:rPr>
-          <w:rFonts w:ascii="Times New Roman" w:eastAsia="Times New Roman" w:hAnsi="Times New Roman" w:cs="Times New Roman"/>
-          <w:i/>
-          <w:color w:val="FF4400"/>
-          <w:sz w:val="24"/>
-          <w:szCs w:val="24"/>
-          <w:lang w:val="ru-MD"/>
-        </w:rPr>
-        <w:t>(3 р.)</w:t>
-      </w:r>
-    </w:p>
-    <w:p>
-      <w:pPr>
-        <w:spacing w:after="120" w:line="240" w:lineRule="auto"/>
-        <w:rPr>
-          <w:rFonts w:ascii="Times New Roman" w:eastAsia="Times New Roman" w:hAnsi="Times New Roman" w:cs="Times New Roman"/>
-          <w:sz w:val="24"/>
-          <w:szCs w:val="24"/>
-          <w:lang w:val="ru-MD"/>
-        </w:rPr>
-      </w:pPr>
-      <w:r>
-        <w:rPr>
-          <w:rFonts w:ascii="Times New Roman" w:eastAsia="Times New Roman" w:hAnsi="Times New Roman" w:cs="Times New Roman"/>
-          <w:sz w:val="24"/>
-          <w:szCs w:val="24"/>
-          <w:lang w:val="ru-MD"/>
-        </w:rPr>
-        <w:t xml:space="preserve">Ще молимось за святішого вселенського архиєрея Франциска, папу Римського, і за блаженнішого патріярха нашого Святослава, і за преосвященнішого архиєпископа і митрополита нашого кир </w:t>
-      </w:r>
-      <w:r>
-        <w:rPr>
-          <w:rFonts w:ascii="Times New Roman" w:eastAsia="Times New Roman" w:hAnsi="Times New Roman" w:cs="Times New Roman"/>
-          <w:i/>
-          <w:color w:val="FF4400"/>
-          <w:sz w:val="24"/>
-          <w:szCs w:val="24"/>
-          <w:lang w:val="ru-MD"/>
-        </w:rPr>
-        <w:t>ім’я</w:t>
-      </w:r>
-      <w:r>
-        <w:rPr>
-          <w:rFonts w:ascii="Times New Roman" w:eastAsia="Times New Roman" w:hAnsi="Times New Roman" w:cs="Times New Roman"/>
-          <w:i/>
-          <w:sz w:val="24"/>
-          <w:szCs w:val="24"/>
-          <w:lang w:val="ru-MD"/>
-        </w:rPr>
-        <w:t>,</w:t>
-      </w:r>
-      <w:r>
-        <w:rPr>
-          <w:rFonts w:ascii="Times New Roman" w:eastAsia="Times New Roman" w:hAnsi="Times New Roman" w:cs="Times New Roman"/>
-          <w:sz w:val="24"/>
-          <w:szCs w:val="24"/>
-          <w:lang w:val="ru-MD"/>
-        </w:rPr>
-        <w:t xml:space="preserve"> і за боголюбивого єпископа нашого кир </w:t>
-      </w:r>
-      <w:r>
-        <w:rPr>
-          <w:rFonts w:ascii="Times New Roman" w:eastAsia="Times New Roman" w:hAnsi="Times New Roman" w:cs="Times New Roman"/>
-          <w:i/>
-          <w:color w:val="FF4400"/>
-          <w:sz w:val="24"/>
-          <w:szCs w:val="24"/>
-          <w:lang w:val="ru-MD"/>
-        </w:rPr>
-        <w:t>ім’я</w:t>
-      </w:r>
-      <w:r>
-        <w:rPr>
-          <w:rFonts w:ascii="Times New Roman" w:eastAsia="Times New Roman" w:hAnsi="Times New Roman" w:cs="Times New Roman"/>
-          <w:i/>
-          <w:sz w:val="24"/>
-          <w:szCs w:val="24"/>
-          <w:lang w:val="ru-MD"/>
-        </w:rPr>
-        <w:t>,</w:t>
-      </w:r>
-      <w:r>
-        <w:rPr>
-          <w:rFonts w:ascii="Times New Roman" w:eastAsia="Times New Roman" w:hAnsi="Times New Roman" w:cs="Times New Roman"/>
-          <w:sz w:val="24"/>
-          <w:szCs w:val="24"/>
-          <w:lang w:val="ru-MD"/>
-        </w:rPr>
-        <w:t xml:space="preserve"> за тих, що служать і послужили у святім храмі цьому, і за отців наших духовних, і всіх у Христі братів і сестер наших.</w:t>
-      </w:r>
-    </w:p>
-    <w:p>
-      <w:pPr>
-        <w:spacing w:after="120" w:line="240" w:lineRule="auto"/>
-        <w:rPr>
-          <w:rFonts w:ascii="Times New Roman" w:eastAsia="Times New Roman" w:hAnsi="Times New Roman" w:cs="Times New Roman"/>
-          <w:sz w:val="24"/>
-          <w:szCs w:val="24"/>
-          <w:lang w:val="ru-MD"/>
-        </w:rPr>
-      </w:pPr>
-      <w:r>
-        <w:rPr>
-          <w:rFonts w:ascii="Times New Roman" w:eastAsia="Times New Roman" w:hAnsi="Times New Roman" w:cs="Times New Roman"/>
-          <w:i/>
-          <w:color w:val="FF4400"/>
-          <w:sz w:val="24"/>
-          <w:szCs w:val="24"/>
-          <w:lang w:val="ru-MD"/>
-        </w:rPr>
-        <w:t>Вірні:</w:t>
-      </w:r>
-      <w:r>
-        <w:rPr>
-          <w:rFonts w:ascii="Times New Roman" w:eastAsia="Times New Roman" w:hAnsi="Times New Roman" w:cs="Times New Roman"/>
-          <w:sz w:val="24"/>
-          <w:szCs w:val="24"/>
-          <w:lang w:val="ru-MD"/>
-        </w:rPr>
-        <w:t xml:space="preserve"> Го́споди, поми́луй. </w:t>
-      </w:r>
-      <w:r>
-        <w:rPr>
-          <w:rFonts w:ascii="Times New Roman" w:eastAsia="Times New Roman" w:hAnsi="Times New Roman" w:cs="Times New Roman"/>
-          <w:i/>
-          <w:color w:val="FF4400"/>
-          <w:sz w:val="24"/>
-          <w:szCs w:val="24"/>
-          <w:lang w:val="ru-MD"/>
-        </w:rPr>
-        <w:t>(3 р.)</w:t>
-      </w:r>
-    </w:p>
-    <w:p>
-      <w:pPr>
-        <w:spacing w:after="120" w:line="240" w:lineRule="auto"/>
-        <w:rPr>
-          <w:rFonts w:ascii="Times New Roman" w:eastAsia="Times New Roman" w:hAnsi="Times New Roman" w:cs="Times New Roman"/>
-          <w:sz w:val="24"/>
-          <w:szCs w:val="24"/>
-          <w:lang w:val="ru-MD"/>
-        </w:rPr>
-      </w:pPr>
-      <w:r>
-        <w:rPr>
-          <w:rFonts w:ascii="Times New Roman" w:eastAsia="Times New Roman" w:hAnsi="Times New Roman" w:cs="Times New Roman"/>
-          <w:sz w:val="24"/>
-          <w:szCs w:val="24"/>
-          <w:lang w:val="ru-MD"/>
-        </w:rPr>
-        <w:t>Ще молимось за Богом бережений народ наш, за правління і за все військо.</w:t>
-      </w:r>
-    </w:p>
-    <w:p>
-      <w:pPr>
-        <w:spacing w:after="120" w:line="240" w:lineRule="auto"/>
-        <w:rPr>
-          <w:rFonts w:ascii="Times New Roman" w:eastAsia="Times New Roman" w:hAnsi="Times New Roman" w:cs="Times New Roman"/>
-          <w:sz w:val="24"/>
-          <w:szCs w:val="24"/>
-          <w:lang w:val="ru-MD"/>
-        </w:rPr>
-      </w:pPr>
-      <w:r>
-        <w:rPr>
-          <w:rFonts w:ascii="Times New Roman" w:eastAsia="Times New Roman" w:hAnsi="Times New Roman" w:cs="Times New Roman"/>
-          <w:i/>
-          <w:color w:val="FF4400"/>
-          <w:sz w:val="24"/>
-          <w:szCs w:val="24"/>
-          <w:lang w:val="ru-MD"/>
-        </w:rPr>
-        <w:t>Вірні:</w:t>
-      </w:r>
-      <w:r>
-        <w:rPr>
-          <w:rFonts w:ascii="Times New Roman" w:eastAsia="Times New Roman" w:hAnsi="Times New Roman" w:cs="Times New Roman"/>
-          <w:sz w:val="24"/>
-          <w:szCs w:val="24"/>
-          <w:lang w:val="ru-MD"/>
-        </w:rPr>
-        <w:t xml:space="preserve"> Го́споди, поми́луй. </w:t>
-      </w:r>
-      <w:r>
-        <w:rPr>
-          <w:rFonts w:ascii="Times New Roman" w:eastAsia="Times New Roman" w:hAnsi="Times New Roman" w:cs="Times New Roman"/>
-          <w:i/>
-          <w:color w:val="FF4400"/>
-          <w:sz w:val="24"/>
-          <w:szCs w:val="24"/>
-          <w:lang w:val="ru-MD"/>
-        </w:rPr>
-        <w:t>(3 р.)</w:t>
-      </w:r>
-    </w:p>
-    <w:p>
-      <w:pPr>
-        <w:spacing w:after="120" w:line="240" w:lineRule="auto"/>
-        <w:rPr>
-          <w:rFonts w:ascii="Times New Roman" w:eastAsia="Times New Roman" w:hAnsi="Times New Roman" w:cs="Times New Roman"/>
-          <w:sz w:val="24"/>
-          <w:szCs w:val="24"/>
-          <w:lang w:val="ru-MD"/>
-        </w:rPr>
-      </w:pPr>
-      <w:r>
-        <w:rPr>
-          <w:rFonts w:ascii="Times New Roman" w:eastAsia="Times New Roman" w:hAnsi="Times New Roman" w:cs="Times New Roman"/>
-          <w:sz w:val="24"/>
-          <w:szCs w:val="24"/>
-          <w:lang w:val="ru-MD"/>
-        </w:rPr>
-        <w:t>Ще молимось за тут присутніх людей, що очікують від Тебе великої і багатої милости, за тих, що творять нам милостиню, і за всіх православних християн.</w:t>
-      </w:r>
-    </w:p>
-    <w:p>
-      <w:pPr>
-        <w:spacing w:after="120" w:line="240" w:lineRule="auto"/>
-        <w:rPr>
-          <w:rFonts w:ascii="Times New Roman" w:eastAsia="Times New Roman" w:hAnsi="Times New Roman" w:cs="Times New Roman"/>
-          <w:sz w:val="24"/>
-          <w:szCs w:val="24"/>
-          <w:lang w:val="ru-MD"/>
-        </w:rPr>
-      </w:pPr>
-      <w:r>
-        <w:rPr>
-          <w:rFonts w:ascii="Times New Roman" w:eastAsia="Times New Roman" w:hAnsi="Times New Roman" w:cs="Times New Roman"/>
-          <w:i/>
-          <w:color w:val="FF4400"/>
-          <w:sz w:val="24"/>
-          <w:szCs w:val="24"/>
-          <w:lang w:val="ru-MD"/>
-        </w:rPr>
-        <w:t>Вірні:</w:t>
-      </w:r>
-      <w:r>
-        <w:rPr>
-          <w:rFonts w:ascii="Times New Roman" w:eastAsia="Times New Roman" w:hAnsi="Times New Roman" w:cs="Times New Roman"/>
-          <w:sz w:val="24"/>
-          <w:szCs w:val="24"/>
-          <w:lang w:val="ru-MD"/>
-        </w:rPr>
-        <w:t xml:space="preserve"> Го́споди, поми́луй. </w:t>
-      </w:r>
-      <w:r>
-        <w:rPr>
-          <w:rFonts w:ascii="Times New Roman" w:eastAsia="Times New Roman" w:hAnsi="Times New Roman" w:cs="Times New Roman"/>
-          <w:i/>
-          <w:color w:val="FF4400"/>
-          <w:sz w:val="24"/>
-          <w:szCs w:val="24"/>
-          <w:lang w:val="ru-MD"/>
-        </w:rPr>
-        <w:t>(3 р.)</w:t>
-      </w:r>
-    </w:p>
-    <w:p>
-      <w:pPr>
-        <w:spacing w:after="120" w:line="240" w:lineRule="auto"/>
-        <w:jc w:val="both"/>
-        <w:rPr>
-          <w:rFonts w:ascii="Times New Roman" w:eastAsia="Times New Roman" w:hAnsi="Times New Roman" w:cs="Times New Roman"/>
-          <w:sz w:val="24"/>
-          <w:szCs w:val="24"/>
-          <w:lang w:val="ru-MD"/>
-        </w:rPr>
-      </w:pPr>
-      <w:r>
-        <w:rPr>
-          <w:rFonts w:ascii="Times New Roman" w:eastAsia="Times New Roman" w:hAnsi="Times New Roman" w:cs="Times New Roman"/>
-          <w:sz w:val="24"/>
-          <w:szCs w:val="24"/>
-          <w:u w:val="single"/>
-          <w:lang w:val="ru-MD"/>
-        </w:rPr>
-        <w:t>[Господи, Боже наш! Згадай нас грішних і недостойних слуг твоїх, коли призиваємо святе ім'я твоє, і не осороми нас, коли очікуємо милости твоєї, але вислухай, Господи, усі наші спасенні прохання, і вчини нас достойними любити і боятися тебе від усього серця нашого і творити в усьому волю твою.]</w:t>
-      </w:r>
-    </w:p>
-    <w:p>
-      <w:pPr>
-        <w:spacing w:after="120" w:line="240" w:lineRule="auto"/>
-        <w:rPr>
-          <w:rFonts w:ascii="Times New Roman" w:eastAsia="Times New Roman" w:hAnsi="Times New Roman" w:cs="Times New Roman"/>
-          <w:sz w:val="24"/>
-          <w:szCs w:val="24"/>
-          <w:lang w:val="ru-MD"/>
-        </w:rPr>
-      </w:pPr>
+          <w:lang w:val="ru-MD"/>
+        </w:rPr>
+        <w:t>Священник:</w:t>
+      </w:r>
       <w:r>
         <w:rPr>
           <w:rFonts w:ascii="Times New Roman" w:hAnsi="Times New Roman"/>
-          <w:i/>
-          <w:color w:val="FF0000"/>
-          <w:sz w:val="24"/>
-        </w:rPr>
-        <w:t>Священник:</w:t>
-      </w:r>
-      <w:r>
-        <w:rPr>
-          <w:rFonts w:ascii="Times New Roman" w:hAnsi="Times New Roman"/>
-          <w:sz w:val="24"/>
+          <w:sz w:val="24"/>
+          <w:lang w:val="ru-MD"/>
         </w:rPr>
         <w:t xml:space="preserve"> Бо милостивий і людинолюбний Бог єси, і Тобі славу возсилаємо, Отцю, і Сину, і Святому Духові, нині, і повсякчас, і на віки віків.</w:t>
       </w:r>
@@ -6353,6 +6282,7 @@
           <w:szCs w:val="24"/>
           <w:lang w:val="ru-MD"/>
         </w:rPr>
+        <w:lastRenderedPageBreak/>
         <w:t>Вірні:</w:t>
       </w:r>
       <w:r>
@@ -6391,6 +6321,7 @@
           <w:i/>
           <w:color w:val="FF0000"/>
           <w:sz w:val="24"/>
+          <w:lang w:val="ru-MD"/>
         </w:rPr>
         <w:t>Священник:</w:t>
       </w:r>
@@ -6398,6 +6329,7 @@
         <w:rPr>
           <w:rFonts w:ascii="Times New Roman" w:hAnsi="Times New Roman"/>
           <w:sz w:val="24"/>
+          <w:lang w:val="ru-MD"/>
         </w:rPr>
         <w:t xml:space="preserve"> Сла́ва Тобі́, Хри́сте Бо́же, упова́ння на́ше, сла́ва Тобі́!</w:t>
       </w:r>
@@ -6502,7 +6434,14 @@
           <w:rFonts w:ascii="Times New Roman" w:hAnsi="Times New Roman"/>
           <w:sz w:val="24"/>
         </w:rPr>
-        <w:t>, і святих мучеників Мини, Єрмогена і Євграфа, і всіх святих - помилує і спасе нас як благий і людинолюбний.</w:t>
+        <w:t xml:space="preserve">, і святих мучеників Мини, Єрмогена і Євграфа, і всіх святих - помилує і </w:t>
+      </w:r>
+      <w:r>
+        <w:rPr>
+          <w:rFonts w:ascii="Times New Roman" w:hAnsi="Times New Roman"/>
+          <w:sz w:val="24"/>
+        </w:rPr>
+        <w:t>спасе нас як благий і людинолюбний.</w:t>
       </w:r>
     </w:p>
     <w:p>
@@ -6991,29 +6930,526 @@
           <w:szCs w:val="24"/>
           <w:lang w:val="ru-MD"/>
         </w:rPr>
+        <w:t>Воскресни, Господи, спаси мене, мій Боже!* По щелепах вдарив ти всіх ворогів моїх, розторощив зуби злих.</w:t>
+      </w:r>
+    </w:p>
+    <w:p>
+      <w:pPr>
+        <w:spacing w:after="120" w:line="240" w:lineRule="auto"/>
+        <w:jc w:val="both"/>
+        <w:rPr>
+          <w:rFonts w:ascii="Times New Roman" w:eastAsia="Times New Roman" w:hAnsi="Times New Roman" w:cs="Times New Roman"/>
+          <w:sz w:val="24"/>
+          <w:szCs w:val="24"/>
+          <w:lang w:val="ru-MD"/>
+        </w:rPr>
+      </w:pPr>
+      <w:r>
+        <w:rPr>
+          <w:rFonts w:ascii="Times New Roman" w:eastAsia="Times New Roman" w:hAnsi="Times New Roman" w:cs="Times New Roman"/>
+          <w:sz w:val="24"/>
+          <w:szCs w:val="24"/>
+          <w:lang w:val="ru-MD"/>
+        </w:rPr>
+        <w:t>У Господа спасіння,* і на твій народ – благословення твоє.</w:t>
+      </w:r>
+    </w:p>
+    <w:p>
+      <w:pPr>
+        <w:spacing w:after="120" w:line="240" w:lineRule="auto"/>
+        <w:jc w:val="center"/>
+        <w:rPr>
+          <w:rFonts w:ascii="Times New Roman" w:eastAsia="Times New Roman" w:hAnsi="Times New Roman" w:cs="Times New Roman"/>
+          <w:sz w:val="24"/>
+          <w:szCs w:val="24"/>
+          <w:lang w:val="ru-MD"/>
+        </w:rPr>
+      </w:pPr>
+      <w:r>
+        <w:rPr>
+          <w:rFonts w:ascii="Times New Roman" w:eastAsia="Times New Roman" w:hAnsi="Times New Roman" w:cs="Times New Roman"/>
+          <w:b/>
+          <w:i/>
+          <w:color w:val="FF0000"/>
+          <w:sz w:val="24"/>
+          <w:szCs w:val="24"/>
+          <w:lang w:val="ru-MD"/>
+        </w:rPr>
+        <w:t xml:space="preserve">Псалом 37 </w:t>
+      </w:r>
+      <w:r>
+        <w:rPr>
+          <w:rFonts w:ascii="Times New Roman" w:eastAsia="Times New Roman" w:hAnsi="Times New Roman" w:cs="Times New Roman"/>
+          <w:i/>
+          <w:color w:val="FF0000"/>
+          <w:sz w:val="24"/>
+          <w:szCs w:val="24"/>
+          <w:lang w:val="ru-MD"/>
+        </w:rPr>
+        <w:t>(У вівторок)</w:t>
+      </w:r>
+    </w:p>
+    <w:p>
+      <w:pPr>
+        <w:spacing w:after="120" w:line="240" w:lineRule="auto"/>
+        <w:jc w:val="both"/>
+        <w:rPr>
+          <w:rFonts w:ascii="Times New Roman" w:eastAsia="Times New Roman" w:hAnsi="Times New Roman" w:cs="Times New Roman"/>
+          <w:sz w:val="24"/>
+          <w:szCs w:val="24"/>
+          <w:lang w:val="ru-MD"/>
+        </w:rPr>
+      </w:pPr>
+      <w:r>
+        <w:rPr>
+          <w:rFonts w:ascii="Times New Roman" w:eastAsia="Times New Roman" w:hAnsi="Times New Roman" w:cs="Times New Roman"/>
+          <w:sz w:val="24"/>
+          <w:szCs w:val="24"/>
+          <w:lang w:val="ru-MD"/>
+        </w:rPr>
+        <w:t>О Господи, не докоряй мені в твоїм гніві,* і не карай мене в твоїм обуренні.</w:t>
+      </w:r>
+    </w:p>
+    <w:p>
+      <w:pPr>
+        <w:spacing w:after="120" w:line="240" w:lineRule="auto"/>
+        <w:jc w:val="both"/>
+        <w:rPr>
+          <w:rFonts w:ascii="Times New Roman" w:eastAsia="Times New Roman" w:hAnsi="Times New Roman" w:cs="Times New Roman"/>
+          <w:sz w:val="24"/>
+          <w:szCs w:val="24"/>
+          <w:lang w:val="ru-MD"/>
+        </w:rPr>
+      </w:pPr>
+      <w:r>
+        <w:rPr>
+          <w:rFonts w:ascii="Times New Roman" w:eastAsia="Times New Roman" w:hAnsi="Times New Roman" w:cs="Times New Roman"/>
+          <w:sz w:val="24"/>
+          <w:szCs w:val="24"/>
+          <w:lang w:val="ru-MD"/>
+        </w:rPr>
         <w:lastRenderedPageBreak/>
-        <w:t>Воскресни, Господи, спаси мене, мій Боже!* По щелепах вдарив ти всіх ворогів моїх, розторощив зуби злих.</w:t>
-      </w:r>
-    </w:p>
-    <w:p>
-      <w:pPr>
-        <w:spacing w:after="120" w:line="240" w:lineRule="auto"/>
-        <w:jc w:val="both"/>
-        <w:rPr>
-          <w:rFonts w:ascii="Times New Roman" w:eastAsia="Times New Roman" w:hAnsi="Times New Roman" w:cs="Times New Roman"/>
-          <w:sz w:val="24"/>
-          <w:szCs w:val="24"/>
-          <w:lang w:val="ru-MD"/>
-        </w:rPr>
-      </w:pPr>
-      <w:r>
-        <w:rPr>
-          <w:rFonts w:ascii="Times New Roman" w:eastAsia="Times New Roman" w:hAnsi="Times New Roman" w:cs="Times New Roman"/>
-          <w:sz w:val="24"/>
-          <w:szCs w:val="24"/>
-          <w:lang w:val="ru-MD"/>
-        </w:rPr>
-        <w:t>У Господа спасіння,* і на твій народ – благословення твоє.</w:t>
+        <w:t>Бо твої стріли мене прошили,* і рука твоя спустилася на мене.</w:t>
+      </w:r>
+    </w:p>
+    <w:p>
+      <w:pPr>
+        <w:spacing w:after="120" w:line="240" w:lineRule="auto"/>
+        <w:jc w:val="both"/>
+        <w:rPr>
+          <w:rFonts w:ascii="Times New Roman" w:eastAsia="Times New Roman" w:hAnsi="Times New Roman" w:cs="Times New Roman"/>
+          <w:sz w:val="24"/>
+          <w:szCs w:val="24"/>
+          <w:lang w:val="ru-MD"/>
+        </w:rPr>
+      </w:pPr>
+      <w:r>
+        <w:rPr>
+          <w:rFonts w:ascii="Times New Roman" w:eastAsia="Times New Roman" w:hAnsi="Times New Roman" w:cs="Times New Roman"/>
+          <w:sz w:val="24"/>
+          <w:szCs w:val="24"/>
+          <w:lang w:val="ru-MD"/>
+        </w:rPr>
+        <w:t>Нема здорового нічого на моїм тілі з-за гніву твого;* немає цілого нічого в моїх костях із-за гріху мого.</w:t>
+      </w:r>
+    </w:p>
+    <w:p>
+      <w:pPr>
+        <w:spacing w:after="120" w:line="240" w:lineRule="auto"/>
+        <w:jc w:val="both"/>
+        <w:rPr>
+          <w:rFonts w:ascii="Times New Roman" w:eastAsia="Times New Roman" w:hAnsi="Times New Roman" w:cs="Times New Roman"/>
+          <w:sz w:val="24"/>
+          <w:szCs w:val="24"/>
+          <w:lang w:val="ru-MD"/>
+        </w:rPr>
+      </w:pPr>
+      <w:r>
+        <w:rPr>
+          <w:rFonts w:ascii="Times New Roman" w:eastAsia="Times New Roman" w:hAnsi="Times New Roman" w:cs="Times New Roman"/>
+          <w:sz w:val="24"/>
+          <w:szCs w:val="24"/>
+          <w:lang w:val="ru-MD"/>
+        </w:rPr>
+        <w:t>Бо мої провини голову мою перевищили,* немов важкий тягар, що тяжить над мою силу.</w:t>
+      </w:r>
+    </w:p>
+    <w:p>
+      <w:pPr>
+        <w:spacing w:after="120" w:line="240" w:lineRule="auto"/>
+        <w:jc w:val="both"/>
+        <w:rPr>
+          <w:rFonts w:ascii="Times New Roman" w:eastAsia="Times New Roman" w:hAnsi="Times New Roman" w:cs="Times New Roman"/>
+          <w:sz w:val="24"/>
+          <w:szCs w:val="24"/>
+          <w:lang w:val="ru-MD"/>
+        </w:rPr>
+      </w:pPr>
+      <w:r>
+        <w:rPr>
+          <w:rFonts w:ascii="Times New Roman" w:eastAsia="Times New Roman" w:hAnsi="Times New Roman" w:cs="Times New Roman"/>
+          <w:sz w:val="24"/>
+          <w:szCs w:val="24"/>
+          <w:lang w:val="ru-MD"/>
+        </w:rPr>
+        <w:t>Смердять, загнивши, мої рани,* задля мого нерозуму.</w:t>
+      </w:r>
+    </w:p>
+    <w:p>
+      <w:pPr>
+        <w:spacing w:after="120" w:line="240" w:lineRule="auto"/>
+        <w:jc w:val="both"/>
+        <w:rPr>
+          <w:rFonts w:ascii="Times New Roman" w:eastAsia="Times New Roman" w:hAnsi="Times New Roman" w:cs="Times New Roman"/>
+          <w:sz w:val="24"/>
+          <w:szCs w:val="24"/>
+          <w:lang w:val="ru-MD"/>
+        </w:rPr>
+      </w:pPr>
+      <w:r>
+        <w:rPr>
+          <w:rFonts w:ascii="Times New Roman" w:eastAsia="Times New Roman" w:hAnsi="Times New Roman" w:cs="Times New Roman"/>
+          <w:sz w:val="24"/>
+          <w:szCs w:val="24"/>
+          <w:lang w:val="ru-MD"/>
+        </w:rPr>
+        <w:t>Принижений, зігнувсь я вельми,* повсякденно сумний ходжу я.</w:t>
+      </w:r>
+    </w:p>
+    <w:p>
+      <w:pPr>
+        <w:spacing w:after="120" w:line="240" w:lineRule="auto"/>
+        <w:jc w:val="both"/>
+        <w:rPr>
+          <w:rFonts w:ascii="Times New Roman" w:eastAsia="Times New Roman" w:hAnsi="Times New Roman" w:cs="Times New Roman"/>
+          <w:sz w:val="24"/>
+          <w:szCs w:val="24"/>
+          <w:lang w:val="ru-MD"/>
+        </w:rPr>
+      </w:pPr>
+      <w:r>
+        <w:rPr>
+          <w:rFonts w:ascii="Times New Roman" w:eastAsia="Times New Roman" w:hAnsi="Times New Roman" w:cs="Times New Roman"/>
+          <w:sz w:val="24"/>
+          <w:szCs w:val="24"/>
+          <w:lang w:val="ru-MD"/>
+        </w:rPr>
+        <w:t>Бо нутро моє повне жару,* і здорового нема нічого на моїм тілі.</w:t>
+      </w:r>
+    </w:p>
+    <w:p>
+      <w:pPr>
+        <w:spacing w:after="120" w:line="240" w:lineRule="auto"/>
+        <w:jc w:val="both"/>
+        <w:rPr>
+          <w:rFonts w:ascii="Times New Roman" w:eastAsia="Times New Roman" w:hAnsi="Times New Roman" w:cs="Times New Roman"/>
+          <w:sz w:val="24"/>
+          <w:szCs w:val="24"/>
+          <w:lang w:val="ru-MD"/>
+        </w:rPr>
+      </w:pPr>
+      <w:r>
+        <w:rPr>
+          <w:rFonts w:ascii="Times New Roman" w:eastAsia="Times New Roman" w:hAnsi="Times New Roman" w:cs="Times New Roman"/>
+          <w:sz w:val="24"/>
+          <w:szCs w:val="24"/>
+          <w:lang w:val="ru-MD"/>
+        </w:rPr>
+        <w:t>Зомлів я, розбитий понад міру,* і скиглю від стогону серця мого.</w:t>
+      </w:r>
+    </w:p>
+    <w:p>
+      <w:pPr>
+        <w:spacing w:after="120" w:line="240" w:lineRule="auto"/>
+        <w:jc w:val="both"/>
+        <w:rPr>
+          <w:rFonts w:ascii="Times New Roman" w:eastAsia="Times New Roman" w:hAnsi="Times New Roman" w:cs="Times New Roman"/>
+          <w:sz w:val="24"/>
+          <w:szCs w:val="24"/>
+          <w:lang w:val="ru-MD"/>
+        </w:rPr>
+      </w:pPr>
+      <w:r>
+        <w:rPr>
+          <w:rFonts w:ascii="Times New Roman" w:eastAsia="Times New Roman" w:hAnsi="Times New Roman" w:cs="Times New Roman"/>
+          <w:sz w:val="24"/>
+          <w:szCs w:val="24"/>
+          <w:lang w:val="ru-MD"/>
+        </w:rPr>
+        <w:t>О Господи, перед тобою все моє бажання,* і стогін мій від тебе не скритий.</w:t>
+      </w:r>
+    </w:p>
+    <w:p>
+      <w:pPr>
+        <w:spacing w:after="120" w:line="240" w:lineRule="auto"/>
+        <w:jc w:val="both"/>
+        <w:rPr>
+          <w:rFonts w:ascii="Times New Roman" w:eastAsia="Times New Roman" w:hAnsi="Times New Roman" w:cs="Times New Roman"/>
+          <w:sz w:val="24"/>
+          <w:szCs w:val="24"/>
+          <w:lang w:val="ru-MD"/>
+        </w:rPr>
+      </w:pPr>
+      <w:r>
+        <w:rPr>
+          <w:rFonts w:ascii="Times New Roman" w:eastAsia="Times New Roman" w:hAnsi="Times New Roman" w:cs="Times New Roman"/>
+          <w:sz w:val="24"/>
+          <w:szCs w:val="24"/>
+          <w:lang w:val="ru-MD"/>
+        </w:rPr>
+        <w:t>Серце моє розколотилось, сила мене полишила,* і навіть очей моїх світло, – і того вже нема в мене.</w:t>
+      </w:r>
+    </w:p>
+    <w:p>
+      <w:pPr>
+        <w:spacing w:after="120" w:line="240" w:lineRule="auto"/>
+        <w:jc w:val="both"/>
+        <w:rPr>
+          <w:rFonts w:ascii="Times New Roman" w:eastAsia="Times New Roman" w:hAnsi="Times New Roman" w:cs="Times New Roman"/>
+          <w:sz w:val="24"/>
+          <w:szCs w:val="24"/>
+          <w:lang w:val="ru-MD"/>
+        </w:rPr>
+      </w:pPr>
+      <w:r>
+        <w:rPr>
+          <w:rFonts w:ascii="Times New Roman" w:eastAsia="Times New Roman" w:hAnsi="Times New Roman" w:cs="Times New Roman"/>
+          <w:sz w:val="24"/>
+          <w:szCs w:val="24"/>
+          <w:lang w:val="ru-MD"/>
+        </w:rPr>
+        <w:t>Друзі мої та приятелі далекі від моєї рани,* і родичі мої стоять оподаль.</w:t>
+      </w:r>
+    </w:p>
+    <w:p>
+      <w:pPr>
+        <w:spacing w:after="120" w:line="240" w:lineRule="auto"/>
+        <w:jc w:val="both"/>
+        <w:rPr>
+          <w:rFonts w:ascii="Times New Roman" w:eastAsia="Times New Roman" w:hAnsi="Times New Roman" w:cs="Times New Roman"/>
+          <w:sz w:val="24"/>
+          <w:szCs w:val="24"/>
+          <w:lang w:val="ru-MD"/>
+        </w:rPr>
+      </w:pPr>
+      <w:r>
+        <w:rPr>
+          <w:rFonts w:ascii="Times New Roman" w:eastAsia="Times New Roman" w:hAnsi="Times New Roman" w:cs="Times New Roman"/>
+          <w:sz w:val="24"/>
+          <w:szCs w:val="24"/>
+          <w:lang w:val="ru-MD"/>
+        </w:rPr>
+        <w:t>І ті, що на моє життя зазіхають, тенета наставляють,* і ті, що бажають мені нещастя, говорять про погибель, увесь час міркують лукаве.</w:t>
+      </w:r>
+    </w:p>
+    <w:p>
+      <w:pPr>
+        <w:spacing w:after="120" w:line="240" w:lineRule="auto"/>
+        <w:jc w:val="both"/>
+        <w:rPr>
+          <w:rFonts w:ascii="Times New Roman" w:eastAsia="Times New Roman" w:hAnsi="Times New Roman" w:cs="Times New Roman"/>
+          <w:sz w:val="24"/>
+          <w:szCs w:val="24"/>
+          <w:lang w:val="ru-MD"/>
+        </w:rPr>
+      </w:pPr>
+      <w:r>
+        <w:rPr>
+          <w:rFonts w:ascii="Times New Roman" w:eastAsia="Times New Roman" w:hAnsi="Times New Roman" w:cs="Times New Roman"/>
+          <w:sz w:val="24"/>
+          <w:szCs w:val="24"/>
+          <w:lang w:val="ru-MD"/>
+        </w:rPr>
+        <w:t>Я, немов глухий, не чую,* і як німий, що уст своїх не відкриває.</w:t>
+      </w:r>
+    </w:p>
+    <w:p>
+      <w:pPr>
+        <w:spacing w:after="120" w:line="240" w:lineRule="auto"/>
+        <w:jc w:val="both"/>
+        <w:rPr>
+          <w:rFonts w:ascii="Times New Roman" w:eastAsia="Times New Roman" w:hAnsi="Times New Roman" w:cs="Times New Roman"/>
+          <w:sz w:val="24"/>
+          <w:szCs w:val="24"/>
+          <w:lang w:val="ru-MD"/>
+        </w:rPr>
+      </w:pPr>
+      <w:r>
+        <w:rPr>
+          <w:rFonts w:ascii="Times New Roman" w:eastAsia="Times New Roman" w:hAnsi="Times New Roman" w:cs="Times New Roman"/>
+          <w:sz w:val="24"/>
+          <w:szCs w:val="24"/>
+          <w:lang w:val="ru-MD"/>
+        </w:rPr>
+        <w:t>Я став, немов людина, що не чує,* в устах якої одвіту немає.</w:t>
+      </w:r>
+    </w:p>
+    <w:p>
+      <w:pPr>
+        <w:spacing w:after="120" w:line="240" w:lineRule="auto"/>
+        <w:jc w:val="both"/>
+        <w:rPr>
+          <w:rFonts w:ascii="Times New Roman" w:eastAsia="Times New Roman" w:hAnsi="Times New Roman" w:cs="Times New Roman"/>
+          <w:sz w:val="24"/>
+          <w:szCs w:val="24"/>
+          <w:lang w:val="ru-MD"/>
+        </w:rPr>
+      </w:pPr>
+      <w:r>
+        <w:rPr>
+          <w:rFonts w:ascii="Times New Roman" w:eastAsia="Times New Roman" w:hAnsi="Times New Roman" w:cs="Times New Roman"/>
+          <w:sz w:val="24"/>
+          <w:szCs w:val="24"/>
+          <w:lang w:val="ru-MD"/>
+        </w:rPr>
+        <w:t>На тебе бо, о Господи, я уповаю,* ти вислухаєш мене, Господи, мій Боже.</w:t>
+      </w:r>
+    </w:p>
+    <w:p>
+      <w:pPr>
+        <w:spacing w:after="120" w:line="240" w:lineRule="auto"/>
+        <w:jc w:val="both"/>
+        <w:rPr>
+          <w:rFonts w:ascii="Times New Roman" w:eastAsia="Times New Roman" w:hAnsi="Times New Roman" w:cs="Times New Roman"/>
+          <w:sz w:val="24"/>
+          <w:szCs w:val="24"/>
+          <w:lang w:val="ru-MD"/>
+        </w:rPr>
+      </w:pPr>
+      <w:r>
+        <w:rPr>
+          <w:rFonts w:ascii="Times New Roman" w:eastAsia="Times New Roman" w:hAnsi="Times New Roman" w:cs="Times New Roman"/>
+          <w:sz w:val="24"/>
+          <w:szCs w:val="24"/>
+          <w:lang w:val="ru-MD"/>
+        </w:rPr>
+        <w:t>Кажу бо: Нехай не втішаються наді мною, як захитається моя нога,* нехай не несуться проти мене.</w:t>
+      </w:r>
+    </w:p>
+    <w:p>
+      <w:pPr>
+        <w:spacing w:after="120" w:line="240" w:lineRule="auto"/>
+        <w:jc w:val="both"/>
+        <w:rPr>
+          <w:rFonts w:ascii="Times New Roman" w:eastAsia="Times New Roman" w:hAnsi="Times New Roman" w:cs="Times New Roman"/>
+          <w:sz w:val="24"/>
+          <w:szCs w:val="24"/>
+          <w:lang w:val="ru-MD"/>
+        </w:rPr>
+      </w:pPr>
+      <w:r>
+        <w:rPr>
+          <w:rFonts w:ascii="Times New Roman" w:eastAsia="Times New Roman" w:hAnsi="Times New Roman" w:cs="Times New Roman"/>
+          <w:sz w:val="24"/>
+          <w:szCs w:val="24"/>
+          <w:lang w:val="ru-MD"/>
+        </w:rPr>
+        <w:t>Я бо ось-ось уже маю впасти,* і біль мій передо мною завжди.</w:t>
+      </w:r>
+    </w:p>
+    <w:p>
+      <w:pPr>
+        <w:spacing w:after="120" w:line="240" w:lineRule="auto"/>
+        <w:jc w:val="both"/>
+        <w:rPr>
+          <w:rFonts w:ascii="Times New Roman" w:eastAsia="Times New Roman" w:hAnsi="Times New Roman" w:cs="Times New Roman"/>
+          <w:sz w:val="24"/>
+          <w:szCs w:val="24"/>
+          <w:lang w:val="ru-MD"/>
+        </w:rPr>
+      </w:pPr>
+      <w:r>
+        <w:rPr>
+          <w:rFonts w:ascii="Times New Roman" w:eastAsia="Times New Roman" w:hAnsi="Times New Roman" w:cs="Times New Roman"/>
+          <w:sz w:val="24"/>
+          <w:szCs w:val="24"/>
+          <w:lang w:val="ru-MD"/>
+        </w:rPr>
+        <w:t>Я бо провину мою визнаю,* і гріхом моїм журюся.</w:t>
+      </w:r>
+    </w:p>
+    <w:p>
+      <w:pPr>
+        <w:spacing w:after="120" w:line="240" w:lineRule="auto"/>
+        <w:jc w:val="both"/>
+        <w:rPr>
+          <w:rFonts w:ascii="Times New Roman" w:eastAsia="Times New Roman" w:hAnsi="Times New Roman" w:cs="Times New Roman"/>
+          <w:sz w:val="24"/>
+          <w:szCs w:val="24"/>
+          <w:lang w:val="ru-MD"/>
+        </w:rPr>
+      </w:pPr>
+      <w:r>
+        <w:rPr>
+          <w:rFonts w:ascii="Times New Roman" w:eastAsia="Times New Roman" w:hAnsi="Times New Roman" w:cs="Times New Roman"/>
+          <w:sz w:val="24"/>
+          <w:szCs w:val="24"/>
+          <w:lang w:val="ru-MD"/>
+        </w:rPr>
+        <w:t>А ті, що без причини зо мною ворогують, ростуть на силі,* чимало тих, що мене безпідставно ненавидять.</w:t>
+      </w:r>
+    </w:p>
+    <w:p>
+      <w:pPr>
+        <w:spacing w:after="120" w:line="240" w:lineRule="auto"/>
+        <w:jc w:val="both"/>
+        <w:rPr>
+          <w:rFonts w:ascii="Times New Roman" w:eastAsia="Times New Roman" w:hAnsi="Times New Roman" w:cs="Times New Roman"/>
+          <w:sz w:val="24"/>
+          <w:szCs w:val="24"/>
+          <w:lang w:val="ru-MD"/>
+        </w:rPr>
+      </w:pPr>
+      <w:r>
+        <w:rPr>
+          <w:rFonts w:ascii="Times New Roman" w:eastAsia="Times New Roman" w:hAnsi="Times New Roman" w:cs="Times New Roman"/>
+          <w:sz w:val="24"/>
+          <w:szCs w:val="24"/>
+          <w:lang w:val="ru-MD"/>
+        </w:rPr>
+        <w:t>І ті, що злом оддячують за добро,* вони проти мене, бо я про добро дбаю.</w:t>
+      </w:r>
+    </w:p>
+    <w:p>
+      <w:pPr>
+        <w:spacing w:after="120" w:line="240" w:lineRule="auto"/>
+        <w:jc w:val="both"/>
+        <w:rPr>
+          <w:rFonts w:ascii="Times New Roman" w:eastAsia="Times New Roman" w:hAnsi="Times New Roman" w:cs="Times New Roman"/>
+          <w:sz w:val="24"/>
+          <w:szCs w:val="24"/>
+          <w:lang w:val="ru-MD"/>
+        </w:rPr>
+      </w:pPr>
+      <w:r>
+        <w:rPr>
+          <w:rFonts w:ascii="Times New Roman" w:eastAsia="Times New Roman" w:hAnsi="Times New Roman" w:cs="Times New Roman"/>
+          <w:sz w:val="24"/>
+          <w:szCs w:val="24"/>
+          <w:lang w:val="ru-MD"/>
+        </w:rPr>
+        <w:t>Не покидай мене, о Господи,* не віддаляйся від мене, мій Боже.</w:t>
+      </w:r>
+    </w:p>
+    <w:p>
+      <w:pPr>
+        <w:spacing w:after="120" w:line="240" w:lineRule="auto"/>
+        <w:jc w:val="both"/>
+        <w:rPr>
+          <w:rFonts w:ascii="Times New Roman" w:eastAsia="Times New Roman" w:hAnsi="Times New Roman" w:cs="Times New Roman"/>
+          <w:sz w:val="24"/>
+          <w:szCs w:val="24"/>
+          <w:lang w:val="ru-MD"/>
+        </w:rPr>
+      </w:pPr>
+      <w:r>
+        <w:rPr>
+          <w:rFonts w:ascii="Times New Roman" w:eastAsia="Times New Roman" w:hAnsi="Times New Roman" w:cs="Times New Roman"/>
+          <w:sz w:val="24"/>
+          <w:szCs w:val="24"/>
+          <w:lang w:val="ru-MD"/>
+        </w:rPr>
+        <w:t>Поспіши мені на допомогу,* Господи, моє спасіння.</w:t>
       </w:r>
     </w:p>
     <w:p>
@@ -7037,7 +7473,7 @@
           <w:szCs w:val="24"/>
           <w:lang w:val="ru-MD"/>
         </w:rPr>
-        <w:t xml:space="preserve">Псалом 37 </w:t>
+        <w:t xml:space="preserve">Псалом 62 </w:t>
       </w:r>
       <w:r>
         <w:rPr>
@@ -7048,503 +7484,6 @@
           <w:szCs w:val="24"/>
           <w:lang w:val="ru-MD"/>
         </w:rPr>
-        <w:t>(У вівторок)</w:t>
-      </w:r>
-    </w:p>
-    <w:p>
-      <w:pPr>
-        <w:spacing w:after="120" w:line="240" w:lineRule="auto"/>
-        <w:jc w:val="both"/>
-        <w:rPr>
-          <w:rFonts w:ascii="Times New Roman" w:eastAsia="Times New Roman" w:hAnsi="Times New Roman" w:cs="Times New Roman"/>
-          <w:sz w:val="24"/>
-          <w:szCs w:val="24"/>
-          <w:lang w:val="ru-MD"/>
-        </w:rPr>
-      </w:pPr>
-      <w:r>
-        <w:rPr>
-          <w:rFonts w:ascii="Times New Roman" w:eastAsia="Times New Roman" w:hAnsi="Times New Roman" w:cs="Times New Roman"/>
-          <w:sz w:val="24"/>
-          <w:szCs w:val="24"/>
-          <w:lang w:val="ru-MD"/>
-        </w:rPr>
-        <w:t>О Господи, не докоряй мені в твоїм гніві,* і не карай мене в твоїм обуренні.</w:t>
-      </w:r>
-    </w:p>
-    <w:p>
-      <w:pPr>
-        <w:spacing w:after="120" w:line="240" w:lineRule="auto"/>
-        <w:jc w:val="both"/>
-        <w:rPr>
-          <w:rFonts w:ascii="Times New Roman" w:eastAsia="Times New Roman" w:hAnsi="Times New Roman" w:cs="Times New Roman"/>
-          <w:sz w:val="24"/>
-          <w:szCs w:val="24"/>
-          <w:lang w:val="ru-MD"/>
-        </w:rPr>
-      </w:pPr>
-      <w:r>
-        <w:rPr>
-          <w:rFonts w:ascii="Times New Roman" w:eastAsia="Times New Roman" w:hAnsi="Times New Roman" w:cs="Times New Roman"/>
-          <w:sz w:val="24"/>
-          <w:szCs w:val="24"/>
-          <w:lang w:val="ru-MD"/>
-        </w:rPr>
-        <w:t>Бо твої стріли мене прошили,* і рука твоя спустилася на мене.</w:t>
-      </w:r>
-    </w:p>
-    <w:p>
-      <w:pPr>
-        <w:spacing w:after="120" w:line="240" w:lineRule="auto"/>
-        <w:jc w:val="both"/>
-        <w:rPr>
-          <w:rFonts w:ascii="Times New Roman" w:eastAsia="Times New Roman" w:hAnsi="Times New Roman" w:cs="Times New Roman"/>
-          <w:sz w:val="24"/>
-          <w:szCs w:val="24"/>
-          <w:lang w:val="ru-MD"/>
-        </w:rPr>
-      </w:pPr>
-      <w:r>
-        <w:rPr>
-          <w:rFonts w:ascii="Times New Roman" w:eastAsia="Times New Roman" w:hAnsi="Times New Roman" w:cs="Times New Roman"/>
-          <w:sz w:val="24"/>
-          <w:szCs w:val="24"/>
-          <w:lang w:val="ru-MD"/>
-        </w:rPr>
-        <w:t>Нема здорового нічого на моїм тілі з-за гніву твого;* немає цілого нічого в моїх костях із-за гріху мого.</w:t>
-      </w:r>
-    </w:p>
-    <w:p>
-      <w:pPr>
-        <w:spacing w:after="120" w:line="240" w:lineRule="auto"/>
-        <w:jc w:val="both"/>
-        <w:rPr>
-          <w:rFonts w:ascii="Times New Roman" w:eastAsia="Times New Roman" w:hAnsi="Times New Roman" w:cs="Times New Roman"/>
-          <w:sz w:val="24"/>
-          <w:szCs w:val="24"/>
-          <w:lang w:val="ru-MD"/>
-        </w:rPr>
-      </w:pPr>
-      <w:r>
-        <w:rPr>
-          <w:rFonts w:ascii="Times New Roman" w:eastAsia="Times New Roman" w:hAnsi="Times New Roman" w:cs="Times New Roman"/>
-          <w:sz w:val="24"/>
-          <w:szCs w:val="24"/>
-          <w:lang w:val="ru-MD"/>
-        </w:rPr>
-        <w:t>Бо мої провини голову мою перевищили,* немов важкий тягар, що тяжить над мою силу.</w:t>
-      </w:r>
-    </w:p>
-    <w:p>
-      <w:pPr>
-        <w:spacing w:after="120" w:line="240" w:lineRule="auto"/>
-        <w:jc w:val="both"/>
-        <w:rPr>
-          <w:rFonts w:ascii="Times New Roman" w:eastAsia="Times New Roman" w:hAnsi="Times New Roman" w:cs="Times New Roman"/>
-          <w:sz w:val="24"/>
-          <w:szCs w:val="24"/>
-          <w:lang w:val="ru-MD"/>
-        </w:rPr>
-      </w:pPr>
-      <w:r>
-        <w:rPr>
-          <w:rFonts w:ascii="Times New Roman" w:eastAsia="Times New Roman" w:hAnsi="Times New Roman" w:cs="Times New Roman"/>
-          <w:sz w:val="24"/>
-          <w:szCs w:val="24"/>
-          <w:lang w:val="ru-MD"/>
-        </w:rPr>
-        <w:t>Смердять, загнивши, мої рани,* задля мого нерозуму.</w:t>
-      </w:r>
-    </w:p>
-    <w:p>
-      <w:pPr>
-        <w:spacing w:after="120" w:line="240" w:lineRule="auto"/>
-        <w:jc w:val="both"/>
-        <w:rPr>
-          <w:rFonts w:ascii="Times New Roman" w:eastAsia="Times New Roman" w:hAnsi="Times New Roman" w:cs="Times New Roman"/>
-          <w:sz w:val="24"/>
-          <w:szCs w:val="24"/>
-          <w:lang w:val="ru-MD"/>
-        </w:rPr>
-      </w:pPr>
-      <w:r>
-        <w:rPr>
-          <w:rFonts w:ascii="Times New Roman" w:eastAsia="Times New Roman" w:hAnsi="Times New Roman" w:cs="Times New Roman"/>
-          <w:sz w:val="24"/>
-          <w:szCs w:val="24"/>
-          <w:lang w:val="ru-MD"/>
-        </w:rPr>
-        <w:t>Принижений, зігнувсь я вельми,* повсякденно сумний ходжу я.</w:t>
-      </w:r>
-    </w:p>
-    <w:p>
-      <w:pPr>
-        <w:spacing w:after="120" w:line="240" w:lineRule="auto"/>
-        <w:jc w:val="both"/>
-        <w:rPr>
-          <w:rFonts w:ascii="Times New Roman" w:eastAsia="Times New Roman" w:hAnsi="Times New Roman" w:cs="Times New Roman"/>
-          <w:sz w:val="24"/>
-          <w:szCs w:val="24"/>
-          <w:lang w:val="ru-MD"/>
-        </w:rPr>
-      </w:pPr>
-      <w:r>
-        <w:rPr>
-          <w:rFonts w:ascii="Times New Roman" w:eastAsia="Times New Roman" w:hAnsi="Times New Roman" w:cs="Times New Roman"/>
-          <w:sz w:val="24"/>
-          <w:szCs w:val="24"/>
-          <w:lang w:val="ru-MD"/>
-        </w:rPr>
-        <w:t>Бо нутро моє повне жару,* і здорового нема нічого на моїм тілі.</w:t>
-      </w:r>
-    </w:p>
-    <w:p>
-      <w:pPr>
-        <w:spacing w:after="120" w:line="240" w:lineRule="auto"/>
-        <w:jc w:val="both"/>
-        <w:rPr>
-          <w:rFonts w:ascii="Times New Roman" w:eastAsia="Times New Roman" w:hAnsi="Times New Roman" w:cs="Times New Roman"/>
-          <w:sz w:val="24"/>
-          <w:szCs w:val="24"/>
-          <w:lang w:val="ru-MD"/>
-        </w:rPr>
-      </w:pPr>
-      <w:r>
-        <w:rPr>
-          <w:rFonts w:ascii="Times New Roman" w:eastAsia="Times New Roman" w:hAnsi="Times New Roman" w:cs="Times New Roman"/>
-          <w:sz w:val="24"/>
-          <w:szCs w:val="24"/>
-          <w:lang w:val="ru-MD"/>
-        </w:rPr>
-        <w:t>Зомлів я, розбитий понад міру,* і скиглю від стогону серця мого.</w:t>
-      </w:r>
-    </w:p>
-    <w:p>
-      <w:pPr>
-        <w:spacing w:after="120" w:line="240" w:lineRule="auto"/>
-        <w:jc w:val="both"/>
-        <w:rPr>
-          <w:rFonts w:ascii="Times New Roman" w:eastAsia="Times New Roman" w:hAnsi="Times New Roman" w:cs="Times New Roman"/>
-          <w:sz w:val="24"/>
-          <w:szCs w:val="24"/>
-          <w:lang w:val="ru-MD"/>
-        </w:rPr>
-      </w:pPr>
-      <w:r>
-        <w:rPr>
-          <w:rFonts w:ascii="Times New Roman" w:eastAsia="Times New Roman" w:hAnsi="Times New Roman" w:cs="Times New Roman"/>
-          <w:sz w:val="24"/>
-          <w:szCs w:val="24"/>
-          <w:lang w:val="ru-MD"/>
-        </w:rPr>
-        <w:t>О Господи, перед тобою все моє бажання,* і стогін мій від тебе не скритий.</w:t>
-      </w:r>
-    </w:p>
-    <w:p>
-      <w:pPr>
-        <w:spacing w:after="120" w:line="240" w:lineRule="auto"/>
-        <w:jc w:val="both"/>
-        <w:rPr>
-          <w:rFonts w:ascii="Times New Roman" w:eastAsia="Times New Roman" w:hAnsi="Times New Roman" w:cs="Times New Roman"/>
-          <w:sz w:val="24"/>
-          <w:szCs w:val="24"/>
-          <w:lang w:val="ru-MD"/>
-        </w:rPr>
-      </w:pPr>
-      <w:r>
-        <w:rPr>
-          <w:rFonts w:ascii="Times New Roman" w:eastAsia="Times New Roman" w:hAnsi="Times New Roman" w:cs="Times New Roman"/>
-          <w:sz w:val="24"/>
-          <w:szCs w:val="24"/>
-          <w:lang w:val="ru-MD"/>
-        </w:rPr>
-        <w:t>Серце моє розколотилось, сила мене полишила,* і навіть очей моїх світло, – і того вже нема в мене.</w:t>
-      </w:r>
-    </w:p>
-    <w:p>
-      <w:pPr>
-        <w:spacing w:after="120" w:line="240" w:lineRule="auto"/>
-        <w:jc w:val="both"/>
-        <w:rPr>
-          <w:rFonts w:ascii="Times New Roman" w:eastAsia="Times New Roman" w:hAnsi="Times New Roman" w:cs="Times New Roman"/>
-          <w:sz w:val="24"/>
-          <w:szCs w:val="24"/>
-          <w:lang w:val="ru-MD"/>
-        </w:rPr>
-      </w:pPr>
-      <w:r>
-        <w:rPr>
-          <w:rFonts w:ascii="Times New Roman" w:eastAsia="Times New Roman" w:hAnsi="Times New Roman" w:cs="Times New Roman"/>
-          <w:sz w:val="24"/>
-          <w:szCs w:val="24"/>
-          <w:lang w:val="ru-MD"/>
-        </w:rPr>
-        <w:t>Друзі мої та приятелі далекі від моєї рани,* і родичі мої стоять оподаль.</w:t>
-      </w:r>
-    </w:p>
-    <w:p>
-      <w:pPr>
-        <w:spacing w:after="120" w:line="240" w:lineRule="auto"/>
-        <w:jc w:val="both"/>
-        <w:rPr>
-          <w:rFonts w:ascii="Times New Roman" w:eastAsia="Times New Roman" w:hAnsi="Times New Roman" w:cs="Times New Roman"/>
-          <w:sz w:val="24"/>
-          <w:szCs w:val="24"/>
-          <w:lang w:val="ru-MD"/>
-        </w:rPr>
-      </w:pPr>
-      <w:r>
-        <w:rPr>
-          <w:rFonts w:ascii="Times New Roman" w:eastAsia="Times New Roman" w:hAnsi="Times New Roman" w:cs="Times New Roman"/>
-          <w:sz w:val="24"/>
-          <w:szCs w:val="24"/>
-          <w:lang w:val="ru-MD"/>
-        </w:rPr>
-        <w:t>І ті, що на моє життя зазіхають, тенета наставляють,* і ті, що бажають мені нещастя, говорять про погибель, увесь час міркують лукаве.</w:t>
-      </w:r>
-    </w:p>
-    <w:p>
-      <w:pPr>
-        <w:spacing w:after="120" w:line="240" w:lineRule="auto"/>
-        <w:jc w:val="both"/>
-        <w:rPr>
-          <w:rFonts w:ascii="Times New Roman" w:eastAsia="Times New Roman" w:hAnsi="Times New Roman" w:cs="Times New Roman"/>
-          <w:sz w:val="24"/>
-          <w:szCs w:val="24"/>
-          <w:lang w:val="ru-MD"/>
-        </w:rPr>
-      </w:pPr>
-      <w:r>
-        <w:rPr>
-          <w:rFonts w:ascii="Times New Roman" w:eastAsia="Times New Roman" w:hAnsi="Times New Roman" w:cs="Times New Roman"/>
-          <w:sz w:val="24"/>
-          <w:szCs w:val="24"/>
-          <w:lang w:val="ru-MD"/>
-        </w:rPr>
-        <w:t>Я, немов глухий, не чую,* і як німий, що уст своїх не відкриває.</w:t>
-      </w:r>
-    </w:p>
-    <w:p>
-      <w:pPr>
-        <w:spacing w:after="120" w:line="240" w:lineRule="auto"/>
-        <w:jc w:val="both"/>
-        <w:rPr>
-          <w:rFonts w:ascii="Times New Roman" w:eastAsia="Times New Roman" w:hAnsi="Times New Roman" w:cs="Times New Roman"/>
-          <w:sz w:val="24"/>
-          <w:szCs w:val="24"/>
-          <w:lang w:val="ru-MD"/>
-        </w:rPr>
-      </w:pPr>
-      <w:r>
-        <w:rPr>
-          <w:rFonts w:ascii="Times New Roman" w:eastAsia="Times New Roman" w:hAnsi="Times New Roman" w:cs="Times New Roman"/>
-          <w:sz w:val="24"/>
-          <w:szCs w:val="24"/>
-          <w:lang w:val="ru-MD"/>
-        </w:rPr>
-        <w:t>Я став, немов людина, що не чує,* в устах якої одвіту немає.</w:t>
-      </w:r>
-    </w:p>
-    <w:p>
-      <w:pPr>
-        <w:spacing w:after="120" w:line="240" w:lineRule="auto"/>
-        <w:jc w:val="both"/>
-        <w:rPr>
-          <w:rFonts w:ascii="Times New Roman" w:eastAsia="Times New Roman" w:hAnsi="Times New Roman" w:cs="Times New Roman"/>
-          <w:sz w:val="24"/>
-          <w:szCs w:val="24"/>
-          <w:lang w:val="ru-MD"/>
-        </w:rPr>
-      </w:pPr>
-      <w:r>
-        <w:rPr>
-          <w:rFonts w:ascii="Times New Roman" w:eastAsia="Times New Roman" w:hAnsi="Times New Roman" w:cs="Times New Roman"/>
-          <w:sz w:val="24"/>
-          <w:szCs w:val="24"/>
-          <w:lang w:val="ru-MD"/>
-        </w:rPr>
-        <w:t>На тебе бо, о Господи, я уповаю,* ти вислухаєш мене, Господи, мій Боже.</w:t>
-      </w:r>
-    </w:p>
-    <w:p>
-      <w:pPr>
-        <w:spacing w:after="120" w:line="240" w:lineRule="auto"/>
-        <w:jc w:val="both"/>
-        <w:rPr>
-          <w:rFonts w:ascii="Times New Roman" w:eastAsia="Times New Roman" w:hAnsi="Times New Roman" w:cs="Times New Roman"/>
-          <w:sz w:val="24"/>
-          <w:szCs w:val="24"/>
-          <w:lang w:val="ru-MD"/>
-        </w:rPr>
-      </w:pPr>
-      <w:r>
-        <w:rPr>
-          <w:rFonts w:ascii="Times New Roman" w:eastAsia="Times New Roman" w:hAnsi="Times New Roman" w:cs="Times New Roman"/>
-          <w:sz w:val="24"/>
-          <w:szCs w:val="24"/>
-          <w:lang w:val="ru-MD"/>
-        </w:rPr>
-        <w:t>Кажу бо: Нехай не втішаються наді мною, як захитається моя нога,* нехай не несуться проти мене.</w:t>
-      </w:r>
-    </w:p>
-    <w:p>
-      <w:pPr>
-        <w:spacing w:after="120" w:line="240" w:lineRule="auto"/>
-        <w:jc w:val="both"/>
-        <w:rPr>
-          <w:rFonts w:ascii="Times New Roman" w:eastAsia="Times New Roman" w:hAnsi="Times New Roman" w:cs="Times New Roman"/>
-          <w:sz w:val="24"/>
-          <w:szCs w:val="24"/>
-          <w:lang w:val="ru-MD"/>
-        </w:rPr>
-      </w:pPr>
-      <w:r>
-        <w:rPr>
-          <w:rFonts w:ascii="Times New Roman" w:eastAsia="Times New Roman" w:hAnsi="Times New Roman" w:cs="Times New Roman"/>
-          <w:sz w:val="24"/>
-          <w:szCs w:val="24"/>
-          <w:lang w:val="ru-MD"/>
-        </w:rPr>
-        <w:t>Я бо ось-ось уже маю впасти,* і біль мій передо мною завжди.</w:t>
-      </w:r>
-    </w:p>
-    <w:p>
-      <w:pPr>
-        <w:spacing w:after="120" w:line="240" w:lineRule="auto"/>
-        <w:jc w:val="both"/>
-        <w:rPr>
-          <w:rFonts w:ascii="Times New Roman" w:eastAsia="Times New Roman" w:hAnsi="Times New Roman" w:cs="Times New Roman"/>
-          <w:sz w:val="24"/>
-          <w:szCs w:val="24"/>
-          <w:lang w:val="ru-MD"/>
-        </w:rPr>
-      </w:pPr>
-      <w:r>
-        <w:rPr>
-          <w:rFonts w:ascii="Times New Roman" w:eastAsia="Times New Roman" w:hAnsi="Times New Roman" w:cs="Times New Roman"/>
-          <w:sz w:val="24"/>
-          <w:szCs w:val="24"/>
-          <w:lang w:val="ru-MD"/>
-        </w:rPr>
-        <w:t>Я бо провину мою визнаю,* і гріхом моїм журюся.</w:t>
-      </w:r>
-    </w:p>
-    <w:p>
-      <w:pPr>
-        <w:spacing w:after="120" w:line="240" w:lineRule="auto"/>
-        <w:jc w:val="both"/>
-        <w:rPr>
-          <w:rFonts w:ascii="Times New Roman" w:eastAsia="Times New Roman" w:hAnsi="Times New Roman" w:cs="Times New Roman"/>
-          <w:sz w:val="24"/>
-          <w:szCs w:val="24"/>
-          <w:lang w:val="ru-MD"/>
-        </w:rPr>
-      </w:pPr>
-      <w:r>
-        <w:rPr>
-          <w:rFonts w:ascii="Times New Roman" w:eastAsia="Times New Roman" w:hAnsi="Times New Roman" w:cs="Times New Roman"/>
-          <w:sz w:val="24"/>
-          <w:szCs w:val="24"/>
-          <w:lang w:val="ru-MD"/>
-        </w:rPr>
-        <w:t>А ті, що без причини зо мною ворогують, ростуть на силі,* чимало тих, що мене безпідставно ненавидять.</w:t>
-      </w:r>
-    </w:p>
-    <w:p>
-      <w:pPr>
-        <w:spacing w:after="120" w:line="240" w:lineRule="auto"/>
-        <w:jc w:val="both"/>
-        <w:rPr>
-          <w:rFonts w:ascii="Times New Roman" w:eastAsia="Times New Roman" w:hAnsi="Times New Roman" w:cs="Times New Roman"/>
-          <w:sz w:val="24"/>
-          <w:szCs w:val="24"/>
-          <w:lang w:val="ru-MD"/>
-        </w:rPr>
-      </w:pPr>
-      <w:r>
-        <w:rPr>
-          <w:rFonts w:ascii="Times New Roman" w:eastAsia="Times New Roman" w:hAnsi="Times New Roman" w:cs="Times New Roman"/>
-          <w:sz w:val="24"/>
-          <w:szCs w:val="24"/>
-          <w:lang w:val="ru-MD"/>
-        </w:rPr>
-        <w:t>І ті, що злом оддячують за добро,* вони проти мене, бо я про добро дбаю.</w:t>
-      </w:r>
-    </w:p>
-    <w:p>
-      <w:pPr>
-        <w:spacing w:after="120" w:line="240" w:lineRule="auto"/>
-        <w:jc w:val="both"/>
-        <w:rPr>
-          <w:rFonts w:ascii="Times New Roman" w:eastAsia="Times New Roman" w:hAnsi="Times New Roman" w:cs="Times New Roman"/>
-          <w:sz w:val="24"/>
-          <w:szCs w:val="24"/>
-          <w:lang w:val="ru-MD"/>
-        </w:rPr>
-      </w:pPr>
-      <w:r>
-        <w:rPr>
-          <w:rFonts w:ascii="Times New Roman" w:eastAsia="Times New Roman" w:hAnsi="Times New Roman" w:cs="Times New Roman"/>
-          <w:sz w:val="24"/>
-          <w:szCs w:val="24"/>
-          <w:lang w:val="ru-MD"/>
-        </w:rPr>
-        <w:t>Не покидай мене, о Господи,* не віддаляйся від мене, мій Боже.</w:t>
-      </w:r>
-    </w:p>
-    <w:p>
-      <w:pPr>
-        <w:spacing w:after="120" w:line="240" w:lineRule="auto"/>
-        <w:jc w:val="both"/>
-        <w:rPr>
-          <w:rFonts w:ascii="Times New Roman" w:eastAsia="Times New Roman" w:hAnsi="Times New Roman" w:cs="Times New Roman"/>
-          <w:sz w:val="24"/>
-          <w:szCs w:val="24"/>
-          <w:lang w:val="ru-MD"/>
-        </w:rPr>
-      </w:pPr>
-      <w:r>
-        <w:rPr>
-          <w:rFonts w:ascii="Times New Roman" w:eastAsia="Times New Roman" w:hAnsi="Times New Roman" w:cs="Times New Roman"/>
-          <w:sz w:val="24"/>
-          <w:szCs w:val="24"/>
-          <w:lang w:val="ru-MD"/>
-        </w:rPr>
-        <w:t>Поспіши мені на допомогу,* Господи, моє спасіння.</w:t>
-      </w:r>
-    </w:p>
-    <w:p>
-      <w:pPr>
-        <w:spacing w:after="120" w:line="240" w:lineRule="auto"/>
-        <w:jc w:val="center"/>
-        <w:rPr>
-          <w:rFonts w:ascii="Times New Roman" w:eastAsia="Times New Roman" w:hAnsi="Times New Roman" w:cs="Times New Roman"/>
-          <w:sz w:val="24"/>
-          <w:szCs w:val="24"/>
-          <w:lang w:val="ru-MD"/>
-        </w:rPr>
-      </w:pPr>
-      <w:r>
-        <w:rPr>
-          <w:rFonts w:ascii="Times New Roman" w:eastAsia="Times New Roman" w:hAnsi="Times New Roman" w:cs="Times New Roman"/>
-          <w:b/>
-          <w:i/>
-          <w:color w:val="FF0000"/>
-          <w:sz w:val="24"/>
-          <w:szCs w:val="24"/>
-          <w:lang w:val="ru-MD"/>
-        </w:rPr>
-        <w:t xml:space="preserve">Псалом 62 </w:t>
-      </w:r>
-      <w:r>
-        <w:rPr>
-          <w:rFonts w:ascii="Times New Roman" w:eastAsia="Times New Roman" w:hAnsi="Times New Roman" w:cs="Times New Roman"/>
-          <w:i/>
-          <w:color w:val="FF0000"/>
-          <w:sz w:val="24"/>
-          <w:szCs w:val="24"/>
-          <w:lang w:val="ru-MD"/>
-        </w:rPr>
         <w:t>(У середу)</w:t>
       </w:r>
     </w:p>
@@ -7608,91 +7547,91 @@
           <w:szCs w:val="24"/>
           <w:lang w:val="ru-MD"/>
         </w:rPr>
+        <w:t>Отак і я у святині тебе виглядаю:* побачити силу твою й твою славу.</w:t>
+      </w:r>
+    </w:p>
+    <w:p>
+      <w:pPr>
+        <w:spacing w:after="120" w:line="240" w:lineRule="auto"/>
+        <w:jc w:val="both"/>
+        <w:rPr>
+          <w:rFonts w:ascii="Times New Roman" w:eastAsia="Times New Roman" w:hAnsi="Times New Roman" w:cs="Times New Roman"/>
+          <w:sz w:val="24"/>
+          <w:szCs w:val="24"/>
+          <w:lang w:val="ru-MD"/>
+        </w:rPr>
+      </w:pPr>
+      <w:r>
+        <w:rPr>
+          <w:rFonts w:ascii="Times New Roman" w:eastAsia="Times New Roman" w:hAnsi="Times New Roman" w:cs="Times New Roman"/>
+          <w:sz w:val="24"/>
+          <w:szCs w:val="24"/>
+          <w:lang w:val="ru-MD"/>
+        </w:rPr>
+        <w:t>Бо твоя милість ліпша від життя,* уста мої славитимуть тебе.</w:t>
+      </w:r>
+    </w:p>
+    <w:p>
+      <w:pPr>
+        <w:spacing w:after="120" w:line="240" w:lineRule="auto"/>
+        <w:jc w:val="both"/>
+        <w:rPr>
+          <w:rFonts w:ascii="Times New Roman" w:eastAsia="Times New Roman" w:hAnsi="Times New Roman" w:cs="Times New Roman"/>
+          <w:sz w:val="24"/>
+          <w:szCs w:val="24"/>
+          <w:lang w:val="ru-MD"/>
+        </w:rPr>
+      </w:pPr>
+      <w:r>
+        <w:rPr>
+          <w:rFonts w:ascii="Times New Roman" w:eastAsia="Times New Roman" w:hAnsi="Times New Roman" w:cs="Times New Roman"/>
+          <w:sz w:val="24"/>
+          <w:szCs w:val="24"/>
+          <w:lang w:val="ru-MD"/>
+        </w:rPr>
+        <w:t>Отак буду тебе хвалити поки життя мого,* у твоїм імені здійматиму мої руки.</w:t>
+      </w:r>
+    </w:p>
+    <w:p>
+      <w:pPr>
+        <w:spacing w:after="120" w:line="240" w:lineRule="auto"/>
+        <w:jc w:val="both"/>
+        <w:rPr>
+          <w:rFonts w:ascii="Times New Roman" w:eastAsia="Times New Roman" w:hAnsi="Times New Roman" w:cs="Times New Roman"/>
+          <w:sz w:val="24"/>
+          <w:szCs w:val="24"/>
+          <w:lang w:val="ru-MD"/>
+        </w:rPr>
+      </w:pPr>
+      <w:r>
+        <w:rPr>
+          <w:rFonts w:ascii="Times New Roman" w:eastAsia="Times New Roman" w:hAnsi="Times New Roman" w:cs="Times New Roman"/>
+          <w:sz w:val="24"/>
+          <w:szCs w:val="24"/>
+          <w:lang w:val="ru-MD"/>
+        </w:rPr>
+        <w:t>Душа моя насититься, немов туком та оливою,* уста мої веселим голосом хвалитимуть тебе.</w:t>
+      </w:r>
+    </w:p>
+    <w:p>
+      <w:pPr>
+        <w:spacing w:after="120" w:line="240" w:lineRule="auto"/>
+        <w:jc w:val="both"/>
+        <w:rPr>
+          <w:rFonts w:ascii="Times New Roman" w:eastAsia="Times New Roman" w:hAnsi="Times New Roman" w:cs="Times New Roman"/>
+          <w:sz w:val="24"/>
+          <w:szCs w:val="24"/>
+          <w:lang w:val="ru-MD"/>
+        </w:rPr>
+      </w:pPr>
+      <w:r>
+        <w:rPr>
+          <w:rFonts w:ascii="Times New Roman" w:eastAsia="Times New Roman" w:hAnsi="Times New Roman" w:cs="Times New Roman"/>
+          <w:sz w:val="24"/>
+          <w:szCs w:val="24"/>
+          <w:lang w:val="ru-MD"/>
+        </w:rPr>
         <w:lastRenderedPageBreak/>
-        <w:t>Отак і я у святині тебе виглядаю:* побачити силу твою й твою славу.</w:t>
-      </w:r>
-    </w:p>
-    <w:p>
-      <w:pPr>
-        <w:spacing w:after="120" w:line="240" w:lineRule="auto"/>
-        <w:jc w:val="both"/>
-        <w:rPr>
-          <w:rFonts w:ascii="Times New Roman" w:eastAsia="Times New Roman" w:hAnsi="Times New Roman" w:cs="Times New Roman"/>
-          <w:sz w:val="24"/>
-          <w:szCs w:val="24"/>
-          <w:lang w:val="ru-MD"/>
-        </w:rPr>
-      </w:pPr>
-      <w:r>
-        <w:rPr>
-          <w:rFonts w:ascii="Times New Roman" w:eastAsia="Times New Roman" w:hAnsi="Times New Roman" w:cs="Times New Roman"/>
-          <w:sz w:val="24"/>
-          <w:szCs w:val="24"/>
-          <w:lang w:val="ru-MD"/>
-        </w:rPr>
-        <w:t>Бо твоя милість ліпша від життя,* уста мої славитимуть тебе.</w:t>
-      </w:r>
-    </w:p>
-    <w:p>
-      <w:pPr>
-        <w:spacing w:after="120" w:line="240" w:lineRule="auto"/>
-        <w:jc w:val="both"/>
-        <w:rPr>
-          <w:rFonts w:ascii="Times New Roman" w:eastAsia="Times New Roman" w:hAnsi="Times New Roman" w:cs="Times New Roman"/>
-          <w:sz w:val="24"/>
-          <w:szCs w:val="24"/>
-          <w:lang w:val="ru-MD"/>
-        </w:rPr>
-      </w:pPr>
-      <w:r>
-        <w:rPr>
-          <w:rFonts w:ascii="Times New Roman" w:eastAsia="Times New Roman" w:hAnsi="Times New Roman" w:cs="Times New Roman"/>
-          <w:sz w:val="24"/>
-          <w:szCs w:val="24"/>
-          <w:lang w:val="ru-MD"/>
-        </w:rPr>
-        <w:t>Отак буду тебе хвалити поки життя мого,* у твоїм імені здійматиму мої руки.</w:t>
-      </w:r>
-    </w:p>
-    <w:p>
-      <w:pPr>
-        <w:spacing w:after="120" w:line="240" w:lineRule="auto"/>
-        <w:jc w:val="both"/>
-        <w:rPr>
-          <w:rFonts w:ascii="Times New Roman" w:eastAsia="Times New Roman" w:hAnsi="Times New Roman" w:cs="Times New Roman"/>
-          <w:sz w:val="24"/>
-          <w:szCs w:val="24"/>
-          <w:lang w:val="ru-MD"/>
-        </w:rPr>
-      </w:pPr>
-      <w:r>
-        <w:rPr>
-          <w:rFonts w:ascii="Times New Roman" w:eastAsia="Times New Roman" w:hAnsi="Times New Roman" w:cs="Times New Roman"/>
-          <w:sz w:val="24"/>
-          <w:szCs w:val="24"/>
-          <w:lang w:val="ru-MD"/>
-        </w:rPr>
-        <w:t>Душа моя насититься, немов туком та оливою,* уста мої веселим голосом хвалитимуть тебе.</w:t>
-      </w:r>
-    </w:p>
-    <w:p>
-      <w:pPr>
-        <w:spacing w:after="120" w:line="240" w:lineRule="auto"/>
-        <w:jc w:val="both"/>
-        <w:rPr>
-          <w:rFonts w:ascii="Times New Roman" w:eastAsia="Times New Roman" w:hAnsi="Times New Roman" w:cs="Times New Roman"/>
-          <w:sz w:val="24"/>
-          <w:szCs w:val="24"/>
-          <w:lang w:val="ru-MD"/>
-        </w:rPr>
-      </w:pPr>
-      <w:r>
-        <w:rPr>
-          <w:rFonts w:ascii="Times New Roman" w:eastAsia="Times New Roman" w:hAnsi="Times New Roman" w:cs="Times New Roman"/>
-          <w:sz w:val="24"/>
-          <w:szCs w:val="24"/>
-          <w:lang w:val="ru-MD"/>
-        </w:rPr>
         <w:t>Коли згадаю на моїй постелі тебе,* під час нічних чувань розмишлятиму про тебе.</w:t>
       </w:r>
     </w:p>
@@ -8823,73 +8762,73 @@
           <w:szCs w:val="24"/>
           <w:lang w:val="ru-MD"/>
         </w:rPr>
+        <w:t>Благословіте Господа, всі ангели його,* могутні силою, ви, що виконуєте його слово, – покірні голосові його слова.</w:t>
+      </w:r>
+    </w:p>
+    <w:p>
+      <w:pPr>
+        <w:spacing w:after="120" w:line="240" w:lineRule="auto"/>
+        <w:jc w:val="both"/>
+        <w:rPr>
+          <w:rFonts w:ascii="Times New Roman" w:eastAsia="Times New Roman" w:hAnsi="Times New Roman" w:cs="Times New Roman"/>
+          <w:sz w:val="24"/>
+          <w:szCs w:val="24"/>
+          <w:lang w:val="ru-MD"/>
+        </w:rPr>
+      </w:pPr>
+      <w:r>
+        <w:rPr>
+          <w:rFonts w:ascii="Times New Roman" w:eastAsia="Times New Roman" w:hAnsi="Times New Roman" w:cs="Times New Roman"/>
+          <w:sz w:val="24"/>
+          <w:szCs w:val="24"/>
+          <w:lang w:val="ru-MD"/>
+        </w:rPr>
+        <w:t>Благословіте Господа, всі його небесні сили,* слуги його, що чините його волю.</w:t>
+      </w:r>
+    </w:p>
+    <w:p>
+      <w:pPr>
+        <w:spacing w:after="120" w:line="240" w:lineRule="auto"/>
+        <w:jc w:val="both"/>
+        <w:rPr>
+          <w:rFonts w:ascii="Times New Roman" w:eastAsia="Times New Roman" w:hAnsi="Times New Roman" w:cs="Times New Roman"/>
+          <w:sz w:val="24"/>
+          <w:szCs w:val="24"/>
+          <w:lang w:val="ru-MD"/>
+        </w:rPr>
+      </w:pPr>
+      <w:r>
+        <w:rPr>
+          <w:rFonts w:ascii="Times New Roman" w:eastAsia="Times New Roman" w:hAnsi="Times New Roman" w:cs="Times New Roman"/>
+          <w:sz w:val="24"/>
+          <w:szCs w:val="24"/>
+          <w:lang w:val="ru-MD"/>
+        </w:rPr>
+        <w:t>Благословіте Господа, усі його твори, по всіх місцях його правління.* Благослови, душе моя, Господа!</w:t>
+      </w:r>
+    </w:p>
+    <w:p>
+      <w:pPr>
+        <w:spacing w:after="120" w:line="240" w:lineRule="auto"/>
+        <w:jc w:val="center"/>
+        <w:rPr>
+          <w:rFonts w:ascii="Times New Roman" w:eastAsia="Times New Roman" w:hAnsi="Times New Roman" w:cs="Times New Roman"/>
+          <w:sz w:val="24"/>
+          <w:szCs w:val="24"/>
+          <w:lang w:val="ru-MD"/>
+        </w:rPr>
+      </w:pPr>
+      <w:r>
+        <w:rPr>
+          <w:rFonts w:ascii="Times New Roman" w:eastAsia="Times New Roman" w:hAnsi="Times New Roman" w:cs="Times New Roman"/>
+          <w:b/>
+          <w:i/>
+          <w:color w:val="FF0000"/>
+          <w:sz w:val="24"/>
+          <w:szCs w:val="24"/>
+          <w:lang w:val="ru-MD"/>
+        </w:rPr>
         <w:lastRenderedPageBreak/>
-        <w:t>Благословіте Господа, всі ангели його,* могутні силою, ви, що виконуєте його слово, – покірні голосові його слова.</w:t>
-      </w:r>
-    </w:p>
-    <w:p>
-      <w:pPr>
-        <w:spacing w:after="120" w:line="240" w:lineRule="auto"/>
-        <w:jc w:val="both"/>
-        <w:rPr>
-          <w:rFonts w:ascii="Times New Roman" w:eastAsia="Times New Roman" w:hAnsi="Times New Roman" w:cs="Times New Roman"/>
-          <w:sz w:val="24"/>
-          <w:szCs w:val="24"/>
-          <w:lang w:val="ru-MD"/>
-        </w:rPr>
-      </w:pPr>
-      <w:r>
-        <w:rPr>
-          <w:rFonts w:ascii="Times New Roman" w:eastAsia="Times New Roman" w:hAnsi="Times New Roman" w:cs="Times New Roman"/>
-          <w:sz w:val="24"/>
-          <w:szCs w:val="24"/>
-          <w:lang w:val="ru-MD"/>
-        </w:rPr>
-        <w:t>Благословіте Господа, всі його небесні сили,* слуги його, що чините його волю.</w:t>
-      </w:r>
-    </w:p>
-    <w:p>
-      <w:pPr>
-        <w:spacing w:after="120" w:line="240" w:lineRule="auto"/>
-        <w:jc w:val="both"/>
-        <w:rPr>
-          <w:rFonts w:ascii="Times New Roman" w:eastAsia="Times New Roman" w:hAnsi="Times New Roman" w:cs="Times New Roman"/>
-          <w:sz w:val="24"/>
-          <w:szCs w:val="24"/>
-          <w:lang w:val="ru-MD"/>
-        </w:rPr>
-      </w:pPr>
-      <w:r>
-        <w:rPr>
-          <w:rFonts w:ascii="Times New Roman" w:eastAsia="Times New Roman" w:hAnsi="Times New Roman" w:cs="Times New Roman"/>
-          <w:sz w:val="24"/>
-          <w:szCs w:val="24"/>
-          <w:lang w:val="ru-MD"/>
-        </w:rPr>
-        <w:t>Благословіте Господа, усі його твори, по всіх місцях його правління.* Благослови, душе моя, Господа!</w:t>
-      </w:r>
-    </w:p>
-    <w:p>
-      <w:pPr>
-        <w:spacing w:after="120" w:line="240" w:lineRule="auto"/>
-        <w:jc w:val="center"/>
-        <w:rPr>
-          <w:rFonts w:ascii="Times New Roman" w:eastAsia="Times New Roman" w:hAnsi="Times New Roman" w:cs="Times New Roman"/>
-          <w:sz w:val="24"/>
-          <w:szCs w:val="24"/>
-          <w:lang w:val="ru-MD"/>
-        </w:rPr>
-      </w:pPr>
-      <w:r>
-        <w:rPr>
-          <w:rFonts w:ascii="Times New Roman" w:eastAsia="Times New Roman" w:hAnsi="Times New Roman" w:cs="Times New Roman"/>
-          <w:b/>
-          <w:i/>
-          <w:color w:val="FF0000"/>
-          <w:sz w:val="24"/>
-          <w:szCs w:val="24"/>
-          <w:lang w:val="ru-MD"/>
-        </w:rPr>
         <w:t xml:space="preserve">Псалом 142 </w:t>
       </w:r>
       <w:r>
@@ -9344,7 +9283,29 @@
           <w:szCs w:val="24"/>
           <w:lang w:val="ru-MD"/>
         </w:rPr>
-        <w:t xml:space="preserve">, Господи, Боже наш, що підняв нас із постелі нашої і вклав в уста наші слово хвали, щоб поклонятися і призивати ім'я Твоє святе. Ми умоляємо Твоє милосердя, яке Ти завжди виявляв у нашому житті. Пошли поміч свою людям, що стоять перед лицем святої слави Твоєї і дожидають від Тебе багатої милости; і дай нам, що зо страхом і любов'ю завжди Тобі служимо, хвалити несказанну Твою </w:t>
+        <w:t>, Господи, Боже наш, що підняв нас із постелі нашої і вклав в уста наші слово хвали, щоб поклонятися і призивати ім'я Твоє святе. Ми умоляємо Твоє милосердя, яке Ти завжди виявляв у нашому житті. Пошли поміч свою людям, що стоять перед лицем святої слави Твоєї і дожидають від Тебе багатої милости; і дай нам, що зо страхом і любов'ю завжди Тобі служимо, хвалити несказанну Твою доброту. Бо Тобі належить усяка слава, честь і поклоніння: Отцю, і Сину, і Святому Духові, нині і повсякчас, і на віки віків. Амінь.</w:t>
+      </w:r>
+    </w:p>
+    <w:p>
+      <w:pPr>
+        <w:spacing w:after="120" w:line="240" w:lineRule="auto"/>
+        <w:jc w:val="both"/>
+        <w:rPr>
+          <w:rFonts w:ascii="Times New Roman" w:eastAsia="Times New Roman" w:hAnsi="Times New Roman" w:cs="Times New Roman"/>
+          <w:sz w:val="24"/>
+          <w:szCs w:val="24"/>
+          <w:lang w:val="ru-MD"/>
+        </w:rPr>
+      </w:pPr>
+      <w:r>
+        <w:rPr>
+          <w:rFonts w:ascii="Times New Roman" w:eastAsia="Times New Roman" w:hAnsi="Times New Roman" w:cs="Times New Roman"/>
+          <w:color w:val="FF0000"/>
+          <w:sz w:val="24"/>
+          <w:szCs w:val="24"/>
+          <w:lang w:val="ru-MD"/>
+        </w:rPr>
+        <w:t xml:space="preserve">2. </w:t>
       </w:r>
       <w:r>
         <w:rPr>
@@ -9354,8 +9315,18 @@
           <w:szCs w:val="24"/>
           <w:lang w:val="ru-MD"/>
         </w:rPr>
+        <w:t xml:space="preserve">Від ночі лине дух наш до Тебе, Боже, бо світлом є повеління Твої на землі. Навчи нас у страсі Твоєму виконувати правду й добро, бо Тебе славимо як правдивого Бога нашого. Прихили вухо своє і вислухай нас, і пом'яни, Господи, тих, що є та що моляться з нами, всіх по імені, і спаси їх силою Твоєю. Благослови людей Твоїх і </w:t>
+      </w:r>
+      <w:r>
+        <w:rPr>
+          <w:rFonts w:ascii="Times New Roman" w:eastAsia="Times New Roman" w:hAnsi="Times New Roman" w:cs="Times New Roman"/>
+          <w:color w:val="000000"/>
+          <w:sz w:val="24"/>
+          <w:szCs w:val="24"/>
+          <w:lang w:val="ru-MD"/>
+        </w:rPr>
         <w:lastRenderedPageBreak/>
-        <w:t>доброту. Бо Тобі належить усяка слава, честь і поклоніння: Отцю, і Сину, і Святому Духові, нині і повсякчас, і на віки віків. Амінь.</w:t>
+        <w:t>освяти спадкоємство Твоє: мир світові Твоєму даруй, церквам Твоїм, Священникам, владі, і всім людям. Хай благословиться і прославляється всечесне і величне ім'я Твоє, Отця, і Сина, і Святого Духа, нині і повсякчас, і на віки віків. Амінь.</w:t>
       </w:r>
     </w:p>
     <w:p>
@@ -9377,7 +9348,7 @@
           <w:szCs w:val="24"/>
           <w:lang w:val="ru-MD"/>
         </w:rPr>
-        <w:t xml:space="preserve">2. </w:t>
+        <w:t>3.</w:t>
       </w:r>
       <w:r>
         <w:rPr>
@@ -9387,7 +9358,7 @@
           <w:szCs w:val="24"/>
           <w:lang w:val="ru-MD"/>
         </w:rPr>
-        <w:t>Від ночі лине дух наш до Тебе, Боже, бо світлом є повеління Твої на землі. Навчи нас у страсі Твоєму виконувати правду й добро, бо Тебе славимо як правдивого Бога нашого. Прихили вухо своє і вислухай нас, і пом'яни, Господи, тих, що є та що моляться з нами, всіх по імені, і спаси їх силою Твоєю. Благослови людей Твоїх і освяти спадкоємство Твоє: мир світові Твоєму даруй, церквам Твоїм, Священникам, владі, і всім людям. Хай благословиться і прославляється всечесне і величне ім'я Твоє, Отця, і Сина, і Святого Духа, нині і повсякчас, і на віки віків. Амінь.</w:t>
+        <w:t xml:space="preserve"> Від ночі лине дух наш до Тебе, Боже, бо світлом є повеління Твої. Навчи нас, Боже, правди Твоєї, заповідей Твоїх і виправдань Твоїх. Просвіти наші духовні очі, щоб ми не заснули в гріхах на смерть. Віджени всяку мряку від сердець наших, даруй нам сонце правди і охорони життя наше знаменням і печаттю Святого Твого Духа. Направ стопи наші на шлях мирний, дай нам бачити ранішній день у радості, щоб ми Тобі засилали ранішні молитви, бо Твоє є володіння і Твоє є царство і сила, і слава Отця, і Сина, і Святого Духа, нині і повсякчас, і на віки віків. Амінь.</w:t>
       </w:r>
     </w:p>
     <w:p>
@@ -9409,7 +9380,7 @@
           <w:szCs w:val="24"/>
           <w:lang w:val="ru-MD"/>
         </w:rPr>
-        <w:t>3.</w:t>
+        <w:t>4.</w:t>
       </w:r>
       <w:r>
         <w:rPr>
@@ -9419,7 +9390,64 @@
           <w:szCs w:val="24"/>
           <w:lang w:val="ru-MD"/>
         </w:rPr>
-        <w:t xml:space="preserve"> Від ночі лине дух наш до Тебе, Боже, бо світлом є повеління Твої. Навчи нас, Боже, правди Твоєї, заповідей Твоїх і виправдань Твоїх. Просвіти наші духовні очі, щоб ми не заснули в гріхах на смерть. Віджени всяку мряку від сердець наших, даруй нам сонце правди і охорони життя наше знаменням і печаттю Святого Твого Духа. Направ стопи наші на шлях мирний, дай нам бачити ранішній день у радості, щоб ми Тобі засилали ранішні молитви, бо Твоє є володіння і Твоє є царство і сила, і слава Отця, і Сина, і Святого Духа, нині і повсякчас, і на віки віків. Амінь.</w:t>
+        <w:t xml:space="preserve"> Владико, Боже святий і неосяжний, що казав із темряви світлові засіяти, що заспокоїв нас у нічному сні й підвів до величання і моління Твоєї доброти! Ти, що даєш себе умолити задля свого милосердя, прийми і нині нас, що поклоняємося Тобі й по силі </w:t>
+      </w:r>
+      <w:r>
+        <w:rPr>
+          <w:rFonts w:ascii="Times New Roman" w:eastAsia="Times New Roman" w:hAnsi="Times New Roman" w:cs="Times New Roman"/>
+          <w:sz w:val="24"/>
+          <w:szCs w:val="24"/>
+          <w:lang w:val="ru-MD"/>
+        </w:rPr>
+        <w:t xml:space="preserve">благодаримо </w:t>
+      </w:r>
+      <w:r>
+        <w:rPr>
+          <w:rFonts w:ascii="Times New Roman" w:eastAsia="Times New Roman" w:hAnsi="Times New Roman" w:cs="Times New Roman"/>
+          <w:color w:val="000000"/>
+          <w:sz w:val="24"/>
+          <w:szCs w:val="24"/>
+          <w:lang w:val="ru-MD"/>
+        </w:rPr>
+        <w:t>Т</w:t>
+      </w:r>
+      <w:r>
+        <w:rPr>
+          <w:rFonts w:ascii="Times New Roman" w:eastAsia="Times New Roman" w:hAnsi="Times New Roman" w:cs="Times New Roman"/>
+          <w:sz w:val="24"/>
+          <w:szCs w:val="24"/>
+          <w:lang w:val="ru-MD"/>
+        </w:rPr>
+        <w:t>ебе</w:t>
+      </w:r>
+      <w:r>
+        <w:rPr>
+          <w:rFonts w:ascii="Times New Roman" w:eastAsia="Times New Roman" w:hAnsi="Times New Roman" w:cs="Times New Roman"/>
+          <w:color w:val="000000"/>
+          <w:sz w:val="24"/>
+          <w:szCs w:val="24"/>
+          <w:lang w:val="ru-MD"/>
+        </w:rPr>
+        <w:t xml:space="preserve">; і даруй нам те, чого просимо задля спасіння. Вчини нас синами світла і дня та спадкоємцями вічних Твоїх </w:t>
+      </w:r>
+      <w:r>
+        <w:rPr>
+          <w:rFonts w:ascii="Times New Roman" w:eastAsia="Times New Roman" w:hAnsi="Times New Roman" w:cs="Times New Roman"/>
+          <w:sz w:val="24"/>
+          <w:szCs w:val="24"/>
+          <w:lang w:val="ru-MD"/>
+        </w:rPr>
+        <w:t>благ</w:t>
+      </w:r>
+      <w:r>
+        <w:rPr>
+          <w:rFonts w:ascii="Times New Roman" w:eastAsia="Times New Roman" w:hAnsi="Times New Roman" w:cs="Times New Roman"/>
+          <w:color w:val="000000"/>
+          <w:sz w:val="24"/>
+          <w:szCs w:val="24"/>
+          <w:lang w:val="ru-MD"/>
+        </w:rPr>
+        <w:t>. Пом'яни, Господи, за багатством ласк Твоїх усіх людей, що є і моляться з нами, і всю братію нашу на землі й на морі, і на всякому місці володіння Твого, що потребують Твоєї любови й помочі. Усім вияви велику Твою милість, щоб спасенні, як душею так і тілом, завжди перебували й відважно славили чудне й благословенне ім'я Твоє, бо Ти Бог милости і ласк, і любови, і Тобі славу возсилаємо: Отцю, і Сину, і Святому Духові, нині і повсякчас, і на віки віків. Амінь.</w:t>
       </w:r>
     </w:p>
     <w:p>
@@ -9441,7 +9469,7 @@
           <w:szCs w:val="24"/>
           <w:lang w:val="ru-MD"/>
         </w:rPr>
-        <w:t>4.</w:t>
+        <w:t>5.</w:t>
       </w:r>
       <w:r>
         <w:rPr>
@@ -9451,16 +9479,16 @@
           <w:szCs w:val="24"/>
           <w:lang w:val="ru-MD"/>
         </w:rPr>
-        <w:t xml:space="preserve"> Владико, Боже святий і неосяжний, що казав із темряви світлові засіяти, що заспокоїв нас у нічному сні й підвів до величання і моління Твоєї доброти! Ти, що даєш себе умолити задля свого милосердя, прийми і нині нас, що поклоняємося Тобі й по силі </w:t>
-      </w:r>
-      <w:r>
-        <w:rPr>
-          <w:rFonts w:ascii="Times New Roman" w:eastAsia="Times New Roman" w:hAnsi="Times New Roman" w:cs="Times New Roman"/>
-          <w:sz w:val="24"/>
-          <w:szCs w:val="24"/>
-          <w:lang w:val="ru-MD"/>
-        </w:rPr>
-        <w:t xml:space="preserve">благодаримо </w:t>
+        <w:t xml:space="preserve"> Скарб</w:t>
+      </w:r>
+      <w:r>
+        <w:rPr>
+          <w:rFonts w:ascii="Times New Roman" w:eastAsia="Times New Roman" w:hAnsi="Times New Roman" w:cs="Times New Roman"/>
+          <w:sz w:val="24"/>
+          <w:szCs w:val="24"/>
+          <w:lang w:val="ru-MD"/>
+        </w:rPr>
+        <w:t>нице</w:t>
       </w:r>
       <w:r>
         <w:rPr>
@@ -9470,7 +9498,295 @@
           <w:szCs w:val="24"/>
           <w:lang w:val="ru-MD"/>
         </w:rPr>
-        <w:t>Т</w:t>
+        <w:t xml:space="preserve"> </w:t>
+      </w:r>
+      <w:r>
+        <w:rPr>
+          <w:rFonts w:ascii="Times New Roman" w:eastAsia="Times New Roman" w:hAnsi="Times New Roman" w:cs="Times New Roman"/>
+          <w:sz w:val="24"/>
+          <w:szCs w:val="24"/>
+          <w:lang w:val="ru-MD"/>
+        </w:rPr>
+        <w:t>благ</w:t>
+      </w:r>
+      <w:r>
+        <w:rPr>
+          <w:rFonts w:ascii="Times New Roman" w:eastAsia="Times New Roman" w:hAnsi="Times New Roman" w:cs="Times New Roman"/>
+          <w:color w:val="000000"/>
+          <w:sz w:val="24"/>
+          <w:szCs w:val="24"/>
+          <w:lang w:val="ru-MD"/>
+        </w:rPr>
+        <w:t>, джерело невисихаюче, Отче святий, чудотворче всесильний і вседержителю! Усі Тобі поклоняємося і Тобі молимося та Твої милості і Твої ласки призиваємо на поміч і на заступництво нашій смиренності. Пом'яни, Господи, слуг Твоїх, прийми від усіх нас ранішні моління, як кадило перед Тобою; ні одного з нас не вчини нездатним, але всіх нас зберігай ласками Твоїми. Пом'яни, Господи, тих, що чувають і співають на славу Твою і єдинородного Твого Сина і Бога нашого, і Святого Твого Духа. Будь їм помічником і заступником; прийми їх молитви на наднебесний і духовний Твій жертовник, бо Ти Бог наш, і Тобі славу возсилаємо: Отцю, і Сину, і Святому Духові, нині і повсякчас, і на віки віків. Амінь.</w:t>
+      </w:r>
+    </w:p>
+    <w:p>
+      <w:pPr>
+        <w:spacing w:after="120" w:line="240" w:lineRule="auto"/>
+        <w:jc w:val="both"/>
+        <w:rPr>
+          <w:rFonts w:ascii="Times New Roman" w:eastAsia="Times New Roman" w:hAnsi="Times New Roman" w:cs="Times New Roman"/>
+          <w:sz w:val="24"/>
+          <w:szCs w:val="24"/>
+          <w:lang w:val="ru-MD"/>
+        </w:rPr>
+      </w:pPr>
+      <w:r>
+        <w:rPr>
+          <w:rFonts w:ascii="Times New Roman" w:eastAsia="Times New Roman" w:hAnsi="Times New Roman" w:cs="Times New Roman"/>
+          <w:color w:val="FF0000"/>
+          <w:sz w:val="24"/>
+          <w:szCs w:val="24"/>
+          <w:lang w:val="ru-MD"/>
+        </w:rPr>
+        <w:t xml:space="preserve">6. </w:t>
+      </w:r>
+      <w:r>
+        <w:rPr>
+          <w:rFonts w:ascii="Times New Roman" w:eastAsia="Times New Roman" w:hAnsi="Times New Roman" w:cs="Times New Roman"/>
+          <w:sz w:val="24"/>
+          <w:szCs w:val="24"/>
+          <w:lang w:val="ru-MD"/>
+        </w:rPr>
+        <w:t>Благодаримо</w:t>
+      </w:r>
+      <w:r>
+        <w:rPr>
+          <w:rFonts w:ascii="Times New Roman" w:eastAsia="Times New Roman" w:hAnsi="Times New Roman" w:cs="Times New Roman"/>
+          <w:color w:val="000000"/>
+          <w:sz w:val="24"/>
+          <w:szCs w:val="24"/>
+          <w:lang w:val="ru-MD"/>
+        </w:rPr>
+        <w:t xml:space="preserve"> Т</w:t>
+      </w:r>
+      <w:r>
+        <w:rPr>
+          <w:rFonts w:ascii="Times New Roman" w:eastAsia="Times New Roman" w:hAnsi="Times New Roman" w:cs="Times New Roman"/>
+          <w:sz w:val="24"/>
+          <w:szCs w:val="24"/>
+          <w:lang w:val="ru-MD"/>
+        </w:rPr>
+        <w:t>е</w:t>
+      </w:r>
+      <w:r>
+        <w:rPr>
+          <w:rFonts w:ascii="Times New Roman" w:eastAsia="Times New Roman" w:hAnsi="Times New Roman" w:cs="Times New Roman"/>
+          <w:color w:val="000000"/>
+          <w:sz w:val="24"/>
+          <w:szCs w:val="24"/>
+          <w:lang w:val="ru-MD"/>
+        </w:rPr>
+        <w:t>б</w:t>
+      </w:r>
+      <w:r>
+        <w:rPr>
+          <w:rFonts w:ascii="Times New Roman" w:eastAsia="Times New Roman" w:hAnsi="Times New Roman" w:cs="Times New Roman"/>
+          <w:sz w:val="24"/>
+          <w:szCs w:val="24"/>
+          <w:lang w:val="ru-MD"/>
+        </w:rPr>
+        <w:t>е</w:t>
+      </w:r>
+      <w:r>
+        <w:rPr>
+          <w:rFonts w:ascii="Times New Roman" w:eastAsia="Times New Roman" w:hAnsi="Times New Roman" w:cs="Times New Roman"/>
+          <w:color w:val="000000"/>
+          <w:sz w:val="24"/>
+          <w:szCs w:val="24"/>
+          <w:lang w:val="ru-MD"/>
+        </w:rPr>
+        <w:t>, Господи, Боже спасіння нашого, бо Ти все робиш для добра життя нашого, щоб ми завжди на Тебе споглядали, Спасителю й Доброчинцю душ наших. Бо Ти дав спокій нам у час минулої ночі й підвів нас, щоб ми поклонялися величному імені Твоєму. Тому молимо Тебе, Господи: Дай нам ласку й силу, щоб ми стали гідними співати Тобі розумно й молитися безупинно та в страсі і тремтінні над нашим спасінням працювали, при заступництві Христа Твого. Пом'яни, Господи, і тих, що вночі до Тебе кличуть. Вислухай їх і помилуй, і круши під ноги їх невидимих і войовничих ворогів. Бо Ти Цар миру і Спас душ наших, і Тобі славу возсилаємо: Отцю і Сину, і Святому Духові, нині і повсякчас, і на віки віків. Амінь.</w:t>
+      </w:r>
+    </w:p>
+    <w:p>
+      <w:pPr>
+        <w:spacing w:after="120" w:line="240" w:lineRule="auto"/>
+        <w:jc w:val="both"/>
+        <w:rPr>
+          <w:rFonts w:ascii="Times New Roman" w:eastAsia="Times New Roman" w:hAnsi="Times New Roman" w:cs="Times New Roman"/>
+          <w:sz w:val="24"/>
+          <w:szCs w:val="24"/>
+          <w:lang w:val="ru-MD"/>
+        </w:rPr>
+      </w:pPr>
+      <w:r>
+        <w:rPr>
+          <w:rFonts w:ascii="Times New Roman" w:eastAsia="Times New Roman" w:hAnsi="Times New Roman" w:cs="Times New Roman"/>
+          <w:color w:val="FF0000"/>
+          <w:sz w:val="24"/>
+          <w:szCs w:val="24"/>
+          <w:lang w:val="ru-MD"/>
+        </w:rPr>
+        <w:t>7.</w:t>
+      </w:r>
+      <w:r>
+        <w:rPr>
+          <w:rFonts w:ascii="Times New Roman" w:eastAsia="Times New Roman" w:hAnsi="Times New Roman" w:cs="Times New Roman"/>
+          <w:color w:val="000000"/>
+          <w:sz w:val="24"/>
+          <w:szCs w:val="24"/>
+          <w:lang w:val="ru-MD"/>
+        </w:rPr>
+        <w:t xml:space="preserve"> Боже й Отче Господа нашого Ісуса Христа! Ти підніс нас з постелі нашої і зібрав на годину молитви. Дай нам ласку відкрити уста наші і прийми наші подяки, що в наших силах, і навчи нас установ Твоїх. Бо молитися як слід не вміємо, якщо Ти, Господи, святим Твоїм Духом не навчиш нас. Тому молимося Тобі: Даруй і прости, якщо ми згрішили аж до теперішньої години словом або ділом, або думкою, </w:t>
+      </w:r>
+      <w:r>
+        <w:rPr>
+          <w:rFonts w:ascii="Times New Roman" w:eastAsia="Times New Roman" w:hAnsi="Times New Roman" w:cs="Times New Roman"/>
+          <w:color w:val="000000"/>
+          <w:sz w:val="24"/>
+          <w:szCs w:val="24"/>
+          <w:lang w:val="ru-MD"/>
+        </w:rPr>
+        <w:lastRenderedPageBreak/>
+        <w:t>добровільно або недобровільно. Бо коли на провини будеш дивитися, Господи, Господи, то хто встоїться, бо в Тебе є прощення. Ти один святий, допоміжник сильний, захисник життя нашого, і Тебе ми завжди оспівуватимемо. Нехай буде сила Царства Твого завжди благословенна і вельми прославлювана: Отця, і Сина, і Святого Духа, нині і повсякчас, і на віки віків. Амінь.</w:t>
+      </w:r>
+    </w:p>
+    <w:p>
+      <w:pPr>
+        <w:spacing w:after="120" w:line="240" w:lineRule="auto"/>
+        <w:jc w:val="both"/>
+        <w:rPr>
+          <w:rFonts w:ascii="Times New Roman" w:eastAsia="Times New Roman" w:hAnsi="Times New Roman" w:cs="Times New Roman"/>
+          <w:sz w:val="24"/>
+          <w:szCs w:val="24"/>
+          <w:lang w:val="ru-MD"/>
+        </w:rPr>
+      </w:pPr>
+      <w:r>
+        <w:rPr>
+          <w:rFonts w:ascii="Times New Roman" w:eastAsia="Times New Roman" w:hAnsi="Times New Roman" w:cs="Times New Roman"/>
+          <w:color w:val="FF0000"/>
+          <w:sz w:val="24"/>
+          <w:szCs w:val="24"/>
+          <w:lang w:val="ru-MD"/>
+        </w:rPr>
+        <w:t xml:space="preserve">8. </w:t>
+      </w:r>
+      <w:r>
+        <w:rPr>
+          <w:rFonts w:ascii="Times New Roman" w:eastAsia="Times New Roman" w:hAnsi="Times New Roman" w:cs="Times New Roman"/>
+          <w:color w:val="000000"/>
+          <w:sz w:val="24"/>
+          <w:szCs w:val="24"/>
+          <w:lang w:val="ru-MD"/>
+        </w:rPr>
+        <w:t>Господи, Боже наш, що сонну неміч забрав від нас і покликав нас візванням святим, щоб і вночі підносити руки наші і прославляти Тебе за справедливі Твої присуди. Прийми благання наші, моління, визнавання, нічні служби і даруй нам, Боже, віру бездоганну, надію впевнену, любов нелицемірну. Благослови наші входи й виходи, вчинки, слова, діла й думки; і дай нам дочекатися початку дня, нам, що хвалять й оспівують, і благословлять добрість Твоєї несказанної сили, щоб було благословенне Твоє пресвяте ім'я і прославлене Твоє царство: Отця, і Сина, і Святого Духа, нині і повсякчас, і на віки віків. Амінь.</w:t>
+      </w:r>
+    </w:p>
+    <w:p>
+      <w:pPr>
+        <w:spacing w:after="120" w:line="240" w:lineRule="auto"/>
+        <w:jc w:val="both"/>
+        <w:rPr>
+          <w:rFonts w:ascii="Times New Roman" w:eastAsia="Times New Roman" w:hAnsi="Times New Roman" w:cs="Times New Roman"/>
+          <w:sz w:val="24"/>
+          <w:szCs w:val="24"/>
+          <w:lang w:val="ru-MD"/>
+        </w:rPr>
+      </w:pPr>
+      <w:r>
+        <w:rPr>
+          <w:rFonts w:ascii="Times New Roman" w:eastAsia="Times New Roman" w:hAnsi="Times New Roman" w:cs="Times New Roman"/>
+          <w:color w:val="FF0000"/>
+          <w:sz w:val="24"/>
+          <w:szCs w:val="24"/>
+          <w:lang w:val="ru-MD"/>
+        </w:rPr>
+        <w:t>9.</w:t>
+      </w:r>
+      <w:r>
+        <w:rPr>
+          <w:rFonts w:ascii="Times New Roman" w:eastAsia="Times New Roman" w:hAnsi="Times New Roman" w:cs="Times New Roman"/>
+          <w:color w:val="000000"/>
+          <w:sz w:val="24"/>
+          <w:szCs w:val="24"/>
+          <w:lang w:val="ru-MD"/>
+        </w:rPr>
+        <w:t xml:space="preserve"> Господи, Боже наш! Ти за покаяння дарував людям відпущення, нам же, як образ пізнання і визнання гріхів, показав покаяння і прощення пророка Давида. Тож, Владико, помилуй з великої милости Твоєї нас, що в чимало великих гріхів впали, і по багатстві ласк Твоїх очисти беззаконня наші, бо перед Тобою згрішили ми, Господи, що невідомі й таємні речі серця людського знаєш, і єдиний Ти маєш владу прощати гріхи. Серце ж чисте вчини в нас і Духом владичним утверди нас, і радість спасіння Твого яви нам. Не відкинь нас від лиця Твого, але дозволь, як благий і людинолюбний, аж до останнього нашого віддиху появляти Тобі жертву справедливости й приноси на святих Твоїх жертовниках, милістю і ласками і людинолюб'ям єдинородного Сина Твого, з яким Ти є благословенний з пресвятим, добрим і животворчим Твоїм Духом, нині й повсякчас, і на віки віків. Амінь.</w:t>
+      </w:r>
+    </w:p>
+    <w:p>
+      <w:pPr>
+        <w:spacing w:after="120" w:line="240" w:lineRule="auto"/>
+        <w:jc w:val="both"/>
+        <w:rPr>
+          <w:rFonts w:ascii="Times New Roman" w:eastAsia="Times New Roman" w:hAnsi="Times New Roman" w:cs="Times New Roman"/>
+          <w:sz w:val="24"/>
+          <w:szCs w:val="24"/>
+          <w:lang w:val="ru-MD"/>
+        </w:rPr>
+      </w:pPr>
+      <w:r>
+        <w:rPr>
+          <w:rFonts w:ascii="Times New Roman" w:eastAsia="Times New Roman" w:hAnsi="Times New Roman" w:cs="Times New Roman"/>
+          <w:color w:val="FF0000"/>
+          <w:sz w:val="24"/>
+          <w:szCs w:val="24"/>
+          <w:lang w:val="ru-MD"/>
+        </w:rPr>
+        <w:t>10.</w:t>
+      </w:r>
+      <w:r>
+        <w:rPr>
+          <w:rFonts w:ascii="Times New Roman" w:eastAsia="Times New Roman" w:hAnsi="Times New Roman" w:cs="Times New Roman"/>
+          <w:color w:val="000000"/>
+          <w:sz w:val="24"/>
+          <w:szCs w:val="24"/>
+          <w:lang w:val="ru-MD"/>
+        </w:rPr>
+        <w:t xml:space="preserve"> Боже, Боже наш! Ти сотворив розумні й духовні сили своєю волею. Тебе просимо й Тобі молимося: Прийми наші посильні величання з усіма Твоїми творіннями і збагати щедрими даруваннями Твоєї ласки. Бо перед Тобою згинається всяке коліно: на небі, на землі й під землею, і все, що живе, і все створіння оспівує неосяжну Твою славу, бо Ти Бог правдивий і вельми милостивий. Тебе бо хвалять усі небесні сили, і Тобі славу возсилаємо: Отцю, і Сину, і Святому Духові, нині і повсякчас, і на віки віків. Амінь.</w:t>
+      </w:r>
+    </w:p>
+    <w:p>
+      <w:pPr>
+        <w:spacing w:after="120" w:line="240" w:lineRule="auto"/>
+        <w:jc w:val="both"/>
+        <w:rPr>
+          <w:rFonts w:ascii="Times New Roman" w:eastAsia="Times New Roman" w:hAnsi="Times New Roman" w:cs="Times New Roman"/>
+          <w:sz w:val="24"/>
+          <w:szCs w:val="24"/>
+          <w:lang w:val="ru-MD"/>
+        </w:rPr>
+      </w:pPr>
+      <w:r>
+        <w:rPr>
+          <w:rFonts w:ascii="Times New Roman" w:eastAsia="Times New Roman" w:hAnsi="Times New Roman" w:cs="Times New Roman"/>
+          <w:color w:val="FF0000"/>
+          <w:sz w:val="24"/>
+          <w:szCs w:val="24"/>
+          <w:lang w:val="ru-MD"/>
+        </w:rPr>
+        <w:t xml:space="preserve">11. </w:t>
+      </w:r>
+      <w:r>
+        <w:rPr>
+          <w:rFonts w:ascii="Times New Roman" w:eastAsia="Times New Roman" w:hAnsi="Times New Roman" w:cs="Times New Roman"/>
+          <w:color w:val="000000"/>
+          <w:sz w:val="24"/>
+          <w:szCs w:val="24"/>
+          <w:lang w:val="ru-MD"/>
+        </w:rPr>
+        <w:t xml:space="preserve">Хвалимо, співаємо, благословимо і </w:t>
+      </w:r>
+      <w:r>
+        <w:rPr>
+          <w:rFonts w:ascii="Times New Roman" w:eastAsia="Times New Roman" w:hAnsi="Times New Roman" w:cs="Times New Roman"/>
+          <w:sz w:val="24"/>
+          <w:szCs w:val="24"/>
+          <w:lang w:val="ru-MD"/>
+        </w:rPr>
+        <w:t>благодаримо</w:t>
+      </w:r>
+      <w:r>
+        <w:rPr>
+          <w:rFonts w:ascii="Times New Roman" w:eastAsia="Times New Roman" w:hAnsi="Times New Roman" w:cs="Times New Roman"/>
+          <w:color w:val="000000"/>
+          <w:sz w:val="24"/>
+          <w:szCs w:val="24"/>
+          <w:lang w:val="ru-MD"/>
+        </w:rPr>
+        <w:t xml:space="preserve"> Т</w:t>
       </w:r>
       <w:r>
         <w:rPr>
@@ -9489,395 +9805,7 @@
           <w:szCs w:val="24"/>
           <w:lang w:val="ru-MD"/>
         </w:rPr>
-        <w:t xml:space="preserve">; і даруй нам те, чого просимо задля спасіння. Вчини нас синами світла і дня та спадкоємцями вічних Твоїх </w:t>
-      </w:r>
-      <w:r>
-        <w:rPr>
-          <w:rFonts w:ascii="Times New Roman" w:eastAsia="Times New Roman" w:hAnsi="Times New Roman" w:cs="Times New Roman"/>
-          <w:sz w:val="24"/>
-          <w:szCs w:val="24"/>
-          <w:lang w:val="ru-MD"/>
-        </w:rPr>
-        <w:t>благ</w:t>
-      </w:r>
-      <w:r>
-        <w:rPr>
-          <w:rFonts w:ascii="Times New Roman" w:eastAsia="Times New Roman" w:hAnsi="Times New Roman" w:cs="Times New Roman"/>
-          <w:color w:val="000000"/>
-          <w:sz w:val="24"/>
-          <w:szCs w:val="24"/>
-          <w:lang w:val="ru-MD"/>
-        </w:rPr>
-        <w:t>. Пом'яни, Господи, за багатством ласк Твоїх усіх людей, що є і моляться з нами, і всю братію нашу на землі й на морі, і на всякому місці володіння Твого, що потребують Твоєї любови й помочі. Усім вияви велику Твою милість, щоб спасенні, як душею так і тілом, завжди перебували й відважно славили чудне й благословенне ім'я Твоє, бо Ти Бог милости і ласк, і любови, і Тобі славу возсилаємо: Отцю, і Сину, і Святому Духові, нині і повсякчас, і на віки віків. Амінь.</w:t>
-      </w:r>
-    </w:p>
-    <w:p>
-      <w:pPr>
-        <w:spacing w:after="120" w:line="240" w:lineRule="auto"/>
-        <w:jc w:val="both"/>
-        <w:rPr>
-          <w:rFonts w:ascii="Times New Roman" w:eastAsia="Times New Roman" w:hAnsi="Times New Roman" w:cs="Times New Roman"/>
-          <w:sz w:val="24"/>
-          <w:szCs w:val="24"/>
-          <w:lang w:val="ru-MD"/>
-        </w:rPr>
-      </w:pPr>
-      <w:r>
-        <w:rPr>
-          <w:rFonts w:ascii="Times New Roman" w:eastAsia="Times New Roman" w:hAnsi="Times New Roman" w:cs="Times New Roman"/>
-          <w:color w:val="FF0000"/>
-          <w:sz w:val="24"/>
-          <w:szCs w:val="24"/>
-          <w:lang w:val="ru-MD"/>
-        </w:rPr>
-        <w:t>5.</w:t>
-      </w:r>
-      <w:r>
-        <w:rPr>
-          <w:rFonts w:ascii="Times New Roman" w:eastAsia="Times New Roman" w:hAnsi="Times New Roman" w:cs="Times New Roman"/>
-          <w:color w:val="000000"/>
-          <w:sz w:val="24"/>
-          <w:szCs w:val="24"/>
-          <w:lang w:val="ru-MD"/>
-        </w:rPr>
-        <w:t xml:space="preserve"> Скарб</w:t>
-      </w:r>
-      <w:r>
-        <w:rPr>
-          <w:rFonts w:ascii="Times New Roman" w:eastAsia="Times New Roman" w:hAnsi="Times New Roman" w:cs="Times New Roman"/>
-          <w:sz w:val="24"/>
-          <w:szCs w:val="24"/>
-          <w:lang w:val="ru-MD"/>
-        </w:rPr>
-        <w:t>нице</w:t>
-      </w:r>
-      <w:r>
-        <w:rPr>
-          <w:rFonts w:ascii="Times New Roman" w:eastAsia="Times New Roman" w:hAnsi="Times New Roman" w:cs="Times New Roman"/>
-          <w:color w:val="000000"/>
-          <w:sz w:val="24"/>
-          <w:szCs w:val="24"/>
-          <w:lang w:val="ru-MD"/>
-        </w:rPr>
-        <w:t xml:space="preserve"> </w:t>
-      </w:r>
-      <w:r>
-        <w:rPr>
-          <w:rFonts w:ascii="Times New Roman" w:eastAsia="Times New Roman" w:hAnsi="Times New Roman" w:cs="Times New Roman"/>
-          <w:sz w:val="24"/>
-          <w:szCs w:val="24"/>
-          <w:lang w:val="ru-MD"/>
-        </w:rPr>
-        <w:t>благ</w:t>
-      </w:r>
-      <w:r>
-        <w:rPr>
-          <w:rFonts w:ascii="Times New Roman" w:eastAsia="Times New Roman" w:hAnsi="Times New Roman" w:cs="Times New Roman"/>
-          <w:color w:val="000000"/>
-          <w:sz w:val="24"/>
-          <w:szCs w:val="24"/>
-          <w:lang w:val="ru-MD"/>
-        </w:rPr>
-        <w:t>, джерело невисихаюче, Отче святий, чудотворче всесильний і вседержителю! Усі Тобі поклоняємося і Тобі молимося та Твої милості і Твої ласки призиваємо на поміч і на заступництво нашій смиренності. Пом'яни, Господи, слуг Твоїх, прийми від усіх нас ранішні моління, як кадило перед Тобою; ні одного з нас не вчини нездатним, але всіх нас зберігай ласками Твоїми. Пом'яни, Господи, тих, що чувають і співають на славу Твою і єдинородного Твого Сина і Бога нашого, і Святого Твого Духа. Будь їм помічником і заступником; прийми їх молитви на наднебесний і духовний Твій жертовник, бо Ти Бог наш, і Тобі славу возсилаємо: Отцю, і Сину, і Святому Духові, нині і повсякчас, і на віки віків. Амінь.</w:t>
-      </w:r>
-    </w:p>
-    <w:p>
-      <w:pPr>
-        <w:spacing w:after="120" w:line="240" w:lineRule="auto"/>
-        <w:jc w:val="both"/>
-        <w:rPr>
-          <w:rFonts w:ascii="Times New Roman" w:eastAsia="Times New Roman" w:hAnsi="Times New Roman" w:cs="Times New Roman"/>
-          <w:sz w:val="24"/>
-          <w:szCs w:val="24"/>
-          <w:lang w:val="ru-MD"/>
-        </w:rPr>
-      </w:pPr>
-      <w:r>
-        <w:rPr>
-          <w:rFonts w:ascii="Times New Roman" w:eastAsia="Times New Roman" w:hAnsi="Times New Roman" w:cs="Times New Roman"/>
-          <w:color w:val="FF0000"/>
-          <w:sz w:val="24"/>
-          <w:szCs w:val="24"/>
-          <w:lang w:val="ru-MD"/>
-        </w:rPr>
-        <w:t xml:space="preserve">6. </w:t>
-      </w:r>
-      <w:r>
-        <w:rPr>
-          <w:rFonts w:ascii="Times New Roman" w:eastAsia="Times New Roman" w:hAnsi="Times New Roman" w:cs="Times New Roman"/>
-          <w:sz w:val="24"/>
-          <w:szCs w:val="24"/>
-          <w:lang w:val="ru-MD"/>
-        </w:rPr>
-        <w:t>Благодаримо</w:t>
-      </w:r>
-      <w:r>
-        <w:rPr>
-          <w:rFonts w:ascii="Times New Roman" w:eastAsia="Times New Roman" w:hAnsi="Times New Roman" w:cs="Times New Roman"/>
-          <w:color w:val="000000"/>
-          <w:sz w:val="24"/>
-          <w:szCs w:val="24"/>
-          <w:lang w:val="ru-MD"/>
-        </w:rPr>
-        <w:t xml:space="preserve"> Т</w:t>
-      </w:r>
-      <w:r>
-        <w:rPr>
-          <w:rFonts w:ascii="Times New Roman" w:eastAsia="Times New Roman" w:hAnsi="Times New Roman" w:cs="Times New Roman"/>
-          <w:sz w:val="24"/>
-          <w:szCs w:val="24"/>
-          <w:lang w:val="ru-MD"/>
-        </w:rPr>
-        <w:t>е</w:t>
-      </w:r>
-      <w:r>
-        <w:rPr>
-          <w:rFonts w:ascii="Times New Roman" w:eastAsia="Times New Roman" w:hAnsi="Times New Roman" w:cs="Times New Roman"/>
-          <w:color w:val="000000"/>
-          <w:sz w:val="24"/>
-          <w:szCs w:val="24"/>
-          <w:lang w:val="ru-MD"/>
-        </w:rPr>
-        <w:t>б</w:t>
-      </w:r>
-      <w:r>
-        <w:rPr>
-          <w:rFonts w:ascii="Times New Roman" w:eastAsia="Times New Roman" w:hAnsi="Times New Roman" w:cs="Times New Roman"/>
-          <w:sz w:val="24"/>
-          <w:szCs w:val="24"/>
-          <w:lang w:val="ru-MD"/>
-        </w:rPr>
-        <w:t>е</w:t>
-      </w:r>
-      <w:r>
-        <w:rPr>
-          <w:rFonts w:ascii="Times New Roman" w:eastAsia="Times New Roman" w:hAnsi="Times New Roman" w:cs="Times New Roman"/>
-          <w:color w:val="000000"/>
-          <w:sz w:val="24"/>
-          <w:szCs w:val="24"/>
-          <w:lang w:val="ru-MD"/>
-        </w:rPr>
-        <w:t xml:space="preserve">, Господи, Боже спасіння нашого, бо Ти все робиш для добра життя нашого, щоб ми завжди на Тебе споглядали, Спасителю й Доброчинцю душ наших. Бо Ти дав спокій нам у час минулої ночі й підвів нас, щоб ми поклонялися величному імені Твоєму. Тому молимо Тебе, Господи: Дай нам ласку й силу, щоб ми стали гідними співати Тобі розумно й молитися безупинно та в страсі і тремтінні над нашим спасінням працювали, при заступництві Христа Твого. Пом'яни, Господи, і тих, що вночі до Тебе кличуть. Вислухай їх і помилуй, і круши під ноги їх невидимих </w:t>
-      </w:r>
-      <w:r>
-        <w:rPr>
-          <w:rFonts w:ascii="Times New Roman" w:eastAsia="Times New Roman" w:hAnsi="Times New Roman" w:cs="Times New Roman"/>
-          <w:color w:val="000000"/>
-          <w:sz w:val="24"/>
-          <w:szCs w:val="24"/>
-          <w:lang w:val="ru-MD"/>
-        </w:rPr>
-        <w:lastRenderedPageBreak/>
-        <w:t>і войовничих ворогів. Бо Ти Цар миру і Спас душ наших, і Тобі славу возсилаємо: Отцю і Сину, і Святому Духові, нині і повсякчас, і на віки віків. Амінь.</w:t>
-      </w:r>
-    </w:p>
-    <w:p>
-      <w:pPr>
-        <w:spacing w:after="120" w:line="240" w:lineRule="auto"/>
-        <w:jc w:val="both"/>
-        <w:rPr>
-          <w:rFonts w:ascii="Times New Roman" w:eastAsia="Times New Roman" w:hAnsi="Times New Roman" w:cs="Times New Roman"/>
-          <w:sz w:val="24"/>
-          <w:szCs w:val="24"/>
-          <w:lang w:val="ru-MD"/>
-        </w:rPr>
-      </w:pPr>
-      <w:r>
-        <w:rPr>
-          <w:rFonts w:ascii="Times New Roman" w:eastAsia="Times New Roman" w:hAnsi="Times New Roman" w:cs="Times New Roman"/>
-          <w:color w:val="FF0000"/>
-          <w:sz w:val="24"/>
-          <w:szCs w:val="24"/>
-          <w:lang w:val="ru-MD"/>
-        </w:rPr>
-        <w:t>7.</w:t>
-      </w:r>
-      <w:r>
-        <w:rPr>
-          <w:rFonts w:ascii="Times New Roman" w:eastAsia="Times New Roman" w:hAnsi="Times New Roman" w:cs="Times New Roman"/>
-          <w:color w:val="000000"/>
-          <w:sz w:val="24"/>
-          <w:szCs w:val="24"/>
-          <w:lang w:val="ru-MD"/>
-        </w:rPr>
-        <w:t xml:space="preserve"> Боже й Отче Господа нашого Ісуса Христа! Ти підніс нас з постелі нашої і зібрав на годину молитви. Дай нам ласку відкрити уста наші і прийми наші подяки, що в наших силах, і навчи нас установ Твоїх. Бо молитися як слід не вміємо, якщо Ти, Господи, святим Твоїм Духом не навчиш нас. Тому молимося Тобі: Даруй і прости, якщо ми згрішили аж до теперішньої години словом або ділом, або думкою, добровільно або недобровільно. Бо коли на провини будеш дивитися, Господи, Господи, то хто встоїться, бо в Тебе є прощення. Ти один святий, допоміжник сильний, захисник життя нашого, і Тебе ми завжди оспівуватимемо. Нехай буде сила Царства Твого завжди благословенна і вельми прославлювана: Отця, і Сина, і Святого Духа, нині і повсякчас, і на віки віків. Амінь.</w:t>
-      </w:r>
-    </w:p>
-    <w:p>
-      <w:pPr>
-        <w:spacing w:after="120" w:line="240" w:lineRule="auto"/>
-        <w:jc w:val="both"/>
-        <w:rPr>
-          <w:rFonts w:ascii="Times New Roman" w:eastAsia="Times New Roman" w:hAnsi="Times New Roman" w:cs="Times New Roman"/>
-          <w:sz w:val="24"/>
-          <w:szCs w:val="24"/>
-          <w:lang w:val="ru-MD"/>
-        </w:rPr>
-      </w:pPr>
-      <w:r>
-        <w:rPr>
-          <w:rFonts w:ascii="Times New Roman" w:eastAsia="Times New Roman" w:hAnsi="Times New Roman" w:cs="Times New Roman"/>
-          <w:color w:val="FF0000"/>
-          <w:sz w:val="24"/>
-          <w:szCs w:val="24"/>
-          <w:lang w:val="ru-MD"/>
-        </w:rPr>
-        <w:t xml:space="preserve">8. </w:t>
-      </w:r>
-      <w:r>
-        <w:rPr>
-          <w:rFonts w:ascii="Times New Roman" w:eastAsia="Times New Roman" w:hAnsi="Times New Roman" w:cs="Times New Roman"/>
-          <w:color w:val="000000"/>
-          <w:sz w:val="24"/>
-          <w:szCs w:val="24"/>
-          <w:lang w:val="ru-MD"/>
-        </w:rPr>
-        <w:t>Господи, Боже наш, що сонну неміч забрав від нас і покликав нас візванням святим, щоб і вночі підносити руки наші і прославляти Тебе за справедливі Твої присуди. Прийми благання наші, моління, визнавання, нічні служби і даруй нам, Боже, віру бездоганну, надію впевнену, любов нелицемірну. Благослови наші входи й виходи, вчинки, слова, діла й думки; і дай нам дочекатися початку дня, нам, що хвалять й оспівують, і благословлять добрість Твоєї несказанної сили, щоб було благословенне Твоє пресвяте ім'я і прославлене Твоє царство: Отця, і Сина, і Святого Духа, нині і повсякчас, і на віки віків. Амінь.</w:t>
-      </w:r>
-    </w:p>
-    <w:p>
-      <w:pPr>
-        <w:spacing w:after="120" w:line="240" w:lineRule="auto"/>
-        <w:jc w:val="both"/>
-        <w:rPr>
-          <w:rFonts w:ascii="Times New Roman" w:eastAsia="Times New Roman" w:hAnsi="Times New Roman" w:cs="Times New Roman"/>
-          <w:sz w:val="24"/>
-          <w:szCs w:val="24"/>
-          <w:lang w:val="ru-MD"/>
-        </w:rPr>
-      </w:pPr>
-      <w:r>
-        <w:rPr>
-          <w:rFonts w:ascii="Times New Roman" w:eastAsia="Times New Roman" w:hAnsi="Times New Roman" w:cs="Times New Roman"/>
-          <w:color w:val="FF0000"/>
-          <w:sz w:val="24"/>
-          <w:szCs w:val="24"/>
-          <w:lang w:val="ru-MD"/>
-        </w:rPr>
-        <w:t>9.</w:t>
-      </w:r>
-      <w:r>
-        <w:rPr>
-          <w:rFonts w:ascii="Times New Roman" w:eastAsia="Times New Roman" w:hAnsi="Times New Roman" w:cs="Times New Roman"/>
-          <w:color w:val="000000"/>
-          <w:sz w:val="24"/>
-          <w:szCs w:val="24"/>
-          <w:lang w:val="ru-MD"/>
-        </w:rPr>
-        <w:t xml:space="preserve"> Господи, Боже наш! Ти за покаяння дарував людям відпущення, нам же, як образ пізнання і визнання гріхів, показав покаяння і прощення пророка Давида. Тож, Владико, помилуй з великої милости Твоєї нас, що в чимало великих гріхів впали, і по багатстві ласк Твоїх очисти беззаконня наші, бо перед Тобою згрішили ми, Господи, що невідомі й таємні речі серця людського знаєш, і єдиний Ти маєш владу прощати гріхи. Серце ж чисте вчини в нас і Духом владичним утверди нас, і радість спасіння Твого яви нам. Не відкинь нас від лиця Твого, але дозволь, як благий і людинолюбний, аж до останнього нашого віддиху появляти Тобі жертву справедливости й приноси на святих Твоїх жертовниках, милістю і ласками і людинолюб'ям єдинородного Сина Твого, з яким Ти є благословенний з пресвятим, добрим і животворчим Твоїм Духом, нині й повсякчас, і на віки віків. Амінь.</w:t>
-      </w:r>
-    </w:p>
-    <w:p>
-      <w:pPr>
-        <w:spacing w:after="120" w:line="240" w:lineRule="auto"/>
-        <w:jc w:val="both"/>
-        <w:rPr>
-          <w:rFonts w:ascii="Times New Roman" w:eastAsia="Times New Roman" w:hAnsi="Times New Roman" w:cs="Times New Roman"/>
-          <w:sz w:val="24"/>
-          <w:szCs w:val="24"/>
-          <w:lang w:val="ru-MD"/>
-        </w:rPr>
-      </w:pPr>
-      <w:r>
-        <w:rPr>
-          <w:rFonts w:ascii="Times New Roman" w:eastAsia="Times New Roman" w:hAnsi="Times New Roman" w:cs="Times New Roman"/>
-          <w:color w:val="FF0000"/>
-          <w:sz w:val="24"/>
-          <w:szCs w:val="24"/>
-          <w:lang w:val="ru-MD"/>
-        </w:rPr>
-        <w:t>10.</w:t>
-      </w:r>
-      <w:r>
-        <w:rPr>
-          <w:rFonts w:ascii="Times New Roman" w:eastAsia="Times New Roman" w:hAnsi="Times New Roman" w:cs="Times New Roman"/>
-          <w:color w:val="000000"/>
-          <w:sz w:val="24"/>
-          <w:szCs w:val="24"/>
-          <w:lang w:val="ru-MD"/>
-        </w:rPr>
-        <w:t xml:space="preserve"> Боже, Боже наш! Ти сотворив розумні й духовні сили своєю волею. Тебе просимо й Тобі молимося: Прийми наші посильні величання з усіма Твоїми творіннями і збагати щедрими даруваннями Твоєї ласки. Бо перед Тобою згинається всяке коліно: на небі, на землі й під землею, і все, що живе, і все створіння оспівує неосяжну Твою славу, бо Ти Бог правдивий і вельми милостивий. Тебе бо хвалять усі небесні сили, і Тобі славу возсилаємо: Отцю, і Сину, і Святому Духові, нині і повсякчас, і на віки віків. Амінь.</w:t>
-      </w:r>
-    </w:p>
-    <w:p>
-      <w:pPr>
-        <w:spacing w:after="120" w:line="240" w:lineRule="auto"/>
-        <w:jc w:val="both"/>
-        <w:rPr>
-          <w:rFonts w:ascii="Times New Roman" w:eastAsia="Times New Roman" w:hAnsi="Times New Roman" w:cs="Times New Roman"/>
-          <w:sz w:val="24"/>
-          <w:szCs w:val="24"/>
-          <w:lang w:val="ru-MD"/>
-        </w:rPr>
-      </w:pPr>
-      <w:r>
-        <w:rPr>
-          <w:rFonts w:ascii="Times New Roman" w:eastAsia="Times New Roman" w:hAnsi="Times New Roman" w:cs="Times New Roman"/>
-          <w:color w:val="FF0000"/>
-          <w:sz w:val="24"/>
-          <w:szCs w:val="24"/>
-          <w:lang w:val="ru-MD"/>
-        </w:rPr>
-        <w:t xml:space="preserve">11. </w:t>
-      </w:r>
-      <w:r>
-        <w:rPr>
-          <w:rFonts w:ascii="Times New Roman" w:eastAsia="Times New Roman" w:hAnsi="Times New Roman" w:cs="Times New Roman"/>
-          <w:color w:val="000000"/>
-          <w:sz w:val="24"/>
-          <w:szCs w:val="24"/>
-          <w:lang w:val="ru-MD"/>
-        </w:rPr>
-        <w:t xml:space="preserve">Хвалимо, співаємо, благословимо і </w:t>
-      </w:r>
-      <w:r>
-        <w:rPr>
-          <w:rFonts w:ascii="Times New Roman" w:eastAsia="Times New Roman" w:hAnsi="Times New Roman" w:cs="Times New Roman"/>
-          <w:sz w:val="24"/>
-          <w:szCs w:val="24"/>
-          <w:lang w:val="ru-MD"/>
-        </w:rPr>
-        <w:t>благодаримо</w:t>
-      </w:r>
-      <w:r>
-        <w:rPr>
-          <w:rFonts w:ascii="Times New Roman" w:eastAsia="Times New Roman" w:hAnsi="Times New Roman" w:cs="Times New Roman"/>
-          <w:color w:val="000000"/>
-          <w:sz w:val="24"/>
-          <w:szCs w:val="24"/>
-          <w:lang w:val="ru-MD"/>
-        </w:rPr>
-        <w:t xml:space="preserve"> Т</w:t>
-      </w:r>
-      <w:r>
-        <w:rPr>
-          <w:rFonts w:ascii="Times New Roman" w:eastAsia="Times New Roman" w:hAnsi="Times New Roman" w:cs="Times New Roman"/>
-          <w:sz w:val="24"/>
-          <w:szCs w:val="24"/>
-          <w:lang w:val="ru-MD"/>
-        </w:rPr>
-        <w:t>ебе</w:t>
-      </w:r>
-      <w:r>
-        <w:rPr>
-          <w:rFonts w:ascii="Times New Roman" w:eastAsia="Times New Roman" w:hAnsi="Times New Roman" w:cs="Times New Roman"/>
-          <w:color w:val="000000"/>
-          <w:sz w:val="24"/>
-          <w:szCs w:val="24"/>
-          <w:lang w:val="ru-MD"/>
-        </w:rPr>
-        <w:t xml:space="preserve">, Боже батьків наших, бо Ти забрав тінь нічну і явив нам знову світло денне. Молимо Твою добрість: Милостивий будь для нас грішних і прийми молитву нашу задля великої Твоєї ласкавости, бо ми прибігаємо до Тебе, милостивого і всемогутнього Бога. Ти, що засвітив у серцях наших правдиве сонце справедливости Твоєї! Просвіти розум наш і почування всі зберігай, щоб, як у день, ходили ми пристойно шляхом заповідей Твоїх і дійшли до </w:t>
-      </w:r>
-      <w:r>
-        <w:rPr>
-          <w:rFonts w:ascii="Times New Roman" w:eastAsia="Times New Roman" w:hAnsi="Times New Roman" w:cs="Times New Roman"/>
-          <w:color w:val="000000"/>
-          <w:sz w:val="24"/>
-          <w:szCs w:val="24"/>
-          <w:lang w:val="ru-MD"/>
-        </w:rPr>
-        <w:lastRenderedPageBreak/>
-        <w:t>життя вічного, і стали гідними насолоджуватися недоступним Твоїм світлом. Бо в Тебе є джерело життя, Ти Бог наш і Тобі славу возсилаємо: Отцю, і Сину, і Святому Духові, нині і повсякчас, і на віки віків. Амінь.</w:t>
+        <w:t>, Боже батьків наших, бо Ти забрав тінь нічну і явив нам знову світло денне. Молимо Твою добрість: Милостивий будь для нас грішних і прийми молитву нашу задля великої Твоєї ласкавости, бо ми прибігаємо до Тебе, милостивого і всемогутнього Бога. Ти, що засвітив у серцях наших правдиве сонце справедливости Твоєї! Просвіти розум наш і почування всі зберігай, щоб, як у день, ходили ми пристойно шляхом заповідей Твоїх і дійшли до життя вічного, і стали гідними насолоджуватися недоступним Твоїм світлом. Бо в Тебе є джерело життя, Ти Бог наш і Тобі славу возсилаємо: Отцю, і Сину, і Святому Духові, нині і повсякчас, і на віки віків. Амінь.</w:t>
       </w:r>
     </w:p>
     <w:p>
@@ -9956,6 +9884,7 @@
           <w:szCs w:val="24"/>
           <w:lang w:val="ru-MD"/>
         </w:rPr>
+        <w:lastRenderedPageBreak/>
         <w:t>Вірні:</w:t>
       </w:r>
       <w:r>
@@ -10659,62 +10588,72 @@
           <w:szCs w:val="24"/>
           <w:lang w:val="ru-MD"/>
         </w:rPr>
+        <w:t>Пресвяту, пречисту, преблагословенну, славну Владичицю нашу Богородицю і приснодіву Марію, з усіма святими пом’янувши, самих себе, і один одного, і все життя наше Христу Богові віддаймо.</w:t>
+      </w:r>
+    </w:p>
+    <w:p>
+      <w:pPr>
+        <w:spacing w:after="120" w:line="240" w:lineRule="auto"/>
+        <w:rPr>
+          <w:rFonts w:ascii="Times New Roman" w:eastAsia="Times New Roman" w:hAnsi="Times New Roman" w:cs="Times New Roman"/>
+          <w:sz w:val="24"/>
+          <w:szCs w:val="24"/>
+          <w:lang w:val="ru-MD"/>
+        </w:rPr>
+      </w:pPr>
+      <w:r>
+        <w:rPr>
+          <w:rFonts w:ascii="Times New Roman" w:eastAsia="Times New Roman" w:hAnsi="Times New Roman" w:cs="Times New Roman"/>
+          <w:i/>
+          <w:color w:val="FF4400"/>
+          <w:sz w:val="24"/>
+          <w:szCs w:val="24"/>
+          <w:lang w:val="ru-MD"/>
+        </w:rPr>
+        <w:t>Вірні:</w:t>
+      </w:r>
+      <w:r>
+        <w:rPr>
+          <w:rFonts w:ascii="Times New Roman" w:eastAsia="Times New Roman" w:hAnsi="Times New Roman" w:cs="Times New Roman"/>
+          <w:color w:val="000000"/>
+          <w:sz w:val="24"/>
+          <w:szCs w:val="24"/>
+          <w:lang w:val="ru-MD"/>
+        </w:rPr>
+        <w:t xml:space="preserve"> Тобі́, Го́споди.</w:t>
+      </w:r>
+    </w:p>
+    <w:p>
+      <w:pPr>
+        <w:spacing w:after="120" w:line="240" w:lineRule="auto"/>
+        <w:jc w:val="both"/>
+        <w:rPr>
+          <w:rFonts w:ascii="Times New Roman" w:eastAsia="Times New Roman" w:hAnsi="Times New Roman" w:cs="Times New Roman"/>
+          <w:sz w:val="24"/>
+          <w:szCs w:val="24"/>
+          <w:lang w:val="ru-MD"/>
+        </w:rPr>
+      </w:pPr>
+      <w:r>
+        <w:rPr>
+          <w:rFonts w:ascii="Times New Roman" w:eastAsia="Times New Roman" w:hAnsi="Times New Roman" w:cs="Times New Roman"/>
+          <w:sz w:val="24"/>
+          <w:szCs w:val="24"/>
+          <w:u w:val="single"/>
+          <w:lang w:val="ru-MD"/>
+        </w:rPr>
+        <w:t xml:space="preserve">[Благодаримо Тебе, Господи, Боже наш, що підняв нас із постелі нашої і вклав в уста наші слово хвали, щоб поклонятися і призивати ім'я Твоє святе. Ми умоляємо Твоє милосердя, яке Ти завжди виявляв у нашому житті. Пошли поміч свою людям, що стоять перед лицем святої слави Твоєї і дожидають від Тебе багатої милости; і дай </w:t>
+      </w:r>
+      <w:r>
+        <w:rPr>
+          <w:rFonts w:ascii="Times New Roman" w:eastAsia="Times New Roman" w:hAnsi="Times New Roman" w:cs="Times New Roman"/>
+          <w:sz w:val="24"/>
+          <w:szCs w:val="24"/>
+          <w:u w:val="single"/>
+          <w:lang w:val="ru-MD"/>
+        </w:rPr>
         <w:lastRenderedPageBreak/>
-        <w:t>Пресвяту, пречисту, преблагословенну, славну Владичицю нашу Богородицю і приснодіву Марію, з усіма святими пом’янувши, самих себе, і один одного, і все життя наше Христу Богові віддаймо.</w:t>
-      </w:r>
-    </w:p>
-    <w:p>
-      <w:pPr>
-        <w:spacing w:after="120" w:line="240" w:lineRule="auto"/>
-        <w:rPr>
-          <w:rFonts w:ascii="Times New Roman" w:eastAsia="Times New Roman" w:hAnsi="Times New Roman" w:cs="Times New Roman"/>
-          <w:sz w:val="24"/>
-          <w:szCs w:val="24"/>
-          <w:lang w:val="ru-MD"/>
-        </w:rPr>
-      </w:pPr>
-      <w:r>
-        <w:rPr>
-          <w:rFonts w:ascii="Times New Roman" w:eastAsia="Times New Roman" w:hAnsi="Times New Roman" w:cs="Times New Roman"/>
-          <w:i/>
-          <w:color w:val="FF4400"/>
-          <w:sz w:val="24"/>
-          <w:szCs w:val="24"/>
-          <w:lang w:val="ru-MD"/>
-        </w:rPr>
-        <w:t>Вірні:</w:t>
-      </w:r>
-      <w:r>
-        <w:rPr>
-          <w:rFonts w:ascii="Times New Roman" w:eastAsia="Times New Roman" w:hAnsi="Times New Roman" w:cs="Times New Roman"/>
-          <w:color w:val="000000"/>
-          <w:sz w:val="24"/>
-          <w:szCs w:val="24"/>
-          <w:lang w:val="ru-MD"/>
-        </w:rPr>
-        <w:t xml:space="preserve"> Тобі́, Го́споди.</w:t>
-      </w:r>
-    </w:p>
-    <w:p>
-      <w:pPr>
-        <w:spacing w:after="120" w:line="240" w:lineRule="auto"/>
-        <w:jc w:val="both"/>
-        <w:rPr>
-          <w:rFonts w:ascii="Times New Roman" w:eastAsia="Times New Roman" w:hAnsi="Times New Roman" w:cs="Times New Roman"/>
-          <w:sz w:val="24"/>
-          <w:szCs w:val="24"/>
-          <w:lang w:val="ru-MD"/>
-        </w:rPr>
-      </w:pPr>
-      <w:r>
-        <w:rPr>
-          <w:rFonts w:ascii="Times New Roman" w:eastAsia="Times New Roman" w:hAnsi="Times New Roman" w:cs="Times New Roman"/>
-          <w:sz w:val="24"/>
-          <w:szCs w:val="24"/>
-          <w:u w:val="single"/>
-          <w:lang w:val="ru-MD"/>
-        </w:rPr>
-        <w:t>[Благодаримо Тебе, Господи, Боже наш, що підняв нас із постелі нашої і вклав в уста наші слово хвали, щоб поклонятися і призивати ім'я Твоє святе. Ми умоляємо Твоє милосердя, яке Ти завжди виявляв у нашому житті. Пошли поміч свою людям, що стоять перед лицем святої слави Твоєї і дожидають від Тебе багатої милости; і дай нам, що зо страхом і любов'ю завжди Тобі служимо, хвалити несказанну Твою доброту.]</w:t>
+        <w:t>нам, що зо страхом і любов'ю завжди Тобі служимо, хвалити несказанну Твою доброту.]</w:t>
       </w:r>
     </w:p>
     <w:p>
@@ -10733,6 +10672,7 @@
           <w:i/>
           <w:color w:val="FF0000"/>
           <w:sz w:val="24"/>
+          <w:lang w:val="ru-MD"/>
         </w:rPr>
         <w:t>Священник:</w:t>
       </w:r>
@@ -10740,6 +10680,7 @@
         <w:rPr>
           <w:rFonts w:ascii="Times New Roman" w:hAnsi="Times New Roman"/>
           <w:sz w:val="24"/>
+          <w:lang w:val="ru-MD"/>
         </w:rPr>
         <w:t xml:space="preserve"> Бо Тобі належить усяка слава, честь і поклоніння, Отцю, і Сину, і Святому Духові, нині, і повсякчас, і на віки віків.</w:t>
       </w:r>
@@ -11301,7 +11242,6 @@
           <w:szCs w:val="24"/>
           <w:lang w:val="ru-MD"/>
         </w:rPr>
-        <w:lastRenderedPageBreak/>
         <w:t>Пресвяту, пречисту, преблагословенну, славну Владичицю нашу Богородицю і приснодіву Марію, з усіма святими пом’янувши, самих себе, і один одного, і все життя наше Христу Богові віддаймо.</w:t>
       </w:r>
     </w:p>
@@ -11386,6 +11326,7 @@
           <w:i/>
           <w:color w:val="FF0000"/>
           <w:sz w:val="24"/>
+          <w:lang w:val="ru-MD"/>
         </w:rPr>
         <w:t>Священник:</w:t>
       </w:r>
@@ -11393,6 +11334,7 @@
         <w:rPr>
           <w:rFonts w:ascii="Times New Roman" w:hAnsi="Times New Roman"/>
           <w:sz w:val="24"/>
+          <w:lang w:val="ru-MD"/>
         </w:rPr>
         <w:t xml:space="preserve"> Бо Твоя є влада і Твоє є царство, і сила, і слава, Отця, і Сина, і Святого Духа, нині, і повсякчас, і на віки віків.</w:t>
       </w:r>
@@ -11757,6 +11699,7 @@
           <w:i/>
           <w:color w:val="FF0000"/>
           <w:sz w:val="24"/>
+          <w:lang w:val="ru-MD"/>
         </w:rPr>
         <w:t>Священник:</w:t>
       </w:r>
@@ -11764,6 +11707,7 @@
         <w:rPr>
           <w:rFonts w:ascii="Times New Roman" w:hAnsi="Times New Roman"/>
           <w:sz w:val="24"/>
+          <w:lang w:val="ru-MD"/>
         </w:rPr>
         <w:t xml:space="preserve"> Бо Ти благий і людинолюбний Бог – і Тобі славу возсилаємо, Отцю, і Сину, і Святому Духові, нині, і повсякчас, і на віки віків.</w:t>
       </w:r>
@@ -15428,6 +15372,7 @@
           <w:i/>
           <w:color w:val="FF0000"/>
           <w:sz w:val="24"/>
+          <w:lang w:val="ru-MD"/>
         </w:rPr>
         <w:t>Священник:</w:t>
       </w:r>
@@ -15435,6 +15380,7 @@
         <w:rPr>
           <w:rFonts w:ascii="Times New Roman" w:hAnsi="Times New Roman"/>
           <w:sz w:val="24"/>
+          <w:lang w:val="ru-MD"/>
         </w:rPr>
         <w:t xml:space="preserve"> Бо Тебе хвалять усі сили небесні і Тобі славу возсилаємо: Отцю, і Сину, і Святому Духові, нині і повсякчас, і на віки віків.</w:t>
       </w:r>
@@ -16360,6 +16306,7 @@
           <w:i/>
           <w:color w:val="FF0000"/>
           <w:sz w:val="24"/>
+          <w:lang w:val="ru-MD"/>
         </w:rPr>
         <w:t>Священник:</w:t>
       </w:r>
@@ -16367,6 +16314,7 @@
         <w:rPr>
           <w:rFonts w:ascii="Times New Roman" w:hAnsi="Times New Roman"/>
           <w:sz w:val="24"/>
+          <w:lang w:val="ru-MD"/>
         </w:rPr>
         <w:t xml:space="preserve"> Слава тобі, що Світло нам показав!</w:t>
       </w:r>
@@ -17412,6 +17360,7 @@
           <w:i/>
           <w:color w:val="FF0000"/>
           <w:sz w:val="24"/>
+          <w:lang w:val="ru-MD"/>
         </w:rPr>
         <w:t>Священник:</w:t>
       </w:r>
@@ -17419,6 +17368,7 @@
         <w:rPr>
           <w:rFonts w:ascii="Times New Roman" w:hAnsi="Times New Roman"/>
           <w:sz w:val="24"/>
+          <w:lang w:val="ru-MD"/>
         </w:rPr>
         <w:t xml:space="preserve"> Бо Ти – Бог милости, ласк і людинолюбности, і Тобі славу возсилаємо, Отцю, і Сину, і Святому Духові, нині, і повсякчас, і на віки віків.</w:t>
       </w:r>
@@ -17482,6 +17432,7 @@
           <w:i/>
           <w:color w:val="FF0000"/>
           <w:sz w:val="24"/>
+          <w:lang w:val="ru-MD"/>
         </w:rPr>
         <w:t>Священник:</w:t>
       </w:r>
@@ -17489,6 +17440,7 @@
         <w:rPr>
           <w:rFonts w:ascii="Times New Roman" w:hAnsi="Times New Roman"/>
           <w:sz w:val="24"/>
+          <w:lang w:val="ru-MD"/>
         </w:rPr>
         <w:t xml:space="preserve"> Мир всім.</w:t>
       </w:r>
@@ -17646,6 +17598,7 @@
           <w:i/>
           <w:color w:val="FF0000"/>
           <w:sz w:val="24"/>
+          <w:lang w:val="ru-MD"/>
         </w:rPr>
         <w:t>Священник:</w:t>
       </w:r>
@@ -17653,6 +17606,7 @@
         <w:rPr>
           <w:rFonts w:ascii="Times New Roman" w:hAnsi="Times New Roman"/>
           <w:sz w:val="24"/>
+          <w:lang w:val="ru-MD"/>
         </w:rPr>
         <w:t xml:space="preserve"> Бо до Тебе належить милувати і спасати нас, Боже наш, і Тобі славу возсилаємо, Отцю, і Сину, і Святому Духові, нині, і повсякчас, і на віки віків.</w:t>
       </w:r>
@@ -18152,6 +18106,7 @@
           <w:i/>
           <w:color w:val="FF0000"/>
           <w:sz w:val="24"/>
+          <w:lang w:val="ru-MD"/>
         </w:rPr>
         <w:t>Священник:</w:t>
       </w:r>
@@ -18159,6 +18114,7 @@
         <w:rPr>
           <w:rFonts w:ascii="Times New Roman" w:hAnsi="Times New Roman"/>
           <w:sz w:val="24"/>
+          <w:lang w:val="ru-MD"/>
         </w:rPr>
         <w:t xml:space="preserve"> Бо Твоє є царство, і сила, і слава, Отця, і Сина, і Святого Духа, нині, і повсякчас, і на віки віків.</w:t>
       </w:r>
@@ -18696,6 +18652,7 @@
           <w:i/>
           <w:color w:val="FF0000"/>
           <w:sz w:val="24"/>
+          <w:lang w:val="ru-MD"/>
         </w:rPr>
         <w:t>Священник:</w:t>
       </w:r>
@@ -18703,6 +18660,7 @@
         <w:rPr>
           <w:rFonts w:ascii="Times New Roman" w:hAnsi="Times New Roman"/>
           <w:sz w:val="24"/>
+          <w:lang w:val="ru-MD"/>
         </w:rPr>
         <w:t xml:space="preserve"> Бо милостивий і людинолюбний Бог єси, і Тобі славу возсилаємо, Отцю, і Сину, і Святому Духові, нині, і повсякчас, і на віки віків.</w:t>
       </w:r>
@@ -18851,6 +18809,7 @@
           <w:i/>
           <w:color w:val="FF0000"/>
           <w:sz w:val="24"/>
+          <w:lang w:val="ru-MD"/>
         </w:rPr>
         <w:t>Священник:</w:t>
       </w:r>
@@ -18858,6 +18817,7 @@
         <w:rPr>
           <w:rFonts w:ascii="Times New Roman" w:hAnsi="Times New Roman"/>
           <w:sz w:val="24"/>
+          <w:lang w:val="ru-MD"/>
         </w:rPr>
         <w:t xml:space="preserve"> Сла́ва Тобі́, Хри́сте Бо́же, упова́ння на́ше, сла́ва Тобі́!</w:t>
       </w:r>
@@ -18926,6 +18886,9 @@
     <w:p>
       <w:pPr>
         <w:spacing w:after="120"/>
+        <w:rPr>
+          <w:lang w:val="ru-MD"/>
+        </w:rPr>
       </w:pPr>
       <w:r>
         <w:rPr>
@@ -18933,6 +18896,7 @@
           <w:i/>
           <w:color w:val="FF0000"/>
           <w:sz w:val="24"/>
+          <w:lang w:val="ru-MD"/>
         </w:rPr>
         <w:t>Священник:</w:t>
       </w:r>
@@ -18940,6 +18904,7 @@
         <w:rPr>
           <w:rFonts w:ascii="Times New Roman" w:hAnsi="Times New Roman"/>
           <w:sz w:val="24"/>
+          <w:lang w:val="ru-MD"/>
         </w:rPr>
         <w:t xml:space="preserve"> Христос, істинний Бог наш - молитвами пречистої Своєї Матері, чесного і славного пророка, предтечі і хрестителя Івана, святих славних і всехвальних апостолів, і святого, </w:t>
       </w:r>
@@ -18949,6 +18914,7 @@
           <w:i/>
           <w:color w:val="FF0000"/>
           <w:sz w:val="24"/>
+          <w:lang w:val="ru-MD"/>
         </w:rPr>
         <w:t>якого є храм</w:t>
       </w:r>
@@ -18956,8 +18922,17 @@
         <w:rPr>
           <w:rFonts w:ascii="Times New Roman" w:hAnsi="Times New Roman"/>
           <w:sz w:val="24"/>
-        </w:rPr>
-        <w:t>, і святих мучеників Мини, Єрмогена і Євграфа, і всіх святих - помилує і спасе нас як благий і людинолюбний.</w:t>
+          <w:lang w:val="ru-MD"/>
+        </w:rPr>
+        <w:t>, і святих мучен</w:t>
+      </w:r>
+      <w:r>
+        <w:rPr>
+          <w:rFonts w:ascii="Times New Roman" w:hAnsi="Times New Roman"/>
+          <w:sz w:val="24"/>
+          <w:lang w:val="ru-MD"/>
+        </w:rPr>
+        <w:t>иків Мини, Єрмогена і Євграфа, і всіх святих - помилує і спасе нас як благий і людинолюбний.</w:t>
       </w:r>
     </w:p>
     <w:p>

--- a/flow/20230914_vu_template/drafts/2024-12-u/10-ВТ-Мини_Єрмогена.docx
+++ b/flow/20230914_vu_template/drafts/2024-12-u/10-ВТ-Мини_Єрмогена.docx
@@ -12891,234 +12891,1152 @@
     </w:p>
     <w:p>
       <w:pPr>
-        <w:spacing w:after="120" w:line="240" w:lineRule="auto"/>
-        <w:rPr>
-          <w:rFonts w:ascii="Times New Roman" w:eastAsia="Times New Roman" w:hAnsi="Times New Roman" w:cs="Times New Roman"/>
-          <w:sz w:val="24"/>
-          <w:szCs w:val="24"/>
-          <w:lang w:val="ru-MD"/>
-        </w:rPr>
-      </w:pPr>
-      <w:r>
-        <w:rPr>
-          <w:rFonts w:ascii="Times New Roman" w:eastAsia="Times New Roman" w:hAnsi="Times New Roman" w:cs="Times New Roman"/>
-          <w:color w:val="000000"/>
-          <w:sz w:val="24"/>
-          <w:szCs w:val="24"/>
-          <w:lang w:val="ru-MD"/>
-        </w:rPr>
-        <w:t>Ще і ще в мирі Господеві помолімся.</w:t>
-      </w:r>
-    </w:p>
-    <w:p>
-      <w:pPr>
-        <w:spacing w:after="120" w:line="240" w:lineRule="auto"/>
-        <w:rPr>
-          <w:rFonts w:ascii="Times New Roman" w:eastAsia="Times New Roman" w:hAnsi="Times New Roman" w:cs="Times New Roman"/>
-          <w:sz w:val="24"/>
-          <w:szCs w:val="24"/>
-          <w:lang w:val="ru-MD"/>
-        </w:rPr>
-      </w:pPr>
-      <w:r>
-        <w:rPr>
-          <w:rFonts w:ascii="Times New Roman" w:eastAsia="Times New Roman" w:hAnsi="Times New Roman" w:cs="Times New Roman"/>
+        <w:spacing w:after="120"/>
+      </w:pPr>
+      <w:r>
+        <w:rPr>
+          <w:rFonts w:ascii="Times New Roman" w:hAnsi="Times New Roman"/>
+          <w:color w:val="000000"/>
+          <w:sz w:val="24"/>
+        </w:rPr>
+        <w:t>Ще</w:t>
+      </w:r>
+      <w:r>
+        <w:rPr>
+          <w:rFonts w:ascii="Times New Roman" w:hAnsi="Times New Roman"/>
+          <w:color w:val="000000"/>
+          <w:sz w:val="24"/>
+        </w:rPr>
+        <w:t xml:space="preserve"> </w:t>
+      </w:r>
+      <w:r>
+        <w:rPr>
+          <w:rFonts w:ascii="Times New Roman" w:hAnsi="Times New Roman"/>
+          <w:color w:val="000000"/>
+          <w:sz w:val="24"/>
+        </w:rPr>
+        <w:t>і</w:t>
+      </w:r>
+      <w:r>
+        <w:rPr>
+          <w:rFonts w:ascii="Times New Roman" w:hAnsi="Times New Roman"/>
+          <w:color w:val="000000"/>
+          <w:sz w:val="24"/>
+        </w:rPr>
+        <w:t xml:space="preserve"> </w:t>
+      </w:r>
+      <w:r>
+        <w:rPr>
+          <w:rFonts w:ascii="Times New Roman" w:hAnsi="Times New Roman"/>
+          <w:color w:val="000000"/>
+          <w:sz w:val="24"/>
+        </w:rPr>
+        <w:t>ще</w:t>
+      </w:r>
+      <w:r>
+        <w:rPr>
+          <w:rFonts w:ascii="Times New Roman" w:hAnsi="Times New Roman"/>
+          <w:color w:val="000000"/>
+          <w:sz w:val="24"/>
+        </w:rPr>
+        <w:t xml:space="preserve"> </w:t>
+      </w:r>
+      <w:r>
+        <w:rPr>
+          <w:rFonts w:ascii="Times New Roman" w:hAnsi="Times New Roman"/>
+          <w:color w:val="000000"/>
+          <w:sz w:val="24"/>
+        </w:rPr>
+        <w:t>в</w:t>
+      </w:r>
+      <w:r>
+        <w:rPr>
+          <w:rFonts w:ascii="Times New Roman" w:hAnsi="Times New Roman"/>
+          <w:color w:val="000000"/>
+          <w:sz w:val="24"/>
+        </w:rPr>
+        <w:t xml:space="preserve"> </w:t>
+      </w:r>
+      <w:r>
+        <w:rPr>
+          <w:rFonts w:ascii="Times New Roman" w:hAnsi="Times New Roman"/>
+          <w:color w:val="000000"/>
+          <w:sz w:val="24"/>
+        </w:rPr>
+        <w:t>мирі</w:t>
+      </w:r>
+      <w:r>
+        <w:rPr>
+          <w:rFonts w:ascii="Times New Roman" w:hAnsi="Times New Roman"/>
+          <w:color w:val="000000"/>
+          <w:sz w:val="24"/>
+        </w:rPr>
+        <w:t xml:space="preserve"> </w:t>
+      </w:r>
+      <w:r>
+        <w:rPr>
+          <w:rFonts w:ascii="Times New Roman" w:hAnsi="Times New Roman"/>
+          <w:color w:val="000000"/>
+          <w:sz w:val="24"/>
+        </w:rPr>
+        <w:t>Господеві</w:t>
+      </w:r>
+      <w:r>
+        <w:rPr>
+          <w:rFonts w:ascii="Times New Roman" w:hAnsi="Times New Roman"/>
+          <w:color w:val="000000"/>
+          <w:sz w:val="24"/>
+        </w:rPr>
+        <w:t xml:space="preserve"> </w:t>
+      </w:r>
+      <w:r>
+        <w:rPr>
+          <w:rFonts w:ascii="Times New Roman" w:hAnsi="Times New Roman"/>
+          <w:color w:val="000000"/>
+          <w:sz w:val="24"/>
+        </w:rPr>
+        <w:t>помолімся.</w:t>
+      </w:r>
+    </w:p>
+    <w:p>
+      <w:pPr>
+        <w:spacing w:after="120"/>
+      </w:pPr>
+      <w:r>
+        <w:rPr>
+          <w:rFonts w:ascii="Times New Roman" w:hAnsi="Times New Roman"/>
+          <w:i/>
+          <w:color w:val="FF4400"/>
+          <w:sz w:val="24"/>
+        </w:rPr>
+        <w:t>Вірні:</w:t>
+      </w:r>
+      <w:r>
+        <w:rPr>
+          <w:rFonts w:ascii="Times New Roman" w:hAnsi="Times New Roman"/>
+          <w:color w:val="000000"/>
+          <w:sz w:val="24"/>
+        </w:rPr>
+        <w:t xml:space="preserve"> </w:t>
+      </w:r>
+      <w:r>
+        <w:rPr>
+          <w:rFonts w:ascii="Times New Roman" w:hAnsi="Times New Roman"/>
+          <w:color w:val="000000"/>
+          <w:sz w:val="24"/>
+        </w:rPr>
+        <w:t>Го́споди,</w:t>
+      </w:r>
+      <w:r>
+        <w:rPr>
+          <w:rFonts w:ascii="Times New Roman" w:hAnsi="Times New Roman"/>
+          <w:color w:val="000000"/>
+          <w:sz w:val="24"/>
+        </w:rPr>
+        <w:t xml:space="preserve"> </w:t>
+      </w:r>
+      <w:r>
+        <w:rPr>
+          <w:rFonts w:ascii="Times New Roman" w:hAnsi="Times New Roman"/>
+          <w:color w:val="000000"/>
+          <w:sz w:val="24"/>
+        </w:rPr>
+        <w:t>поми́луй.</w:t>
+      </w:r>
+    </w:p>
+    <w:p>
+      <w:pPr>
+        <w:spacing w:after="120"/>
+      </w:pPr>
+      <w:r>
+        <w:rPr>
+          <w:rFonts w:ascii="Times New Roman" w:hAnsi="Times New Roman"/>
+          <w:sz w:val="24"/>
+        </w:rPr>
+        <w:t>Заступи,</w:t>
+      </w:r>
+      <w:r>
+        <w:rPr>
+          <w:rFonts w:ascii="Times New Roman" w:hAnsi="Times New Roman"/>
+          <w:sz w:val="24"/>
+        </w:rPr>
+        <w:t xml:space="preserve"> </w:t>
+      </w:r>
+      <w:r>
+        <w:rPr>
+          <w:rFonts w:ascii="Times New Roman" w:hAnsi="Times New Roman"/>
+          <w:sz w:val="24"/>
+        </w:rPr>
+        <w:t>спаси,</w:t>
+      </w:r>
+      <w:r>
+        <w:rPr>
+          <w:rFonts w:ascii="Times New Roman" w:hAnsi="Times New Roman"/>
+          <w:sz w:val="24"/>
+        </w:rPr>
+        <w:t xml:space="preserve"> </w:t>
+      </w:r>
+      <w:r>
+        <w:rPr>
+          <w:rFonts w:ascii="Times New Roman" w:hAnsi="Times New Roman"/>
+          <w:sz w:val="24"/>
+        </w:rPr>
+        <w:t>помилуй</w:t>
+      </w:r>
+      <w:r>
+        <w:rPr>
+          <w:rFonts w:ascii="Times New Roman" w:hAnsi="Times New Roman"/>
+          <w:sz w:val="24"/>
+        </w:rPr>
+        <w:t xml:space="preserve"> </w:t>
+      </w:r>
+      <w:r>
+        <w:rPr>
+          <w:rFonts w:ascii="Times New Roman" w:hAnsi="Times New Roman"/>
+          <w:sz w:val="24"/>
+        </w:rPr>
+        <w:t>і</w:t>
+      </w:r>
+      <w:r>
+        <w:rPr>
+          <w:rFonts w:ascii="Times New Roman" w:hAnsi="Times New Roman"/>
+          <w:sz w:val="24"/>
+        </w:rPr>
+        <w:t xml:space="preserve"> </w:t>
+      </w:r>
+      <w:r>
+        <w:rPr>
+          <w:rFonts w:ascii="Times New Roman" w:hAnsi="Times New Roman"/>
+          <w:sz w:val="24"/>
+        </w:rPr>
+        <w:t>охорони</w:t>
+      </w:r>
+      <w:r>
+        <w:rPr>
+          <w:rFonts w:ascii="Times New Roman" w:hAnsi="Times New Roman"/>
+          <w:sz w:val="24"/>
+        </w:rPr>
+        <w:t xml:space="preserve"> </w:t>
+      </w:r>
+      <w:r>
+        <w:rPr>
+          <w:rFonts w:ascii="Times New Roman" w:hAnsi="Times New Roman"/>
+          <w:sz w:val="24"/>
+        </w:rPr>
+        <w:t>нас,</w:t>
+      </w:r>
+      <w:r>
+        <w:rPr>
+          <w:rFonts w:ascii="Times New Roman" w:hAnsi="Times New Roman"/>
+          <w:sz w:val="24"/>
+        </w:rPr>
+        <w:t xml:space="preserve"> </w:t>
+      </w:r>
+      <w:r>
+        <w:rPr>
+          <w:rFonts w:ascii="Times New Roman" w:hAnsi="Times New Roman"/>
+          <w:sz w:val="24"/>
+        </w:rPr>
+        <w:t>Боже,</w:t>
+      </w:r>
+      <w:r>
+        <w:rPr>
+          <w:rFonts w:ascii="Times New Roman" w:hAnsi="Times New Roman"/>
+          <w:sz w:val="24"/>
+        </w:rPr>
+        <w:t xml:space="preserve"> </w:t>
+      </w:r>
+      <w:r>
+        <w:rPr>
+          <w:rFonts w:ascii="Times New Roman" w:hAnsi="Times New Roman"/>
+          <w:sz w:val="24"/>
+        </w:rPr>
+        <w:t>Твоєю</w:t>
+      </w:r>
+      <w:r>
+        <w:rPr>
+          <w:rFonts w:ascii="Times New Roman" w:hAnsi="Times New Roman"/>
+          <w:sz w:val="24"/>
+        </w:rPr>
+        <w:t xml:space="preserve"> </w:t>
+      </w:r>
+      <w:r>
+        <w:rPr>
+          <w:rFonts w:ascii="Times New Roman" w:hAnsi="Times New Roman"/>
+          <w:sz w:val="24"/>
+        </w:rPr>
+        <w:t>благодаттю</w:t>
+      </w:r>
+    </w:p>
+    <w:p>
+      <w:pPr>
+        <w:spacing w:after="120"/>
+      </w:pPr>
+      <w:r>
+        <w:rPr>
+          <w:rFonts w:ascii="Times New Roman" w:hAnsi="Times New Roman"/>
+          <w:i/>
+          <w:color w:val="FF4400"/>
+          <w:sz w:val="24"/>
+        </w:rPr>
+        <w:t>Вірні:</w:t>
+      </w:r>
+      <w:r>
+        <w:rPr>
+          <w:rFonts w:ascii="Times New Roman" w:hAnsi="Times New Roman"/>
+          <w:color w:val="000000"/>
+          <w:sz w:val="24"/>
+        </w:rPr>
+        <w:t xml:space="preserve"> </w:t>
+      </w:r>
+      <w:r>
+        <w:rPr>
+          <w:rFonts w:ascii="Times New Roman" w:hAnsi="Times New Roman"/>
+          <w:color w:val="000000"/>
+          <w:sz w:val="24"/>
+        </w:rPr>
+        <w:t>Го́споди,</w:t>
+      </w:r>
+      <w:r>
+        <w:rPr>
+          <w:rFonts w:ascii="Times New Roman" w:hAnsi="Times New Roman"/>
+          <w:color w:val="000000"/>
+          <w:sz w:val="24"/>
+        </w:rPr>
+        <w:t xml:space="preserve"> </w:t>
+      </w:r>
+      <w:r>
+        <w:rPr>
+          <w:rFonts w:ascii="Times New Roman" w:hAnsi="Times New Roman"/>
+          <w:color w:val="000000"/>
+          <w:sz w:val="24"/>
+        </w:rPr>
+        <w:t>поми́луй.</w:t>
+      </w:r>
+    </w:p>
+    <w:p>
+      <w:pPr>
+        <w:spacing w:after="120"/>
+      </w:pPr>
+      <w:r>
+        <w:rPr>
+          <w:rFonts w:ascii="Times New Roman" w:hAnsi="Times New Roman"/>
+          <w:color w:val="000000"/>
+          <w:sz w:val="24"/>
+        </w:rPr>
+        <w:t>Пресвяту,</w:t>
+      </w:r>
+      <w:r>
+        <w:rPr>
+          <w:rFonts w:ascii="Times New Roman" w:hAnsi="Times New Roman"/>
+          <w:color w:val="000000"/>
+          <w:sz w:val="24"/>
+        </w:rPr>
+        <w:t xml:space="preserve"> </w:t>
+      </w:r>
+      <w:r>
+        <w:rPr>
+          <w:rFonts w:ascii="Times New Roman" w:hAnsi="Times New Roman"/>
+          <w:color w:val="000000"/>
+          <w:sz w:val="24"/>
+        </w:rPr>
+        <w:t>пречисту,</w:t>
+      </w:r>
+      <w:r>
+        <w:rPr>
+          <w:rFonts w:ascii="Times New Roman" w:hAnsi="Times New Roman"/>
+          <w:color w:val="000000"/>
+          <w:sz w:val="24"/>
+        </w:rPr>
+        <w:t xml:space="preserve"> </w:t>
+      </w:r>
+      <w:r>
+        <w:rPr>
+          <w:rFonts w:ascii="Times New Roman" w:hAnsi="Times New Roman"/>
+          <w:color w:val="000000"/>
+          <w:sz w:val="24"/>
+        </w:rPr>
+        <w:t>преблагословенну,</w:t>
+      </w:r>
+      <w:r>
+        <w:rPr>
+          <w:rFonts w:ascii="Times New Roman" w:hAnsi="Times New Roman"/>
+          <w:color w:val="000000"/>
+          <w:sz w:val="24"/>
+        </w:rPr>
+        <w:t xml:space="preserve"> </w:t>
+      </w:r>
+      <w:r>
+        <w:rPr>
+          <w:rFonts w:ascii="Times New Roman" w:hAnsi="Times New Roman"/>
+          <w:color w:val="000000"/>
+          <w:sz w:val="24"/>
+        </w:rPr>
+        <w:t>славну</w:t>
+      </w:r>
+      <w:r>
+        <w:rPr>
+          <w:rFonts w:ascii="Times New Roman" w:hAnsi="Times New Roman"/>
+          <w:color w:val="000000"/>
+          <w:sz w:val="24"/>
+        </w:rPr>
+        <w:t xml:space="preserve"> </w:t>
+      </w:r>
+      <w:r>
+        <w:rPr>
+          <w:rFonts w:ascii="Times New Roman" w:hAnsi="Times New Roman"/>
+          <w:color w:val="000000"/>
+          <w:sz w:val="24"/>
+        </w:rPr>
+        <w:t>Владичицю</w:t>
+      </w:r>
+      <w:r>
+        <w:rPr>
+          <w:rFonts w:ascii="Times New Roman" w:hAnsi="Times New Roman"/>
+          <w:color w:val="000000"/>
+          <w:sz w:val="24"/>
+        </w:rPr>
+        <w:t xml:space="preserve"> </w:t>
+      </w:r>
+      <w:r>
+        <w:rPr>
+          <w:rFonts w:ascii="Times New Roman" w:hAnsi="Times New Roman"/>
+          <w:color w:val="000000"/>
+          <w:sz w:val="24"/>
+        </w:rPr>
+        <w:t>нашу</w:t>
+      </w:r>
+      <w:r>
+        <w:rPr>
+          <w:rFonts w:ascii="Times New Roman" w:hAnsi="Times New Roman"/>
+          <w:color w:val="000000"/>
+          <w:sz w:val="24"/>
+        </w:rPr>
+        <w:t xml:space="preserve"> </w:t>
+      </w:r>
+      <w:r>
+        <w:rPr>
+          <w:rFonts w:ascii="Times New Roman" w:hAnsi="Times New Roman"/>
+          <w:color w:val="000000"/>
+          <w:sz w:val="24"/>
+        </w:rPr>
+        <w:t>Богородицю</w:t>
+      </w:r>
+      <w:r>
+        <w:rPr>
+          <w:rFonts w:ascii="Times New Roman" w:hAnsi="Times New Roman"/>
+          <w:color w:val="000000"/>
+          <w:sz w:val="24"/>
+        </w:rPr>
+        <w:t xml:space="preserve"> </w:t>
+      </w:r>
+      <w:r>
+        <w:rPr>
+          <w:rFonts w:ascii="Times New Roman" w:hAnsi="Times New Roman"/>
+          <w:color w:val="000000"/>
+          <w:sz w:val="24"/>
+        </w:rPr>
+        <w:t>і</w:t>
+      </w:r>
+      <w:r>
+        <w:rPr>
+          <w:rFonts w:ascii="Times New Roman" w:hAnsi="Times New Roman"/>
+          <w:color w:val="000000"/>
+          <w:sz w:val="24"/>
+        </w:rPr>
+        <w:t xml:space="preserve"> </w:t>
+      </w:r>
+      <w:r>
+        <w:rPr>
+          <w:rFonts w:ascii="Times New Roman" w:hAnsi="Times New Roman"/>
+          <w:color w:val="000000"/>
+          <w:sz w:val="24"/>
+        </w:rPr>
+        <w:t>приснодіву</w:t>
+      </w:r>
+      <w:r>
+        <w:rPr>
+          <w:rFonts w:ascii="Times New Roman" w:hAnsi="Times New Roman"/>
+          <w:color w:val="000000"/>
+          <w:sz w:val="24"/>
+        </w:rPr>
+        <w:t xml:space="preserve"> </w:t>
+      </w:r>
+      <w:r>
+        <w:rPr>
+          <w:rFonts w:ascii="Times New Roman" w:hAnsi="Times New Roman"/>
+          <w:color w:val="000000"/>
+          <w:sz w:val="24"/>
+        </w:rPr>
+        <w:t>Марію,</w:t>
+      </w:r>
+      <w:r>
+        <w:rPr>
+          <w:rFonts w:ascii="Times New Roman" w:hAnsi="Times New Roman"/>
+          <w:color w:val="000000"/>
+          <w:sz w:val="24"/>
+        </w:rPr>
+        <w:t xml:space="preserve"> </w:t>
+      </w:r>
+      <w:r>
+        <w:rPr>
+          <w:rFonts w:ascii="Times New Roman" w:hAnsi="Times New Roman"/>
+          <w:color w:val="000000"/>
+          <w:sz w:val="24"/>
+        </w:rPr>
+        <w:t>з</w:t>
+      </w:r>
+      <w:r>
+        <w:rPr>
+          <w:rFonts w:ascii="Times New Roman" w:hAnsi="Times New Roman"/>
+          <w:color w:val="000000"/>
+          <w:sz w:val="24"/>
+        </w:rPr>
+        <w:t xml:space="preserve"> </w:t>
+      </w:r>
+      <w:r>
+        <w:rPr>
+          <w:rFonts w:ascii="Times New Roman" w:hAnsi="Times New Roman"/>
+          <w:color w:val="000000"/>
+          <w:sz w:val="24"/>
+        </w:rPr>
+        <w:t>усіма</w:t>
+      </w:r>
+      <w:r>
+        <w:rPr>
+          <w:rFonts w:ascii="Times New Roman" w:hAnsi="Times New Roman"/>
+          <w:color w:val="000000"/>
+          <w:sz w:val="24"/>
+        </w:rPr>
+        <w:t xml:space="preserve"> </w:t>
+      </w:r>
+      <w:r>
+        <w:rPr>
+          <w:rFonts w:ascii="Times New Roman" w:hAnsi="Times New Roman"/>
+          <w:color w:val="000000"/>
+          <w:sz w:val="24"/>
+        </w:rPr>
+        <w:t>святими</w:t>
+      </w:r>
+      <w:r>
+        <w:rPr>
+          <w:rFonts w:ascii="Times New Roman" w:hAnsi="Times New Roman"/>
+          <w:color w:val="000000"/>
+          <w:sz w:val="24"/>
+        </w:rPr>
+        <w:t xml:space="preserve"> </w:t>
+      </w:r>
+      <w:r>
+        <w:rPr>
+          <w:rFonts w:ascii="Times New Roman" w:hAnsi="Times New Roman"/>
+          <w:color w:val="000000"/>
+          <w:sz w:val="24"/>
+        </w:rPr>
+        <w:t>пом’янувши,</w:t>
+      </w:r>
+      <w:r>
+        <w:rPr>
+          <w:rFonts w:ascii="Times New Roman" w:hAnsi="Times New Roman"/>
+          <w:color w:val="000000"/>
+          <w:sz w:val="24"/>
+        </w:rPr>
+        <w:t xml:space="preserve"> </w:t>
+      </w:r>
+      <w:r>
+        <w:rPr>
+          <w:rFonts w:ascii="Times New Roman" w:hAnsi="Times New Roman"/>
+          <w:color w:val="000000"/>
+          <w:sz w:val="24"/>
+        </w:rPr>
+        <w:t>самих</w:t>
+      </w:r>
+      <w:r>
+        <w:rPr>
+          <w:rFonts w:ascii="Times New Roman" w:hAnsi="Times New Roman"/>
+          <w:color w:val="000000"/>
+          <w:sz w:val="24"/>
+        </w:rPr>
+        <w:t xml:space="preserve"> </w:t>
+      </w:r>
+      <w:r>
+        <w:rPr>
+          <w:rFonts w:ascii="Times New Roman" w:hAnsi="Times New Roman"/>
+          <w:color w:val="000000"/>
+          <w:sz w:val="24"/>
+        </w:rPr>
+        <w:t>себе,</w:t>
+      </w:r>
+      <w:r>
+        <w:rPr>
+          <w:rFonts w:ascii="Times New Roman" w:hAnsi="Times New Roman"/>
+          <w:color w:val="000000"/>
+          <w:sz w:val="24"/>
+        </w:rPr>
+        <w:t xml:space="preserve"> </w:t>
+      </w:r>
+      <w:r>
+        <w:rPr>
+          <w:rFonts w:ascii="Times New Roman" w:hAnsi="Times New Roman"/>
+          <w:color w:val="000000"/>
+          <w:sz w:val="24"/>
+        </w:rPr>
+        <w:t>і</w:t>
+      </w:r>
+      <w:r>
+        <w:rPr>
+          <w:rFonts w:ascii="Times New Roman" w:hAnsi="Times New Roman"/>
+          <w:color w:val="000000"/>
+          <w:sz w:val="24"/>
+        </w:rPr>
+        <w:t xml:space="preserve"> </w:t>
+      </w:r>
+      <w:r>
+        <w:rPr>
+          <w:rFonts w:ascii="Times New Roman" w:hAnsi="Times New Roman"/>
+          <w:color w:val="000000"/>
+          <w:sz w:val="24"/>
+        </w:rPr>
+        <w:t>один</w:t>
+      </w:r>
+      <w:r>
+        <w:rPr>
+          <w:rFonts w:ascii="Times New Roman" w:hAnsi="Times New Roman"/>
+          <w:color w:val="000000"/>
+          <w:sz w:val="24"/>
+        </w:rPr>
+        <w:t xml:space="preserve"> </w:t>
+      </w:r>
+      <w:r>
+        <w:rPr>
+          <w:rFonts w:ascii="Times New Roman" w:hAnsi="Times New Roman"/>
+          <w:color w:val="000000"/>
+          <w:sz w:val="24"/>
+        </w:rPr>
+        <w:t>одного,</w:t>
+      </w:r>
+      <w:r>
+        <w:rPr>
+          <w:rFonts w:ascii="Times New Roman" w:hAnsi="Times New Roman"/>
+          <w:color w:val="000000"/>
+          <w:sz w:val="24"/>
+        </w:rPr>
+        <w:t xml:space="preserve"> </w:t>
+      </w:r>
+      <w:r>
+        <w:rPr>
+          <w:rFonts w:ascii="Times New Roman" w:hAnsi="Times New Roman"/>
+          <w:color w:val="000000"/>
+          <w:sz w:val="24"/>
+        </w:rPr>
+        <w:t>і</w:t>
+      </w:r>
+      <w:r>
+        <w:rPr>
+          <w:rFonts w:ascii="Times New Roman" w:hAnsi="Times New Roman"/>
+          <w:color w:val="000000"/>
+          <w:sz w:val="24"/>
+        </w:rPr>
+        <w:t xml:space="preserve"> </w:t>
+      </w:r>
+      <w:r>
+        <w:rPr>
+          <w:rFonts w:ascii="Times New Roman" w:hAnsi="Times New Roman"/>
+          <w:color w:val="000000"/>
+          <w:sz w:val="24"/>
+        </w:rPr>
+        <w:t>все</w:t>
+      </w:r>
+      <w:r>
+        <w:rPr>
+          <w:rFonts w:ascii="Times New Roman" w:hAnsi="Times New Roman"/>
+          <w:color w:val="000000"/>
+          <w:sz w:val="24"/>
+        </w:rPr>
+        <w:t xml:space="preserve"> </w:t>
+      </w:r>
+      <w:r>
+        <w:rPr>
+          <w:rFonts w:ascii="Times New Roman" w:hAnsi="Times New Roman"/>
+          <w:color w:val="000000"/>
+          <w:sz w:val="24"/>
+        </w:rPr>
+        <w:t>життя</w:t>
+      </w:r>
+      <w:r>
+        <w:rPr>
+          <w:rFonts w:ascii="Times New Roman" w:hAnsi="Times New Roman"/>
+          <w:color w:val="000000"/>
+          <w:sz w:val="24"/>
+        </w:rPr>
+        <w:t xml:space="preserve"> </w:t>
+      </w:r>
+      <w:r>
+        <w:rPr>
+          <w:rFonts w:ascii="Times New Roman" w:hAnsi="Times New Roman"/>
+          <w:color w:val="000000"/>
+          <w:sz w:val="24"/>
+        </w:rPr>
+        <w:t>наше</w:t>
+      </w:r>
+      <w:r>
+        <w:rPr>
+          <w:rFonts w:ascii="Times New Roman" w:hAnsi="Times New Roman"/>
+          <w:color w:val="000000"/>
+          <w:sz w:val="24"/>
+        </w:rPr>
+        <w:t xml:space="preserve"> </w:t>
+      </w:r>
+      <w:r>
+        <w:rPr>
+          <w:rFonts w:ascii="Times New Roman" w:hAnsi="Times New Roman"/>
+          <w:color w:val="000000"/>
+          <w:sz w:val="24"/>
+        </w:rPr>
+        <w:t>Христу</w:t>
+      </w:r>
+      <w:r>
+        <w:rPr>
+          <w:rFonts w:ascii="Times New Roman" w:hAnsi="Times New Roman"/>
+          <w:color w:val="000000"/>
+          <w:sz w:val="24"/>
+        </w:rPr>
+        <w:t xml:space="preserve"> </w:t>
+      </w:r>
+      <w:r>
+        <w:rPr>
+          <w:rFonts w:ascii="Times New Roman" w:hAnsi="Times New Roman"/>
+          <w:color w:val="000000"/>
+          <w:sz w:val="24"/>
+        </w:rPr>
+        <w:t>Богові</w:t>
+      </w:r>
+      <w:r>
+        <w:rPr>
+          <w:rFonts w:ascii="Times New Roman" w:hAnsi="Times New Roman"/>
+          <w:color w:val="000000"/>
+          <w:sz w:val="24"/>
+        </w:rPr>
+        <w:t xml:space="preserve"> </w:t>
+      </w:r>
+      <w:r>
+        <w:rPr>
+          <w:rFonts w:ascii="Times New Roman" w:hAnsi="Times New Roman"/>
+          <w:color w:val="000000"/>
+          <w:sz w:val="24"/>
+        </w:rPr>
+        <w:t>віддаймо.</w:t>
+      </w:r>
+    </w:p>
+    <w:p>
+      <w:pPr>
+        <w:spacing w:after="120"/>
+      </w:pPr>
+      <w:r>
+        <w:rPr>
+          <w:rFonts w:ascii="Times New Roman" w:hAnsi="Times New Roman"/>
+          <w:i/>
+          <w:color w:val="FF4400"/>
+          <w:sz w:val="24"/>
+        </w:rPr>
+        <w:t>Вірні:</w:t>
+      </w:r>
+      <w:r>
+        <w:rPr>
+          <w:rFonts w:ascii="Times New Roman" w:hAnsi="Times New Roman"/>
+          <w:color w:val="000000"/>
+          <w:sz w:val="24"/>
+        </w:rPr>
+        <w:t xml:space="preserve"> </w:t>
+      </w:r>
+      <w:r>
+        <w:rPr>
+          <w:rFonts w:ascii="Times New Roman" w:hAnsi="Times New Roman"/>
+          <w:color w:val="000000"/>
+          <w:sz w:val="24"/>
+        </w:rPr>
+        <w:t>Тобі́,</w:t>
+      </w:r>
+      <w:r>
+        <w:rPr>
+          <w:rFonts w:ascii="Times New Roman" w:hAnsi="Times New Roman"/>
+          <w:color w:val="000000"/>
+          <w:sz w:val="24"/>
+        </w:rPr>
+        <w:t xml:space="preserve"> </w:t>
+      </w:r>
+      <w:r>
+        <w:rPr>
+          <w:rFonts w:ascii="Times New Roman" w:hAnsi="Times New Roman"/>
+          <w:color w:val="000000"/>
+          <w:sz w:val="24"/>
+        </w:rPr>
+        <w:t>Го́споди.</w:t>
+      </w:r>
+    </w:p>
+    <w:p>
+      <w:pPr>
+        <w:spacing w:after="120" w:line="240" w:lineRule="auto"/>
+        <w:rPr>
+          <w:rFonts w:ascii="Times New Roman" w:eastAsia="Times New Roman" w:hAnsi="Times New Roman" w:cs="Times New Roman"/>
+          <w:sz w:val="24"/>
+          <w:szCs w:val="24"/>
+          <w:lang w:val="ru-MD"/>
+        </w:rPr>
+      </w:pPr>
+      <w:r>
+        <w:rPr>
+          <w:rFonts w:ascii="Times New Roman" w:eastAsia="Times New Roman" w:hAnsi="Times New Roman" w:cs="Times New Roman"/>
+          <w:sz w:val="24"/>
+          <w:szCs w:val="24"/>
+          <w:u w:val="single"/>
+          <w:lang w:val="ru-MD"/>
+        </w:rPr>
+        <w:t>[Господи, Боже наш, що сонну неміч забрав від нас і покликав нас візванням святим, щоб і вночі підносити руки наші і прославляти тебе за справедливі твої присуди. Прийми благання наші, моління, визнавання, нічні служби і даруй нам, Боже, віру бездоганну, надію впевнену, любов нелицемірну. Благослови наші входи й виходи, вчинки, слова, діла й думки; і дай нам дочекатися початку дня, нам, що хвалять й оспівують, і благословлять добрість твоєї несказанної сили]</w:t>
+      </w:r>
+    </w:p>
+    <w:p>
+      <w:pPr>
+        <w:spacing w:after="120"/>
+        <w:jc w:val="both"/>
+      </w:pPr>
+      <w:r>
+        <w:rPr>
+          <w:rFonts w:ascii="Times New Roman" w:hAnsi="Times New Roman"/>
           <w:i/>
           <w:color w:val="FF0000"/>
           <w:sz w:val="24"/>
-          <w:szCs w:val="24"/>
-          <w:lang w:val="ru-MD"/>
-        </w:rPr>
-        <w:t>Вірні:</w:t>
-      </w:r>
-      <w:r>
-        <w:rPr>
-          <w:rFonts w:ascii="Times New Roman" w:eastAsia="Times New Roman" w:hAnsi="Times New Roman" w:cs="Times New Roman"/>
-          <w:color w:val="000000"/>
-          <w:sz w:val="24"/>
-          <w:szCs w:val="24"/>
-          <w:lang w:val="ru-MD"/>
-        </w:rPr>
-        <w:t xml:space="preserve"> Господи, помилуй.</w:t>
-      </w:r>
-    </w:p>
-    <w:p>
-      <w:pPr>
-        <w:spacing w:after="120" w:line="240" w:lineRule="auto"/>
-        <w:rPr>
-          <w:rFonts w:ascii="Times New Roman" w:eastAsia="Times New Roman" w:hAnsi="Times New Roman" w:cs="Times New Roman"/>
-          <w:sz w:val="24"/>
-          <w:szCs w:val="24"/>
-          <w:lang w:val="ru-MD"/>
-        </w:rPr>
-      </w:pPr>
-      <w:r>
-        <w:rPr>
-          <w:rFonts w:ascii="Times New Roman" w:eastAsia="Times New Roman" w:hAnsi="Times New Roman" w:cs="Times New Roman"/>
-          <w:color w:val="000000"/>
-          <w:sz w:val="24"/>
-          <w:szCs w:val="24"/>
-          <w:lang w:val="ru-MD"/>
-        </w:rPr>
-        <w:t>Заступи, спаси, помилуй і охорони нас, Боже, твоєю благодаттю.</w:t>
-      </w:r>
-    </w:p>
-    <w:p>
-      <w:pPr>
-        <w:spacing w:after="120" w:line="240" w:lineRule="auto"/>
-        <w:rPr>
-          <w:rFonts w:ascii="Times New Roman" w:eastAsia="Times New Roman" w:hAnsi="Times New Roman" w:cs="Times New Roman"/>
-          <w:sz w:val="24"/>
-          <w:szCs w:val="24"/>
-          <w:lang w:val="ru-MD"/>
-        </w:rPr>
-      </w:pPr>
-      <w:r>
-        <w:rPr>
-          <w:rFonts w:ascii="Times New Roman" w:eastAsia="Times New Roman" w:hAnsi="Times New Roman" w:cs="Times New Roman"/>
+        </w:rPr>
+        <w:t>Священник:</w:t>
+      </w:r>
+      <w:r>
+        <w:rPr>
+          <w:rFonts w:ascii="Times New Roman" w:hAnsi="Times New Roman"/>
           <w:i/>
           <w:color w:val="FF0000"/>
           <w:sz w:val="24"/>
-          <w:szCs w:val="24"/>
-          <w:lang w:val="ru-MD"/>
-        </w:rPr>
-        <w:lastRenderedPageBreak/>
-        <w:t>Вірні:</w:t>
-      </w:r>
-      <w:r>
-        <w:rPr>
-          <w:rFonts w:ascii="Times New Roman" w:eastAsia="Times New Roman" w:hAnsi="Times New Roman" w:cs="Times New Roman"/>
-          <w:color w:val="000000"/>
-          <w:sz w:val="24"/>
-          <w:szCs w:val="24"/>
-          <w:lang w:val="ru-MD"/>
-        </w:rPr>
-        <w:t xml:space="preserve"> Господи, помилуй.</w:t>
-      </w:r>
-    </w:p>
-    <w:p>
-      <w:pPr>
-        <w:spacing w:after="120" w:line="240" w:lineRule="auto"/>
-        <w:rPr>
-          <w:rFonts w:ascii="Times New Roman" w:eastAsia="Times New Roman" w:hAnsi="Times New Roman" w:cs="Times New Roman"/>
-          <w:sz w:val="24"/>
-          <w:szCs w:val="24"/>
-          <w:lang w:val="ru-MD"/>
-        </w:rPr>
-      </w:pPr>
-      <w:r>
-        <w:rPr>
-          <w:rFonts w:ascii="Times New Roman" w:eastAsia="Times New Roman" w:hAnsi="Times New Roman" w:cs="Times New Roman"/>
-          <w:color w:val="000000"/>
-          <w:sz w:val="24"/>
-          <w:szCs w:val="24"/>
-          <w:lang w:val="ru-MD"/>
-        </w:rPr>
-        <w:t>Пресвяту, пречисту, преблагословенну, славну Владичицю нашу Богородицю і приснодіву Марію, з усіма святими пом'янувши, самі себе, і один одного, і все життя наше Христу Богові віддаймо.</w:t>
-      </w:r>
-    </w:p>
-    <w:p>
-      <w:pPr>
-        <w:spacing w:after="120" w:line="240" w:lineRule="auto"/>
-        <w:rPr>
-          <w:rFonts w:ascii="Times New Roman" w:eastAsia="Times New Roman" w:hAnsi="Times New Roman" w:cs="Times New Roman"/>
-          <w:sz w:val="24"/>
-          <w:szCs w:val="24"/>
-          <w:lang w:val="ru-MD"/>
-        </w:rPr>
-      </w:pPr>
-      <w:r>
-        <w:rPr>
-          <w:rFonts w:ascii="Times New Roman" w:eastAsia="Times New Roman" w:hAnsi="Times New Roman" w:cs="Times New Roman"/>
-          <w:i/>
-          <w:color w:val="FF0000"/>
-          <w:sz w:val="24"/>
-          <w:szCs w:val="24"/>
-          <w:lang w:val="ru-MD"/>
-        </w:rPr>
-        <w:t>Вірні:</w:t>
-      </w:r>
-      <w:r>
-        <w:rPr>
-          <w:rFonts w:ascii="Times New Roman" w:eastAsia="Times New Roman" w:hAnsi="Times New Roman" w:cs="Times New Roman"/>
-          <w:color w:val="000000"/>
-          <w:sz w:val="24"/>
-          <w:szCs w:val="24"/>
-          <w:lang w:val="ru-MD"/>
-        </w:rPr>
-        <w:t xml:space="preserve"> Тобі, Господи.</w:t>
-      </w:r>
-    </w:p>
-    <w:p>
-      <w:pPr>
-        <w:spacing w:after="120" w:line="240" w:lineRule="auto"/>
-        <w:rPr>
-          <w:rFonts w:ascii="Times New Roman" w:eastAsia="Times New Roman" w:hAnsi="Times New Roman" w:cs="Times New Roman"/>
-          <w:sz w:val="24"/>
-          <w:szCs w:val="24"/>
-          <w:lang w:val="ru-MD"/>
-        </w:rPr>
-      </w:pPr>
-      <w:r>
-        <w:rPr>
-          <w:rFonts w:ascii="Times New Roman" w:eastAsia="Times New Roman" w:hAnsi="Times New Roman" w:cs="Times New Roman"/>
-          <w:sz w:val="24"/>
-          <w:szCs w:val="24"/>
-          <w:u w:val="single"/>
-          <w:lang w:val="ru-MD"/>
-        </w:rPr>
-        <w:t>[Господи, Боже наш, що сонну неміч забрав від нас і покликав нас візванням святим, щоб і вночі підносити руки наші і прославляти тебе за справедливі твої присуди. Прийми благання наші, моління, визнавання, нічні служби і даруй нам, Боже, віру бездоганну, надію впевнену, любов нелицемірну. Благослови наші входи й виходи, вчинки, слова, діла й думки; і дай нам дочекатися початку дня, нам, що хвалять й оспівують, і благословлять добрість твоєї несказанної сили]</w:t>
-      </w:r>
-    </w:p>
-    <w:p>
-      <w:pPr>
-        <w:spacing w:after="120" w:line="240" w:lineRule="auto"/>
-        <w:rPr>
-          <w:rFonts w:ascii="Times New Roman" w:eastAsia="Times New Roman" w:hAnsi="Times New Roman" w:cs="Times New Roman"/>
-          <w:sz w:val="24"/>
-          <w:szCs w:val="24"/>
-          <w:lang w:val="ru-MD"/>
-        </w:rPr>
-      </w:pPr>
-      <w:r>
-        <w:rPr>
-          <w:rFonts w:ascii="Times New Roman" w:eastAsia="Times New Roman" w:hAnsi="Times New Roman" w:cs="Times New Roman"/>
-          <w:i/>
-          <w:color w:val="FF0000"/>
-          <w:sz w:val="24"/>
-          <w:szCs w:val="24"/>
-          <w:lang w:val="ru-MD"/>
-        </w:rPr>
-        <w:t>Священик:</w:t>
-      </w:r>
-      <w:r>
-        <w:rPr>
-          <w:rFonts w:ascii="Times New Roman" w:eastAsia="Times New Roman" w:hAnsi="Times New Roman" w:cs="Times New Roman"/>
-          <w:i/>
-          <w:color w:val="FF0000"/>
-          <w:sz w:val="24"/>
-          <w:szCs w:val="24"/>
-        </w:rPr>
-        <w:t> </w:t>
-      </w:r>
-      <w:r>
-        <w:rPr>
-          <w:rFonts w:ascii="Times New Roman" w:eastAsia="Times New Roman" w:hAnsi="Times New Roman" w:cs="Times New Roman"/>
-          <w:color w:val="000000"/>
-          <w:sz w:val="24"/>
-          <w:szCs w:val="24"/>
-          <w:lang w:val="ru-MD"/>
-        </w:rPr>
-        <w:t>Бо Ти Бог наш і Тобі славу возсилаємо: Отцю, і Сину, і Святому Духові</w:t>
-      </w:r>
-      <w:r>
-        <w:rPr>
-          <w:rFonts w:ascii="Times New Roman" w:eastAsia="Times New Roman" w:hAnsi="Times New Roman" w:cs="Times New Roman"/>
-          <w:sz w:val="24"/>
-          <w:szCs w:val="24"/>
-          <w:lang w:val="ru-MD"/>
-        </w:rPr>
-        <w:t>, нині і повсякчас, і на віки віків.</w:t>
+        </w:rPr>
+        <w:t xml:space="preserve"> </w:t>
+      </w:r>
+      <w:r>
+        <w:rPr>
+          <w:rFonts w:ascii="Times New Roman" w:hAnsi="Times New Roman"/>
+          <w:color w:val="000000"/>
+          <w:sz w:val="24"/>
+        </w:rPr>
+        <w:t>Бо</w:t>
+      </w:r>
+      <w:r>
+        <w:rPr>
+          <w:rFonts w:ascii="Times New Roman" w:hAnsi="Times New Roman"/>
+          <w:color w:val="000000"/>
+          <w:sz w:val="24"/>
+        </w:rPr>
+        <w:t xml:space="preserve"> </w:t>
+      </w:r>
+      <w:r>
+        <w:rPr>
+          <w:rFonts w:ascii="Times New Roman" w:hAnsi="Times New Roman"/>
+          <w:color w:val="000000"/>
+          <w:sz w:val="24"/>
+        </w:rPr>
+        <w:t>Ти</w:t>
+      </w:r>
+      <w:r>
+        <w:rPr>
+          <w:rFonts w:ascii="Times New Roman" w:hAnsi="Times New Roman"/>
+          <w:color w:val="000000"/>
+          <w:sz w:val="24"/>
+        </w:rPr>
+        <w:t xml:space="preserve"> </w:t>
+      </w:r>
+      <w:r>
+        <w:rPr>
+          <w:rFonts w:ascii="Times New Roman" w:hAnsi="Times New Roman"/>
+          <w:color w:val="000000"/>
+          <w:sz w:val="24"/>
+        </w:rPr>
+        <w:t>Бог</w:t>
+      </w:r>
+      <w:r>
+        <w:rPr>
+          <w:rFonts w:ascii="Times New Roman" w:hAnsi="Times New Roman"/>
+          <w:color w:val="000000"/>
+          <w:sz w:val="24"/>
+        </w:rPr>
+        <w:t xml:space="preserve"> </w:t>
+      </w:r>
+      <w:r>
+        <w:rPr>
+          <w:rFonts w:ascii="Times New Roman" w:hAnsi="Times New Roman"/>
+          <w:color w:val="000000"/>
+          <w:sz w:val="24"/>
+        </w:rPr>
+        <w:t>наш</w:t>
+      </w:r>
+      <w:r>
+        <w:rPr>
+          <w:rFonts w:ascii="Times New Roman" w:hAnsi="Times New Roman"/>
+          <w:color w:val="000000"/>
+          <w:sz w:val="24"/>
+        </w:rPr>
+        <w:t xml:space="preserve"> </w:t>
+      </w:r>
+      <w:r>
+        <w:rPr>
+          <w:rFonts w:ascii="Times New Roman" w:hAnsi="Times New Roman"/>
+          <w:color w:val="000000"/>
+          <w:sz w:val="24"/>
+        </w:rPr>
+        <w:t>і</w:t>
+      </w:r>
+      <w:r>
+        <w:rPr>
+          <w:rFonts w:ascii="Times New Roman" w:hAnsi="Times New Roman"/>
+          <w:color w:val="000000"/>
+          <w:sz w:val="24"/>
+        </w:rPr>
+        <w:t xml:space="preserve"> </w:t>
+      </w:r>
+      <w:r>
+        <w:rPr>
+          <w:rFonts w:ascii="Times New Roman" w:hAnsi="Times New Roman"/>
+          <w:color w:val="000000"/>
+          <w:sz w:val="24"/>
+        </w:rPr>
+        <w:t>Тобі</w:t>
+      </w:r>
+      <w:r>
+        <w:rPr>
+          <w:rFonts w:ascii="Times New Roman" w:hAnsi="Times New Roman"/>
+          <w:color w:val="000000"/>
+          <w:sz w:val="24"/>
+        </w:rPr>
+        <w:t xml:space="preserve"> </w:t>
+      </w:r>
+      <w:r>
+        <w:rPr>
+          <w:rFonts w:ascii="Times New Roman" w:hAnsi="Times New Roman"/>
+          <w:color w:val="000000"/>
+          <w:sz w:val="24"/>
+        </w:rPr>
+        <w:t>славу</w:t>
+      </w:r>
+      <w:r>
+        <w:rPr>
+          <w:rFonts w:ascii="Times New Roman" w:hAnsi="Times New Roman"/>
+          <w:color w:val="000000"/>
+          <w:sz w:val="24"/>
+        </w:rPr>
+        <w:t xml:space="preserve"> </w:t>
+      </w:r>
+      <w:r>
+        <w:rPr>
+          <w:rFonts w:ascii="Times New Roman" w:hAnsi="Times New Roman"/>
+          <w:color w:val="000000"/>
+          <w:sz w:val="24"/>
+        </w:rPr>
+        <w:t>возсилаємо:</w:t>
+      </w:r>
+      <w:r>
+        <w:rPr>
+          <w:rFonts w:ascii="Times New Roman" w:hAnsi="Times New Roman"/>
+          <w:color w:val="000000"/>
+          <w:sz w:val="24"/>
+        </w:rPr>
+        <w:t xml:space="preserve"> </w:t>
+      </w:r>
+      <w:r>
+        <w:rPr>
+          <w:rFonts w:ascii="Times New Roman" w:hAnsi="Times New Roman"/>
+          <w:color w:val="000000"/>
+          <w:sz w:val="24"/>
+        </w:rPr>
+        <w:t>Отцю,</w:t>
+      </w:r>
+      <w:r>
+        <w:rPr>
+          <w:rFonts w:ascii="Times New Roman" w:hAnsi="Times New Roman"/>
+          <w:color w:val="000000"/>
+          <w:sz w:val="24"/>
+        </w:rPr>
+        <w:t xml:space="preserve"> </w:t>
+      </w:r>
+      <w:r>
+        <w:rPr>
+          <w:rFonts w:ascii="Times New Roman" w:hAnsi="Times New Roman"/>
+          <w:color w:val="000000"/>
+          <w:sz w:val="24"/>
+        </w:rPr>
+        <w:t>і</w:t>
+      </w:r>
+      <w:r>
+        <w:rPr>
+          <w:rFonts w:ascii="Times New Roman" w:hAnsi="Times New Roman"/>
+          <w:color w:val="000000"/>
+          <w:sz w:val="24"/>
+        </w:rPr>
+        <w:t xml:space="preserve"> </w:t>
+      </w:r>
+      <w:r>
+        <w:rPr>
+          <w:rFonts w:ascii="Times New Roman" w:hAnsi="Times New Roman"/>
+          <w:color w:val="000000"/>
+          <w:sz w:val="24"/>
+        </w:rPr>
+        <w:t>Сину,</w:t>
+      </w:r>
+      <w:r>
+        <w:rPr>
+          <w:rFonts w:ascii="Times New Roman" w:hAnsi="Times New Roman"/>
+          <w:color w:val="000000"/>
+          <w:sz w:val="24"/>
+        </w:rPr>
+        <w:t xml:space="preserve"> </w:t>
+      </w:r>
+      <w:r>
+        <w:rPr>
+          <w:rFonts w:ascii="Times New Roman" w:hAnsi="Times New Roman"/>
+          <w:color w:val="000000"/>
+          <w:sz w:val="24"/>
+        </w:rPr>
+        <w:t>і</w:t>
+      </w:r>
+      <w:r>
+        <w:rPr>
+          <w:rFonts w:ascii="Times New Roman" w:hAnsi="Times New Roman"/>
+          <w:color w:val="000000"/>
+          <w:sz w:val="24"/>
+        </w:rPr>
+        <w:t xml:space="preserve"> </w:t>
+      </w:r>
+      <w:r>
+        <w:rPr>
+          <w:rFonts w:ascii="Times New Roman" w:hAnsi="Times New Roman"/>
+          <w:color w:val="000000"/>
+          <w:sz w:val="24"/>
+        </w:rPr>
+        <w:t>Святому</w:t>
+      </w:r>
+      <w:r>
+        <w:rPr>
+          <w:rFonts w:ascii="Times New Roman" w:hAnsi="Times New Roman"/>
+          <w:color w:val="000000"/>
+          <w:sz w:val="24"/>
+        </w:rPr>
+        <w:t xml:space="preserve"> </w:t>
+      </w:r>
+      <w:r>
+        <w:rPr>
+          <w:rFonts w:ascii="Times New Roman" w:hAnsi="Times New Roman"/>
+          <w:color w:val="000000"/>
+          <w:sz w:val="24"/>
+        </w:rPr>
+        <w:t>Духові</w:t>
+      </w:r>
+      <w:r>
+        <w:rPr>
+          <w:rFonts w:ascii="Times New Roman" w:hAnsi="Times New Roman"/>
+          <w:sz w:val="24"/>
+        </w:rPr>
+        <w:t>,</w:t>
+      </w:r>
+      <w:r>
+        <w:rPr>
+          <w:rFonts w:ascii="Times New Roman" w:hAnsi="Times New Roman"/>
+          <w:sz w:val="24"/>
+        </w:rPr>
+        <w:t xml:space="preserve"> </w:t>
+      </w:r>
+      <w:r>
+        <w:rPr>
+          <w:rFonts w:ascii="Times New Roman" w:hAnsi="Times New Roman"/>
+          <w:sz w:val="24"/>
+        </w:rPr>
+        <w:t>нині,</w:t>
+      </w:r>
+      <w:r>
+        <w:rPr>
+          <w:rFonts w:ascii="Times New Roman" w:hAnsi="Times New Roman"/>
+          <w:sz w:val="24"/>
+        </w:rPr>
+        <w:t xml:space="preserve"> </w:t>
+      </w:r>
+      <w:r>
+        <w:rPr>
+          <w:rFonts w:ascii="Times New Roman" w:hAnsi="Times New Roman"/>
+          <w:sz w:val="24"/>
+        </w:rPr>
+        <w:t>і</w:t>
+      </w:r>
+      <w:r>
+        <w:rPr>
+          <w:rFonts w:ascii="Times New Roman" w:hAnsi="Times New Roman"/>
+          <w:sz w:val="24"/>
+        </w:rPr>
+        <w:t xml:space="preserve"> </w:t>
+      </w:r>
+      <w:r>
+        <w:rPr>
+          <w:rFonts w:ascii="Times New Roman" w:hAnsi="Times New Roman"/>
+          <w:sz w:val="24"/>
+        </w:rPr>
+        <w:t>повсякчас,</w:t>
+      </w:r>
+      <w:r>
+        <w:rPr>
+          <w:rFonts w:ascii="Times New Roman" w:hAnsi="Times New Roman"/>
+          <w:sz w:val="24"/>
+        </w:rPr>
+        <w:t xml:space="preserve"> </w:t>
+      </w:r>
+      <w:r>
+        <w:rPr>
+          <w:rFonts w:ascii="Times New Roman" w:hAnsi="Times New Roman"/>
+          <w:sz w:val="24"/>
+        </w:rPr>
+        <w:t>і</w:t>
+      </w:r>
+      <w:r>
+        <w:rPr>
+          <w:rFonts w:ascii="Times New Roman" w:hAnsi="Times New Roman"/>
+          <w:sz w:val="24"/>
+        </w:rPr>
+        <w:t xml:space="preserve"> </w:t>
+      </w:r>
+      <w:r>
+        <w:rPr>
+          <w:rFonts w:ascii="Times New Roman" w:hAnsi="Times New Roman"/>
+          <w:sz w:val="24"/>
+        </w:rPr>
+        <w:t>на</w:t>
+      </w:r>
+      <w:r>
+        <w:rPr>
+          <w:rFonts w:ascii="Times New Roman" w:hAnsi="Times New Roman"/>
+          <w:sz w:val="24"/>
+        </w:rPr>
+        <w:t xml:space="preserve"> </w:t>
+      </w:r>
+      <w:r>
+        <w:rPr>
+          <w:rFonts w:ascii="Times New Roman" w:hAnsi="Times New Roman"/>
+          <w:sz w:val="24"/>
+        </w:rPr>
+        <w:t>віки</w:t>
+      </w:r>
+      <w:r>
+        <w:rPr>
+          <w:rFonts w:ascii="Times New Roman" w:hAnsi="Times New Roman"/>
+          <w:sz w:val="24"/>
+        </w:rPr>
+        <w:t xml:space="preserve"> </w:t>
+      </w:r>
+      <w:r>
+        <w:rPr>
+          <w:rFonts w:ascii="Times New Roman" w:hAnsi="Times New Roman"/>
+          <w:sz w:val="24"/>
+        </w:rPr>
+        <w:t>віків.</w:t>
       </w:r>
     </w:p>
     <w:p>
@@ -13864,233 +14782,1232 @@
     </w:p>
     <w:p>
       <w:pPr>
-        <w:spacing w:after="120" w:line="240" w:lineRule="auto"/>
-        <w:rPr>
-          <w:rFonts w:ascii="Times New Roman" w:eastAsia="Times New Roman" w:hAnsi="Times New Roman" w:cs="Times New Roman"/>
-          <w:sz w:val="24"/>
-          <w:szCs w:val="24"/>
-          <w:lang w:val="ru-MD"/>
-        </w:rPr>
-      </w:pPr>
-      <w:r>
-        <w:rPr>
-          <w:rFonts w:ascii="Times New Roman" w:eastAsia="Times New Roman" w:hAnsi="Times New Roman" w:cs="Times New Roman"/>
-          <w:color w:val="000000"/>
-          <w:sz w:val="24"/>
-          <w:szCs w:val="24"/>
-          <w:lang w:val="ru-MD"/>
-        </w:rPr>
-        <w:t>Ще і ще в мирі Господеві помолімся.</w:t>
-      </w:r>
-    </w:p>
-    <w:p>
-      <w:pPr>
-        <w:spacing w:after="120" w:line="240" w:lineRule="auto"/>
-        <w:rPr>
-          <w:rFonts w:ascii="Times New Roman" w:eastAsia="Times New Roman" w:hAnsi="Times New Roman" w:cs="Times New Roman"/>
-          <w:sz w:val="24"/>
-          <w:szCs w:val="24"/>
-          <w:lang w:val="ru-MD"/>
-        </w:rPr>
-      </w:pPr>
-      <w:r>
-        <w:rPr>
-          <w:rFonts w:ascii="Times New Roman" w:eastAsia="Times New Roman" w:hAnsi="Times New Roman" w:cs="Times New Roman"/>
+        <w:spacing w:after="120"/>
+      </w:pPr>
+      <w:r>
+        <w:rPr>
+          <w:rFonts w:ascii="Times New Roman" w:hAnsi="Times New Roman"/>
+          <w:color w:val="000000"/>
+          <w:sz w:val="24"/>
+        </w:rPr>
+        <w:t>Ще</w:t>
+      </w:r>
+      <w:r>
+        <w:rPr>
+          <w:rFonts w:ascii="Times New Roman" w:hAnsi="Times New Roman"/>
+          <w:color w:val="000000"/>
+          <w:sz w:val="24"/>
+        </w:rPr>
+        <w:t xml:space="preserve"> </w:t>
+      </w:r>
+      <w:r>
+        <w:rPr>
+          <w:rFonts w:ascii="Times New Roman" w:hAnsi="Times New Roman"/>
+          <w:color w:val="000000"/>
+          <w:sz w:val="24"/>
+        </w:rPr>
+        <w:t>і</w:t>
+      </w:r>
+      <w:r>
+        <w:rPr>
+          <w:rFonts w:ascii="Times New Roman" w:hAnsi="Times New Roman"/>
+          <w:color w:val="000000"/>
+          <w:sz w:val="24"/>
+        </w:rPr>
+        <w:t xml:space="preserve"> </w:t>
+      </w:r>
+      <w:r>
+        <w:rPr>
+          <w:rFonts w:ascii="Times New Roman" w:hAnsi="Times New Roman"/>
+          <w:color w:val="000000"/>
+          <w:sz w:val="24"/>
+        </w:rPr>
+        <w:t>ще</w:t>
+      </w:r>
+      <w:r>
+        <w:rPr>
+          <w:rFonts w:ascii="Times New Roman" w:hAnsi="Times New Roman"/>
+          <w:color w:val="000000"/>
+          <w:sz w:val="24"/>
+        </w:rPr>
+        <w:t xml:space="preserve"> </w:t>
+      </w:r>
+      <w:r>
+        <w:rPr>
+          <w:rFonts w:ascii="Times New Roman" w:hAnsi="Times New Roman"/>
+          <w:color w:val="000000"/>
+          <w:sz w:val="24"/>
+        </w:rPr>
+        <w:t>в</w:t>
+      </w:r>
+      <w:r>
+        <w:rPr>
+          <w:rFonts w:ascii="Times New Roman" w:hAnsi="Times New Roman"/>
+          <w:color w:val="000000"/>
+          <w:sz w:val="24"/>
+        </w:rPr>
+        <w:t xml:space="preserve"> </w:t>
+      </w:r>
+      <w:r>
+        <w:rPr>
+          <w:rFonts w:ascii="Times New Roman" w:hAnsi="Times New Roman"/>
+          <w:color w:val="000000"/>
+          <w:sz w:val="24"/>
+        </w:rPr>
+        <w:t>мирі</w:t>
+      </w:r>
+      <w:r>
+        <w:rPr>
+          <w:rFonts w:ascii="Times New Roman" w:hAnsi="Times New Roman"/>
+          <w:color w:val="000000"/>
+          <w:sz w:val="24"/>
+        </w:rPr>
+        <w:t xml:space="preserve"> </w:t>
+      </w:r>
+      <w:r>
+        <w:rPr>
+          <w:rFonts w:ascii="Times New Roman" w:hAnsi="Times New Roman"/>
+          <w:color w:val="000000"/>
+          <w:sz w:val="24"/>
+        </w:rPr>
+        <w:t>Господеві</w:t>
+      </w:r>
+      <w:r>
+        <w:rPr>
+          <w:rFonts w:ascii="Times New Roman" w:hAnsi="Times New Roman"/>
+          <w:color w:val="000000"/>
+          <w:sz w:val="24"/>
+        </w:rPr>
+        <w:t xml:space="preserve"> </w:t>
+      </w:r>
+      <w:r>
+        <w:rPr>
+          <w:rFonts w:ascii="Times New Roman" w:hAnsi="Times New Roman"/>
+          <w:color w:val="000000"/>
+          <w:sz w:val="24"/>
+        </w:rPr>
+        <w:t>помолімся.</w:t>
+      </w:r>
+    </w:p>
+    <w:p>
+      <w:pPr>
+        <w:spacing w:after="120"/>
+      </w:pPr>
+      <w:r>
+        <w:rPr>
+          <w:rFonts w:ascii="Times New Roman" w:hAnsi="Times New Roman"/>
+          <w:i/>
+          <w:color w:val="FF4400"/>
+          <w:sz w:val="24"/>
+        </w:rPr>
+        <w:t>Вірні:</w:t>
+      </w:r>
+      <w:r>
+        <w:rPr>
+          <w:rFonts w:ascii="Times New Roman" w:hAnsi="Times New Roman"/>
+          <w:color w:val="000000"/>
+          <w:sz w:val="24"/>
+        </w:rPr>
+        <w:t xml:space="preserve"> </w:t>
+      </w:r>
+      <w:r>
+        <w:rPr>
+          <w:rFonts w:ascii="Times New Roman" w:hAnsi="Times New Roman"/>
+          <w:color w:val="000000"/>
+          <w:sz w:val="24"/>
+        </w:rPr>
+        <w:t>Го́споди,</w:t>
+      </w:r>
+      <w:r>
+        <w:rPr>
+          <w:rFonts w:ascii="Times New Roman" w:hAnsi="Times New Roman"/>
+          <w:color w:val="000000"/>
+          <w:sz w:val="24"/>
+        </w:rPr>
+        <w:t xml:space="preserve"> </w:t>
+      </w:r>
+      <w:r>
+        <w:rPr>
+          <w:rFonts w:ascii="Times New Roman" w:hAnsi="Times New Roman"/>
+          <w:color w:val="000000"/>
+          <w:sz w:val="24"/>
+        </w:rPr>
+        <w:t>поми́луй.</w:t>
+      </w:r>
+    </w:p>
+    <w:p>
+      <w:pPr>
+        <w:spacing w:after="120"/>
+      </w:pPr>
+      <w:r>
+        <w:rPr>
+          <w:rFonts w:ascii="Times New Roman" w:hAnsi="Times New Roman"/>
+          <w:sz w:val="24"/>
+        </w:rPr>
+        <w:t>Заступи,</w:t>
+      </w:r>
+      <w:r>
+        <w:rPr>
+          <w:rFonts w:ascii="Times New Roman" w:hAnsi="Times New Roman"/>
+          <w:sz w:val="24"/>
+        </w:rPr>
+        <w:t xml:space="preserve"> </w:t>
+      </w:r>
+      <w:r>
+        <w:rPr>
+          <w:rFonts w:ascii="Times New Roman" w:hAnsi="Times New Roman"/>
+          <w:sz w:val="24"/>
+        </w:rPr>
+        <w:t>спаси,</w:t>
+      </w:r>
+      <w:r>
+        <w:rPr>
+          <w:rFonts w:ascii="Times New Roman" w:hAnsi="Times New Roman"/>
+          <w:sz w:val="24"/>
+        </w:rPr>
+        <w:t xml:space="preserve"> </w:t>
+      </w:r>
+      <w:r>
+        <w:rPr>
+          <w:rFonts w:ascii="Times New Roman" w:hAnsi="Times New Roman"/>
+          <w:sz w:val="24"/>
+        </w:rPr>
+        <w:t>помилуй</w:t>
+      </w:r>
+      <w:r>
+        <w:rPr>
+          <w:rFonts w:ascii="Times New Roman" w:hAnsi="Times New Roman"/>
+          <w:sz w:val="24"/>
+        </w:rPr>
+        <w:t xml:space="preserve"> </w:t>
+      </w:r>
+      <w:r>
+        <w:rPr>
+          <w:rFonts w:ascii="Times New Roman" w:hAnsi="Times New Roman"/>
+          <w:sz w:val="24"/>
+        </w:rPr>
+        <w:t>і</w:t>
+      </w:r>
+      <w:r>
+        <w:rPr>
+          <w:rFonts w:ascii="Times New Roman" w:hAnsi="Times New Roman"/>
+          <w:sz w:val="24"/>
+        </w:rPr>
+        <w:t xml:space="preserve"> </w:t>
+      </w:r>
+      <w:r>
+        <w:rPr>
+          <w:rFonts w:ascii="Times New Roman" w:hAnsi="Times New Roman"/>
+          <w:sz w:val="24"/>
+        </w:rPr>
+        <w:t>охорони</w:t>
+      </w:r>
+      <w:r>
+        <w:rPr>
+          <w:rFonts w:ascii="Times New Roman" w:hAnsi="Times New Roman"/>
+          <w:sz w:val="24"/>
+        </w:rPr>
+        <w:t xml:space="preserve"> </w:t>
+      </w:r>
+      <w:r>
+        <w:rPr>
+          <w:rFonts w:ascii="Times New Roman" w:hAnsi="Times New Roman"/>
+          <w:sz w:val="24"/>
+        </w:rPr>
+        <w:t>нас,</w:t>
+      </w:r>
+      <w:r>
+        <w:rPr>
+          <w:rFonts w:ascii="Times New Roman" w:hAnsi="Times New Roman"/>
+          <w:sz w:val="24"/>
+        </w:rPr>
+        <w:t xml:space="preserve"> </w:t>
+      </w:r>
+      <w:r>
+        <w:rPr>
+          <w:rFonts w:ascii="Times New Roman" w:hAnsi="Times New Roman"/>
+          <w:sz w:val="24"/>
+        </w:rPr>
+        <w:t>Боже,</w:t>
+      </w:r>
+      <w:r>
+        <w:rPr>
+          <w:rFonts w:ascii="Times New Roman" w:hAnsi="Times New Roman"/>
+          <w:sz w:val="24"/>
+        </w:rPr>
+        <w:t xml:space="preserve"> </w:t>
+      </w:r>
+      <w:r>
+        <w:rPr>
+          <w:rFonts w:ascii="Times New Roman" w:hAnsi="Times New Roman"/>
+          <w:sz w:val="24"/>
+        </w:rPr>
+        <w:t>Твоєю</w:t>
+      </w:r>
+      <w:r>
+        <w:rPr>
+          <w:rFonts w:ascii="Times New Roman" w:hAnsi="Times New Roman"/>
+          <w:sz w:val="24"/>
+        </w:rPr>
+        <w:t xml:space="preserve"> </w:t>
+      </w:r>
+      <w:r>
+        <w:rPr>
+          <w:rFonts w:ascii="Times New Roman" w:hAnsi="Times New Roman"/>
+          <w:sz w:val="24"/>
+        </w:rPr>
+        <w:t>благодаттю</w:t>
+      </w:r>
+    </w:p>
+    <w:p>
+      <w:pPr>
+        <w:spacing w:after="120"/>
+      </w:pPr>
+      <w:r>
+        <w:rPr>
+          <w:rFonts w:ascii="Times New Roman" w:hAnsi="Times New Roman"/>
+          <w:i/>
+          <w:color w:val="FF4400"/>
+          <w:sz w:val="24"/>
+        </w:rPr>
+        <w:t>Вірні:</w:t>
+      </w:r>
+      <w:r>
+        <w:rPr>
+          <w:rFonts w:ascii="Times New Roman" w:hAnsi="Times New Roman"/>
+          <w:color w:val="000000"/>
+          <w:sz w:val="24"/>
+        </w:rPr>
+        <w:t xml:space="preserve"> </w:t>
+      </w:r>
+      <w:r>
+        <w:rPr>
+          <w:rFonts w:ascii="Times New Roman" w:hAnsi="Times New Roman"/>
+          <w:color w:val="000000"/>
+          <w:sz w:val="24"/>
+        </w:rPr>
+        <w:t>Го́споди,</w:t>
+      </w:r>
+      <w:r>
+        <w:rPr>
+          <w:rFonts w:ascii="Times New Roman" w:hAnsi="Times New Roman"/>
+          <w:color w:val="000000"/>
+          <w:sz w:val="24"/>
+        </w:rPr>
+        <w:t xml:space="preserve"> </w:t>
+      </w:r>
+      <w:r>
+        <w:rPr>
+          <w:rFonts w:ascii="Times New Roman" w:hAnsi="Times New Roman"/>
+          <w:color w:val="000000"/>
+          <w:sz w:val="24"/>
+        </w:rPr>
+        <w:t>поми́луй.</w:t>
+      </w:r>
+    </w:p>
+    <w:p>
+      <w:pPr>
+        <w:spacing w:after="120"/>
+      </w:pPr>
+      <w:r>
+        <w:rPr>
+          <w:rFonts w:ascii="Times New Roman" w:hAnsi="Times New Roman"/>
+          <w:color w:val="000000"/>
+          <w:sz w:val="24"/>
+        </w:rPr>
+        <w:t>Пресвяту,</w:t>
+      </w:r>
+      <w:r>
+        <w:rPr>
+          <w:rFonts w:ascii="Times New Roman" w:hAnsi="Times New Roman"/>
+          <w:color w:val="000000"/>
+          <w:sz w:val="24"/>
+        </w:rPr>
+        <w:t xml:space="preserve"> </w:t>
+      </w:r>
+      <w:r>
+        <w:rPr>
+          <w:rFonts w:ascii="Times New Roman" w:hAnsi="Times New Roman"/>
+          <w:color w:val="000000"/>
+          <w:sz w:val="24"/>
+        </w:rPr>
+        <w:t>пречисту,</w:t>
+      </w:r>
+      <w:r>
+        <w:rPr>
+          <w:rFonts w:ascii="Times New Roman" w:hAnsi="Times New Roman"/>
+          <w:color w:val="000000"/>
+          <w:sz w:val="24"/>
+        </w:rPr>
+        <w:t xml:space="preserve"> </w:t>
+      </w:r>
+      <w:r>
+        <w:rPr>
+          <w:rFonts w:ascii="Times New Roman" w:hAnsi="Times New Roman"/>
+          <w:color w:val="000000"/>
+          <w:sz w:val="24"/>
+        </w:rPr>
+        <w:t>преблагословенну,</w:t>
+      </w:r>
+      <w:r>
+        <w:rPr>
+          <w:rFonts w:ascii="Times New Roman" w:hAnsi="Times New Roman"/>
+          <w:color w:val="000000"/>
+          <w:sz w:val="24"/>
+        </w:rPr>
+        <w:t xml:space="preserve"> </w:t>
+      </w:r>
+      <w:r>
+        <w:rPr>
+          <w:rFonts w:ascii="Times New Roman" w:hAnsi="Times New Roman"/>
+          <w:color w:val="000000"/>
+          <w:sz w:val="24"/>
+        </w:rPr>
+        <w:t>славну</w:t>
+      </w:r>
+      <w:r>
+        <w:rPr>
+          <w:rFonts w:ascii="Times New Roman" w:hAnsi="Times New Roman"/>
+          <w:color w:val="000000"/>
+          <w:sz w:val="24"/>
+        </w:rPr>
+        <w:t xml:space="preserve"> </w:t>
+      </w:r>
+      <w:r>
+        <w:rPr>
+          <w:rFonts w:ascii="Times New Roman" w:hAnsi="Times New Roman"/>
+          <w:color w:val="000000"/>
+          <w:sz w:val="24"/>
+        </w:rPr>
+        <w:t>Владичицю</w:t>
+      </w:r>
+      <w:r>
+        <w:rPr>
+          <w:rFonts w:ascii="Times New Roman" w:hAnsi="Times New Roman"/>
+          <w:color w:val="000000"/>
+          <w:sz w:val="24"/>
+        </w:rPr>
+        <w:t xml:space="preserve"> </w:t>
+      </w:r>
+      <w:r>
+        <w:rPr>
+          <w:rFonts w:ascii="Times New Roman" w:hAnsi="Times New Roman"/>
+          <w:color w:val="000000"/>
+          <w:sz w:val="24"/>
+        </w:rPr>
+        <w:t>нашу</w:t>
+      </w:r>
+      <w:r>
+        <w:rPr>
+          <w:rFonts w:ascii="Times New Roman" w:hAnsi="Times New Roman"/>
+          <w:color w:val="000000"/>
+          <w:sz w:val="24"/>
+        </w:rPr>
+        <w:t xml:space="preserve"> </w:t>
+      </w:r>
+      <w:r>
+        <w:rPr>
+          <w:rFonts w:ascii="Times New Roman" w:hAnsi="Times New Roman"/>
+          <w:color w:val="000000"/>
+          <w:sz w:val="24"/>
+        </w:rPr>
+        <w:t>Богородицю</w:t>
+      </w:r>
+      <w:r>
+        <w:rPr>
+          <w:rFonts w:ascii="Times New Roman" w:hAnsi="Times New Roman"/>
+          <w:color w:val="000000"/>
+          <w:sz w:val="24"/>
+        </w:rPr>
+        <w:t xml:space="preserve"> </w:t>
+      </w:r>
+      <w:r>
+        <w:rPr>
+          <w:rFonts w:ascii="Times New Roman" w:hAnsi="Times New Roman"/>
+          <w:color w:val="000000"/>
+          <w:sz w:val="24"/>
+        </w:rPr>
+        <w:t>і</w:t>
+      </w:r>
+      <w:r>
+        <w:rPr>
+          <w:rFonts w:ascii="Times New Roman" w:hAnsi="Times New Roman"/>
+          <w:color w:val="000000"/>
+          <w:sz w:val="24"/>
+        </w:rPr>
+        <w:t xml:space="preserve"> </w:t>
+      </w:r>
+      <w:r>
+        <w:rPr>
+          <w:rFonts w:ascii="Times New Roman" w:hAnsi="Times New Roman"/>
+          <w:color w:val="000000"/>
+          <w:sz w:val="24"/>
+        </w:rPr>
+        <w:t>приснодіву</w:t>
+      </w:r>
+      <w:r>
+        <w:rPr>
+          <w:rFonts w:ascii="Times New Roman" w:hAnsi="Times New Roman"/>
+          <w:color w:val="000000"/>
+          <w:sz w:val="24"/>
+        </w:rPr>
+        <w:t xml:space="preserve"> </w:t>
+      </w:r>
+      <w:r>
+        <w:rPr>
+          <w:rFonts w:ascii="Times New Roman" w:hAnsi="Times New Roman"/>
+          <w:color w:val="000000"/>
+          <w:sz w:val="24"/>
+        </w:rPr>
+        <w:t>Марію,</w:t>
+      </w:r>
+      <w:r>
+        <w:rPr>
+          <w:rFonts w:ascii="Times New Roman" w:hAnsi="Times New Roman"/>
+          <w:color w:val="000000"/>
+          <w:sz w:val="24"/>
+        </w:rPr>
+        <w:t xml:space="preserve"> </w:t>
+      </w:r>
+      <w:r>
+        <w:rPr>
+          <w:rFonts w:ascii="Times New Roman" w:hAnsi="Times New Roman"/>
+          <w:color w:val="000000"/>
+          <w:sz w:val="24"/>
+        </w:rPr>
+        <w:t>з</w:t>
+      </w:r>
+      <w:r>
+        <w:rPr>
+          <w:rFonts w:ascii="Times New Roman" w:hAnsi="Times New Roman"/>
+          <w:color w:val="000000"/>
+          <w:sz w:val="24"/>
+        </w:rPr>
+        <w:t xml:space="preserve"> </w:t>
+      </w:r>
+      <w:r>
+        <w:rPr>
+          <w:rFonts w:ascii="Times New Roman" w:hAnsi="Times New Roman"/>
+          <w:color w:val="000000"/>
+          <w:sz w:val="24"/>
+        </w:rPr>
+        <w:t>усіма</w:t>
+      </w:r>
+      <w:r>
+        <w:rPr>
+          <w:rFonts w:ascii="Times New Roman" w:hAnsi="Times New Roman"/>
+          <w:color w:val="000000"/>
+          <w:sz w:val="24"/>
+        </w:rPr>
+        <w:t xml:space="preserve"> </w:t>
+      </w:r>
+      <w:r>
+        <w:rPr>
+          <w:rFonts w:ascii="Times New Roman" w:hAnsi="Times New Roman"/>
+          <w:color w:val="000000"/>
+          <w:sz w:val="24"/>
+        </w:rPr>
+        <w:t>святими</w:t>
+      </w:r>
+      <w:r>
+        <w:rPr>
+          <w:rFonts w:ascii="Times New Roman" w:hAnsi="Times New Roman"/>
+          <w:color w:val="000000"/>
+          <w:sz w:val="24"/>
+        </w:rPr>
+        <w:t xml:space="preserve"> </w:t>
+      </w:r>
+      <w:r>
+        <w:rPr>
+          <w:rFonts w:ascii="Times New Roman" w:hAnsi="Times New Roman"/>
+          <w:color w:val="000000"/>
+          <w:sz w:val="24"/>
+        </w:rPr>
+        <w:t>пом’янувши,</w:t>
+      </w:r>
+      <w:r>
+        <w:rPr>
+          <w:rFonts w:ascii="Times New Roman" w:hAnsi="Times New Roman"/>
+          <w:color w:val="000000"/>
+          <w:sz w:val="24"/>
+        </w:rPr>
+        <w:t xml:space="preserve"> </w:t>
+      </w:r>
+      <w:r>
+        <w:rPr>
+          <w:rFonts w:ascii="Times New Roman" w:hAnsi="Times New Roman"/>
+          <w:color w:val="000000"/>
+          <w:sz w:val="24"/>
+        </w:rPr>
+        <w:t>самих</w:t>
+      </w:r>
+      <w:r>
+        <w:rPr>
+          <w:rFonts w:ascii="Times New Roman" w:hAnsi="Times New Roman"/>
+          <w:color w:val="000000"/>
+          <w:sz w:val="24"/>
+        </w:rPr>
+        <w:t xml:space="preserve"> </w:t>
+      </w:r>
+      <w:r>
+        <w:rPr>
+          <w:rFonts w:ascii="Times New Roman" w:hAnsi="Times New Roman"/>
+          <w:color w:val="000000"/>
+          <w:sz w:val="24"/>
+        </w:rPr>
+        <w:t>себе,</w:t>
+      </w:r>
+      <w:r>
+        <w:rPr>
+          <w:rFonts w:ascii="Times New Roman" w:hAnsi="Times New Roman"/>
+          <w:color w:val="000000"/>
+          <w:sz w:val="24"/>
+        </w:rPr>
+        <w:t xml:space="preserve"> </w:t>
+      </w:r>
+      <w:r>
+        <w:rPr>
+          <w:rFonts w:ascii="Times New Roman" w:hAnsi="Times New Roman"/>
+          <w:color w:val="000000"/>
+          <w:sz w:val="24"/>
+        </w:rPr>
+        <w:t>і</w:t>
+      </w:r>
+      <w:r>
+        <w:rPr>
+          <w:rFonts w:ascii="Times New Roman" w:hAnsi="Times New Roman"/>
+          <w:color w:val="000000"/>
+          <w:sz w:val="24"/>
+        </w:rPr>
+        <w:t xml:space="preserve"> </w:t>
+      </w:r>
+      <w:r>
+        <w:rPr>
+          <w:rFonts w:ascii="Times New Roman" w:hAnsi="Times New Roman"/>
+          <w:color w:val="000000"/>
+          <w:sz w:val="24"/>
+        </w:rPr>
+        <w:t>один</w:t>
+      </w:r>
+      <w:r>
+        <w:rPr>
+          <w:rFonts w:ascii="Times New Roman" w:hAnsi="Times New Roman"/>
+          <w:color w:val="000000"/>
+          <w:sz w:val="24"/>
+        </w:rPr>
+        <w:t xml:space="preserve"> </w:t>
+      </w:r>
+      <w:r>
+        <w:rPr>
+          <w:rFonts w:ascii="Times New Roman" w:hAnsi="Times New Roman"/>
+          <w:color w:val="000000"/>
+          <w:sz w:val="24"/>
+        </w:rPr>
+        <w:t>одного,</w:t>
+      </w:r>
+      <w:r>
+        <w:rPr>
+          <w:rFonts w:ascii="Times New Roman" w:hAnsi="Times New Roman"/>
+          <w:color w:val="000000"/>
+          <w:sz w:val="24"/>
+        </w:rPr>
+        <w:t xml:space="preserve"> </w:t>
+      </w:r>
+      <w:r>
+        <w:rPr>
+          <w:rFonts w:ascii="Times New Roman" w:hAnsi="Times New Roman"/>
+          <w:color w:val="000000"/>
+          <w:sz w:val="24"/>
+        </w:rPr>
+        <w:t>і</w:t>
+      </w:r>
+      <w:r>
+        <w:rPr>
+          <w:rFonts w:ascii="Times New Roman" w:hAnsi="Times New Roman"/>
+          <w:color w:val="000000"/>
+          <w:sz w:val="24"/>
+        </w:rPr>
+        <w:t xml:space="preserve"> </w:t>
+      </w:r>
+      <w:r>
+        <w:rPr>
+          <w:rFonts w:ascii="Times New Roman" w:hAnsi="Times New Roman"/>
+          <w:color w:val="000000"/>
+          <w:sz w:val="24"/>
+        </w:rPr>
+        <w:t>все</w:t>
+      </w:r>
+      <w:r>
+        <w:rPr>
+          <w:rFonts w:ascii="Times New Roman" w:hAnsi="Times New Roman"/>
+          <w:color w:val="000000"/>
+          <w:sz w:val="24"/>
+        </w:rPr>
+        <w:t xml:space="preserve"> </w:t>
+      </w:r>
+      <w:r>
+        <w:rPr>
+          <w:rFonts w:ascii="Times New Roman" w:hAnsi="Times New Roman"/>
+          <w:color w:val="000000"/>
+          <w:sz w:val="24"/>
+        </w:rPr>
+        <w:t>життя</w:t>
+      </w:r>
+      <w:r>
+        <w:rPr>
+          <w:rFonts w:ascii="Times New Roman" w:hAnsi="Times New Roman"/>
+          <w:color w:val="000000"/>
+          <w:sz w:val="24"/>
+        </w:rPr>
+        <w:t xml:space="preserve"> </w:t>
+      </w:r>
+      <w:r>
+        <w:rPr>
+          <w:rFonts w:ascii="Times New Roman" w:hAnsi="Times New Roman"/>
+          <w:color w:val="000000"/>
+          <w:sz w:val="24"/>
+        </w:rPr>
+        <w:t>наше</w:t>
+      </w:r>
+      <w:r>
+        <w:rPr>
+          <w:rFonts w:ascii="Times New Roman" w:hAnsi="Times New Roman"/>
+          <w:color w:val="000000"/>
+          <w:sz w:val="24"/>
+        </w:rPr>
+        <w:t xml:space="preserve"> </w:t>
+      </w:r>
+      <w:r>
+        <w:rPr>
+          <w:rFonts w:ascii="Times New Roman" w:hAnsi="Times New Roman"/>
+          <w:color w:val="000000"/>
+          <w:sz w:val="24"/>
+        </w:rPr>
+        <w:t>Христу</w:t>
+      </w:r>
+      <w:r>
+        <w:rPr>
+          <w:rFonts w:ascii="Times New Roman" w:hAnsi="Times New Roman"/>
+          <w:color w:val="000000"/>
+          <w:sz w:val="24"/>
+        </w:rPr>
+        <w:t xml:space="preserve"> </w:t>
+      </w:r>
+      <w:r>
+        <w:rPr>
+          <w:rFonts w:ascii="Times New Roman" w:hAnsi="Times New Roman"/>
+          <w:color w:val="000000"/>
+          <w:sz w:val="24"/>
+        </w:rPr>
+        <w:t>Богові</w:t>
+      </w:r>
+      <w:r>
+        <w:rPr>
+          <w:rFonts w:ascii="Times New Roman" w:hAnsi="Times New Roman"/>
+          <w:color w:val="000000"/>
+          <w:sz w:val="24"/>
+        </w:rPr>
+        <w:t xml:space="preserve"> </w:t>
+      </w:r>
+      <w:r>
+        <w:rPr>
+          <w:rFonts w:ascii="Times New Roman" w:hAnsi="Times New Roman"/>
+          <w:color w:val="000000"/>
+          <w:sz w:val="24"/>
+        </w:rPr>
+        <w:t>віддаймо.</w:t>
+      </w:r>
+    </w:p>
+    <w:p>
+      <w:pPr>
+        <w:spacing w:after="120"/>
+      </w:pPr>
+      <w:r>
+        <w:rPr>
+          <w:rFonts w:ascii="Times New Roman" w:hAnsi="Times New Roman"/>
+          <w:i/>
+          <w:color w:val="FF4400"/>
+          <w:sz w:val="24"/>
+        </w:rPr>
+        <w:t>Вірні:</w:t>
+      </w:r>
+      <w:r>
+        <w:rPr>
+          <w:rFonts w:ascii="Times New Roman" w:hAnsi="Times New Roman"/>
+          <w:color w:val="000000"/>
+          <w:sz w:val="24"/>
+        </w:rPr>
+        <w:t xml:space="preserve"> </w:t>
+      </w:r>
+      <w:r>
+        <w:rPr>
+          <w:rFonts w:ascii="Times New Roman" w:hAnsi="Times New Roman"/>
+          <w:color w:val="000000"/>
+          <w:sz w:val="24"/>
+        </w:rPr>
+        <w:t>Тобі́,</w:t>
+      </w:r>
+      <w:r>
+        <w:rPr>
+          <w:rFonts w:ascii="Times New Roman" w:hAnsi="Times New Roman"/>
+          <w:color w:val="000000"/>
+          <w:sz w:val="24"/>
+        </w:rPr>
+        <w:t xml:space="preserve"> </w:t>
+      </w:r>
+      <w:r>
+        <w:rPr>
+          <w:rFonts w:ascii="Times New Roman" w:hAnsi="Times New Roman"/>
+          <w:color w:val="000000"/>
+          <w:sz w:val="24"/>
+        </w:rPr>
+        <w:t>Го́споди.</w:t>
+      </w:r>
+    </w:p>
+    <w:p>
+      <w:pPr>
+        <w:spacing w:after="120" w:line="240" w:lineRule="auto"/>
+        <w:rPr>
+          <w:rFonts w:ascii="Times New Roman" w:eastAsia="Times New Roman" w:hAnsi="Times New Roman" w:cs="Times New Roman"/>
+          <w:sz w:val="24"/>
+          <w:szCs w:val="24"/>
+          <w:lang w:val="ru-MD"/>
+        </w:rPr>
+      </w:pPr>
+      <w:r>
+        <w:rPr>
+          <w:rFonts w:ascii="Times New Roman" w:eastAsia="Times New Roman" w:hAnsi="Times New Roman" w:cs="Times New Roman"/>
+          <w:sz w:val="24"/>
+          <w:szCs w:val="24"/>
+          <w:u w:val="single"/>
+          <w:lang w:val="ru-MD"/>
+        </w:rPr>
+        <w:t>[Дякуємо тобі, Господи, Боже спасіння нашого, бо ти все робиш для добра життя нашого, щоб ми завжди на тебе споглядали, Спасителю й Доброчинцю душ наших. Бо ти дав спокій нам у час минулої ночі й підвів нас, щоб ми поклонялися величному імені твоєму. Тому молимо тебе, Господи: Дай нам ласку й силу, щоб ми стали гідними співати тобі розумно й молитися безупинно та в страсі і тремтінні над нашим спасінням працювали, при заступництві Христа твого. Пом'яни, Господи, і тих, що вночі до тебе кличуть. Вислухай їх і помилуй, і круши під ноги їх невидимих і войовничих ворогів.]</w:t>
+      </w:r>
+    </w:p>
+    <w:p>
+      <w:pPr>
+        <w:spacing w:after="120"/>
+        <w:jc w:val="both"/>
+      </w:pPr>
+      <w:r>
+        <w:rPr>
+          <w:rFonts w:ascii="Times New Roman" w:hAnsi="Times New Roman"/>
           <w:i/>
           <w:color w:val="FF0000"/>
           <w:sz w:val="24"/>
-          <w:szCs w:val="24"/>
-          <w:lang w:val="ru-MD"/>
-        </w:rPr>
-        <w:t>Вірні:</w:t>
-      </w:r>
-      <w:r>
-        <w:rPr>
-          <w:rFonts w:ascii="Times New Roman" w:eastAsia="Times New Roman" w:hAnsi="Times New Roman" w:cs="Times New Roman"/>
-          <w:color w:val="000000"/>
-          <w:sz w:val="24"/>
-          <w:szCs w:val="24"/>
-          <w:lang w:val="ru-MD"/>
-        </w:rPr>
-        <w:t xml:space="preserve"> Господи, помилуй.</w:t>
-      </w:r>
-    </w:p>
-    <w:p>
-      <w:pPr>
-        <w:spacing w:after="120" w:line="240" w:lineRule="auto"/>
-        <w:rPr>
-          <w:rFonts w:ascii="Times New Roman" w:eastAsia="Times New Roman" w:hAnsi="Times New Roman" w:cs="Times New Roman"/>
-          <w:sz w:val="24"/>
-          <w:szCs w:val="24"/>
-          <w:lang w:val="ru-MD"/>
-        </w:rPr>
-      </w:pPr>
-      <w:r>
-        <w:rPr>
-          <w:rFonts w:ascii="Times New Roman" w:eastAsia="Times New Roman" w:hAnsi="Times New Roman" w:cs="Times New Roman"/>
-          <w:color w:val="000000"/>
-          <w:sz w:val="24"/>
-          <w:szCs w:val="24"/>
-          <w:lang w:val="ru-MD"/>
-        </w:rPr>
-        <w:t>Заступи, спаси, помилуй і охорони нас, Боже, твоєю благодаттю.</w:t>
-      </w:r>
-    </w:p>
-    <w:p>
-      <w:pPr>
-        <w:spacing w:after="120" w:line="240" w:lineRule="auto"/>
-        <w:rPr>
-          <w:rFonts w:ascii="Times New Roman" w:eastAsia="Times New Roman" w:hAnsi="Times New Roman" w:cs="Times New Roman"/>
-          <w:sz w:val="24"/>
-          <w:szCs w:val="24"/>
-          <w:lang w:val="ru-MD"/>
-        </w:rPr>
-      </w:pPr>
-      <w:r>
-        <w:rPr>
-          <w:rFonts w:ascii="Times New Roman" w:eastAsia="Times New Roman" w:hAnsi="Times New Roman" w:cs="Times New Roman"/>
+        </w:rPr>
+        <w:t>Священник:</w:t>
+      </w:r>
+      <w:r>
+        <w:rPr>
+          <w:rFonts w:ascii="Times New Roman" w:hAnsi="Times New Roman"/>
           <w:i/>
           <w:color w:val="FF0000"/>
           <w:sz w:val="24"/>
-          <w:szCs w:val="24"/>
-          <w:lang w:val="ru-MD"/>
-        </w:rPr>
-        <w:t>Вірні:</w:t>
-      </w:r>
-      <w:r>
-        <w:rPr>
-          <w:rFonts w:ascii="Times New Roman" w:eastAsia="Times New Roman" w:hAnsi="Times New Roman" w:cs="Times New Roman"/>
-          <w:color w:val="000000"/>
-          <w:sz w:val="24"/>
-          <w:szCs w:val="24"/>
-          <w:lang w:val="ru-MD"/>
-        </w:rPr>
-        <w:t xml:space="preserve"> Господи, помилуй.</w:t>
-      </w:r>
-    </w:p>
-    <w:p>
-      <w:pPr>
-        <w:spacing w:after="120" w:line="240" w:lineRule="auto"/>
-        <w:rPr>
-          <w:rFonts w:ascii="Times New Roman" w:eastAsia="Times New Roman" w:hAnsi="Times New Roman" w:cs="Times New Roman"/>
-          <w:sz w:val="24"/>
-          <w:szCs w:val="24"/>
-          <w:lang w:val="ru-MD"/>
-        </w:rPr>
-      </w:pPr>
-      <w:r>
-        <w:rPr>
-          <w:rFonts w:ascii="Times New Roman" w:eastAsia="Times New Roman" w:hAnsi="Times New Roman" w:cs="Times New Roman"/>
-          <w:color w:val="000000"/>
-          <w:sz w:val="24"/>
-          <w:szCs w:val="24"/>
-          <w:lang w:val="ru-MD"/>
-        </w:rPr>
-        <w:t>Пресвяту, пречисту, преблагословенну, славну Владичицю нашу Богородицю і приснодіву Марію, з усіма святими пом'янувши, самі себе, і один одного, і все життя наше Христу Богові віддаймо.</w:t>
-      </w:r>
-    </w:p>
-    <w:p>
-      <w:pPr>
-        <w:spacing w:after="120" w:line="240" w:lineRule="auto"/>
-        <w:rPr>
-          <w:rFonts w:ascii="Times New Roman" w:eastAsia="Times New Roman" w:hAnsi="Times New Roman" w:cs="Times New Roman"/>
-          <w:sz w:val="24"/>
-          <w:szCs w:val="24"/>
-          <w:lang w:val="ru-MD"/>
-        </w:rPr>
-      </w:pPr>
-      <w:r>
-        <w:rPr>
-          <w:rFonts w:ascii="Times New Roman" w:eastAsia="Times New Roman" w:hAnsi="Times New Roman" w:cs="Times New Roman"/>
-          <w:i/>
-          <w:color w:val="FF0000"/>
-          <w:sz w:val="24"/>
-          <w:szCs w:val="24"/>
-          <w:lang w:val="ru-MD"/>
-        </w:rPr>
-        <w:t>Вірні:</w:t>
-      </w:r>
-      <w:r>
-        <w:rPr>
-          <w:rFonts w:ascii="Times New Roman" w:eastAsia="Times New Roman" w:hAnsi="Times New Roman" w:cs="Times New Roman"/>
-          <w:color w:val="000000"/>
-          <w:sz w:val="24"/>
-          <w:szCs w:val="24"/>
-          <w:lang w:val="ru-MD"/>
-        </w:rPr>
-        <w:t xml:space="preserve"> Тобі, Господи.</w:t>
-      </w:r>
-    </w:p>
-    <w:p>
-      <w:pPr>
-        <w:spacing w:after="120" w:line="240" w:lineRule="auto"/>
-        <w:rPr>
-          <w:rFonts w:ascii="Times New Roman" w:eastAsia="Times New Roman" w:hAnsi="Times New Roman" w:cs="Times New Roman"/>
-          <w:sz w:val="24"/>
-          <w:szCs w:val="24"/>
-          <w:lang w:val="ru-MD"/>
-        </w:rPr>
-      </w:pPr>
-      <w:r>
-        <w:rPr>
-          <w:rFonts w:ascii="Times New Roman" w:eastAsia="Times New Roman" w:hAnsi="Times New Roman" w:cs="Times New Roman"/>
-          <w:sz w:val="24"/>
-          <w:szCs w:val="24"/>
-          <w:u w:val="single"/>
-          <w:lang w:val="ru-MD"/>
-        </w:rPr>
-        <w:t>[Дякуємо тобі, Господи, Боже спасіння нашого, бо ти все робиш для добра життя нашого, щоб ми завжди на тебе споглядали, Спасителю й Доброчинцю душ наших. Бо ти дав спокій нам у час минулої ночі й підвів нас, щоб ми поклонялися величному імені твоєму. Тому молимо тебе, Господи: Дай нам ласку й силу, щоб ми стали гідними співати тобі розумно й молитися безупинно та в страсі і тремтінні над нашим спасінням працювали, при заступництві Христа твого. Пом'яни, Господи, і тих, що вночі до тебе кличуть. Вислухай їх і помилуй, і круши під ноги їх невидимих і войовничих ворогів.]</w:t>
-      </w:r>
-    </w:p>
-    <w:p>
-      <w:pPr>
-        <w:spacing w:after="120" w:line="240" w:lineRule="auto"/>
-        <w:rPr>
-          <w:rFonts w:ascii="Times New Roman" w:eastAsia="Times New Roman" w:hAnsi="Times New Roman" w:cs="Times New Roman"/>
-          <w:sz w:val="24"/>
-          <w:szCs w:val="24"/>
-          <w:lang w:val="ru-MD"/>
-        </w:rPr>
-      </w:pPr>
-      <w:r>
-        <w:rPr>
-          <w:rFonts w:ascii="Times New Roman" w:eastAsia="Times New Roman" w:hAnsi="Times New Roman" w:cs="Times New Roman"/>
-          <w:i/>
-          <w:color w:val="FF0000"/>
-          <w:sz w:val="24"/>
-          <w:szCs w:val="24"/>
-          <w:lang w:val="ru-MD"/>
-        </w:rPr>
-        <w:t>Священик:</w:t>
-      </w:r>
-      <w:r>
-        <w:rPr>
-          <w:rFonts w:ascii="Times New Roman" w:eastAsia="Times New Roman" w:hAnsi="Times New Roman" w:cs="Times New Roman"/>
-          <w:i/>
-          <w:color w:val="FF0000"/>
-          <w:sz w:val="24"/>
-          <w:szCs w:val="24"/>
-        </w:rPr>
-        <w:t> </w:t>
-      </w:r>
-      <w:r>
-        <w:rPr>
-          <w:rFonts w:ascii="Times New Roman" w:eastAsia="Times New Roman" w:hAnsi="Times New Roman" w:cs="Times New Roman"/>
-          <w:color w:val="000000"/>
-          <w:sz w:val="24"/>
-          <w:szCs w:val="24"/>
-          <w:lang w:val="ru-MD"/>
-        </w:rPr>
-        <w:t>Бо Ти цар миру і Спас душ наших і Тобі славу возсилаємо: Отцю, і Сину, і Святому Духові</w:t>
-      </w:r>
-      <w:r>
-        <w:rPr>
-          <w:rFonts w:ascii="Times New Roman" w:eastAsia="Times New Roman" w:hAnsi="Times New Roman" w:cs="Times New Roman"/>
-          <w:sz w:val="24"/>
-          <w:szCs w:val="24"/>
-          <w:lang w:val="ru-MD"/>
-        </w:rPr>
-        <w:t>, нині і повсякчас, і на віки віків.</w:t>
+        </w:rPr>
+        <w:t xml:space="preserve"> </w:t>
+      </w:r>
+      <w:r>
+        <w:rPr>
+          <w:rFonts w:ascii="Times New Roman" w:hAnsi="Times New Roman"/>
+          <w:color w:val="000000"/>
+          <w:sz w:val="24"/>
+        </w:rPr>
+        <w:t>Бо</w:t>
+      </w:r>
+      <w:r>
+        <w:rPr>
+          <w:rFonts w:ascii="Times New Roman" w:hAnsi="Times New Roman"/>
+          <w:color w:val="000000"/>
+          <w:sz w:val="24"/>
+        </w:rPr>
+        <w:t xml:space="preserve"> </w:t>
+      </w:r>
+      <w:r>
+        <w:rPr>
+          <w:rFonts w:ascii="Times New Roman" w:hAnsi="Times New Roman"/>
+          <w:color w:val="000000"/>
+          <w:sz w:val="24"/>
+        </w:rPr>
+        <w:t>Ти</w:t>
+      </w:r>
+      <w:r>
+        <w:rPr>
+          <w:rFonts w:ascii="Times New Roman" w:hAnsi="Times New Roman"/>
+          <w:color w:val="000000"/>
+          <w:sz w:val="24"/>
+        </w:rPr>
+        <w:t xml:space="preserve"> </w:t>
+      </w:r>
+      <w:r>
+        <w:rPr>
+          <w:rFonts w:ascii="Times New Roman" w:hAnsi="Times New Roman"/>
+          <w:color w:val="000000"/>
+          <w:sz w:val="24"/>
+        </w:rPr>
+        <w:t>цар</w:t>
+      </w:r>
+      <w:r>
+        <w:rPr>
+          <w:rFonts w:ascii="Times New Roman" w:hAnsi="Times New Roman"/>
+          <w:color w:val="000000"/>
+          <w:sz w:val="24"/>
+        </w:rPr>
+        <w:t xml:space="preserve"> </w:t>
+      </w:r>
+      <w:r>
+        <w:rPr>
+          <w:rFonts w:ascii="Times New Roman" w:hAnsi="Times New Roman"/>
+          <w:color w:val="000000"/>
+          <w:sz w:val="24"/>
+        </w:rPr>
+        <w:t>миру</w:t>
+      </w:r>
+      <w:r>
+        <w:rPr>
+          <w:rFonts w:ascii="Times New Roman" w:hAnsi="Times New Roman"/>
+          <w:color w:val="000000"/>
+          <w:sz w:val="24"/>
+        </w:rPr>
+        <w:t xml:space="preserve"> </w:t>
+      </w:r>
+      <w:r>
+        <w:rPr>
+          <w:rFonts w:ascii="Times New Roman" w:hAnsi="Times New Roman"/>
+          <w:color w:val="000000"/>
+          <w:sz w:val="24"/>
+        </w:rPr>
+        <w:t>і</w:t>
+      </w:r>
+      <w:r>
+        <w:rPr>
+          <w:rFonts w:ascii="Times New Roman" w:hAnsi="Times New Roman"/>
+          <w:color w:val="000000"/>
+          <w:sz w:val="24"/>
+        </w:rPr>
+        <w:t xml:space="preserve"> </w:t>
+      </w:r>
+      <w:r>
+        <w:rPr>
+          <w:rFonts w:ascii="Times New Roman" w:hAnsi="Times New Roman"/>
+          <w:color w:val="000000"/>
+          <w:sz w:val="24"/>
+        </w:rPr>
+        <w:t>Спас</w:t>
+      </w:r>
+      <w:r>
+        <w:rPr>
+          <w:rFonts w:ascii="Times New Roman" w:hAnsi="Times New Roman"/>
+          <w:color w:val="000000"/>
+          <w:sz w:val="24"/>
+        </w:rPr>
+        <w:t xml:space="preserve"> </w:t>
+      </w:r>
+      <w:r>
+        <w:rPr>
+          <w:rFonts w:ascii="Times New Roman" w:hAnsi="Times New Roman"/>
+          <w:color w:val="000000"/>
+          <w:sz w:val="24"/>
+        </w:rPr>
+        <w:t>душ</w:t>
+      </w:r>
+      <w:r>
+        <w:rPr>
+          <w:rFonts w:ascii="Times New Roman" w:hAnsi="Times New Roman"/>
+          <w:color w:val="000000"/>
+          <w:sz w:val="24"/>
+        </w:rPr>
+        <w:t xml:space="preserve"> </w:t>
+      </w:r>
+      <w:r>
+        <w:rPr>
+          <w:rFonts w:ascii="Times New Roman" w:hAnsi="Times New Roman"/>
+          <w:color w:val="000000"/>
+          <w:sz w:val="24"/>
+        </w:rPr>
+        <w:t>наших</w:t>
+      </w:r>
+      <w:r>
+        <w:rPr>
+          <w:rFonts w:ascii="Times New Roman" w:hAnsi="Times New Roman"/>
+          <w:color w:val="000000"/>
+          <w:sz w:val="24"/>
+        </w:rPr>
+        <w:t xml:space="preserve"> </w:t>
+      </w:r>
+      <w:r>
+        <w:rPr>
+          <w:rFonts w:ascii="Times New Roman" w:hAnsi="Times New Roman"/>
+          <w:color w:val="000000"/>
+          <w:sz w:val="24"/>
+        </w:rPr>
+        <w:t>–</w:t>
+      </w:r>
+      <w:r>
+        <w:rPr>
+          <w:rFonts w:ascii="Times New Roman" w:hAnsi="Times New Roman"/>
+          <w:color w:val="000000"/>
+          <w:sz w:val="24"/>
+        </w:rPr>
+        <w:t xml:space="preserve"> </w:t>
+      </w:r>
+      <w:r>
+        <w:rPr>
+          <w:rFonts w:ascii="Times New Roman" w:hAnsi="Times New Roman"/>
+          <w:color w:val="000000"/>
+          <w:sz w:val="24"/>
+        </w:rPr>
+        <w:t>і</w:t>
+      </w:r>
+      <w:r>
+        <w:rPr>
+          <w:rFonts w:ascii="Times New Roman" w:hAnsi="Times New Roman"/>
+          <w:color w:val="000000"/>
+          <w:sz w:val="24"/>
+        </w:rPr>
+        <w:t xml:space="preserve"> </w:t>
+      </w:r>
+      <w:r>
+        <w:rPr>
+          <w:rFonts w:ascii="Times New Roman" w:hAnsi="Times New Roman"/>
+          <w:color w:val="000000"/>
+          <w:sz w:val="24"/>
+        </w:rPr>
+        <w:t>Тобі</w:t>
+      </w:r>
+      <w:r>
+        <w:rPr>
+          <w:rFonts w:ascii="Times New Roman" w:hAnsi="Times New Roman"/>
+          <w:color w:val="000000"/>
+          <w:sz w:val="24"/>
+        </w:rPr>
+        <w:t xml:space="preserve"> </w:t>
+      </w:r>
+      <w:r>
+        <w:rPr>
+          <w:rFonts w:ascii="Times New Roman" w:hAnsi="Times New Roman"/>
+          <w:color w:val="000000"/>
+          <w:sz w:val="24"/>
+        </w:rPr>
+        <w:t>славу</w:t>
+      </w:r>
+      <w:r>
+        <w:rPr>
+          <w:rFonts w:ascii="Times New Roman" w:hAnsi="Times New Roman"/>
+          <w:color w:val="000000"/>
+          <w:sz w:val="24"/>
+        </w:rPr>
+        <w:t xml:space="preserve"> </w:t>
+      </w:r>
+      <w:r>
+        <w:rPr>
+          <w:rFonts w:ascii="Times New Roman" w:hAnsi="Times New Roman"/>
+          <w:color w:val="000000"/>
+          <w:sz w:val="24"/>
+        </w:rPr>
+        <w:t>возсилаємо,</w:t>
+      </w:r>
+      <w:r>
+        <w:rPr>
+          <w:rFonts w:ascii="Times New Roman" w:hAnsi="Times New Roman"/>
+          <w:color w:val="000000"/>
+          <w:sz w:val="24"/>
+        </w:rPr>
+        <w:t xml:space="preserve"> </w:t>
+      </w:r>
+      <w:r>
+        <w:rPr>
+          <w:rFonts w:ascii="Times New Roman" w:hAnsi="Times New Roman"/>
+          <w:color w:val="000000"/>
+          <w:sz w:val="24"/>
+        </w:rPr>
+        <w:t>Отцю,</w:t>
+      </w:r>
+      <w:r>
+        <w:rPr>
+          <w:rFonts w:ascii="Times New Roman" w:hAnsi="Times New Roman"/>
+          <w:color w:val="000000"/>
+          <w:sz w:val="24"/>
+        </w:rPr>
+        <w:t xml:space="preserve"> </w:t>
+      </w:r>
+      <w:r>
+        <w:rPr>
+          <w:rFonts w:ascii="Times New Roman" w:hAnsi="Times New Roman"/>
+          <w:color w:val="000000"/>
+          <w:sz w:val="24"/>
+        </w:rPr>
+        <w:t>і</w:t>
+      </w:r>
+      <w:r>
+        <w:rPr>
+          <w:rFonts w:ascii="Times New Roman" w:hAnsi="Times New Roman"/>
+          <w:color w:val="000000"/>
+          <w:sz w:val="24"/>
+        </w:rPr>
+        <w:t xml:space="preserve"> </w:t>
+      </w:r>
+      <w:r>
+        <w:rPr>
+          <w:rFonts w:ascii="Times New Roman" w:hAnsi="Times New Roman"/>
+          <w:color w:val="000000"/>
+          <w:sz w:val="24"/>
+        </w:rPr>
+        <w:t>Сину,</w:t>
+      </w:r>
+      <w:r>
+        <w:rPr>
+          <w:rFonts w:ascii="Times New Roman" w:hAnsi="Times New Roman"/>
+          <w:color w:val="000000"/>
+          <w:sz w:val="24"/>
+        </w:rPr>
+        <w:t xml:space="preserve"> </w:t>
+      </w:r>
+      <w:r>
+        <w:rPr>
+          <w:rFonts w:ascii="Times New Roman" w:hAnsi="Times New Roman"/>
+          <w:color w:val="000000"/>
+          <w:sz w:val="24"/>
+        </w:rPr>
+        <w:t>і</w:t>
+      </w:r>
+      <w:r>
+        <w:rPr>
+          <w:rFonts w:ascii="Times New Roman" w:hAnsi="Times New Roman"/>
+          <w:color w:val="000000"/>
+          <w:sz w:val="24"/>
+        </w:rPr>
+        <w:t xml:space="preserve"> </w:t>
+      </w:r>
+      <w:r>
+        <w:rPr>
+          <w:rFonts w:ascii="Times New Roman" w:hAnsi="Times New Roman"/>
+          <w:color w:val="000000"/>
+          <w:sz w:val="24"/>
+        </w:rPr>
+        <w:t>Святому</w:t>
+      </w:r>
+      <w:r>
+        <w:rPr>
+          <w:rFonts w:ascii="Times New Roman" w:hAnsi="Times New Roman"/>
+          <w:color w:val="000000"/>
+          <w:sz w:val="24"/>
+        </w:rPr>
+        <w:t xml:space="preserve"> </w:t>
+      </w:r>
+      <w:r>
+        <w:rPr>
+          <w:rFonts w:ascii="Times New Roman" w:hAnsi="Times New Roman"/>
+          <w:color w:val="000000"/>
+          <w:sz w:val="24"/>
+        </w:rPr>
+        <w:t>Духові</w:t>
+      </w:r>
+      <w:r>
+        <w:rPr>
+          <w:rFonts w:ascii="Times New Roman" w:hAnsi="Times New Roman"/>
+          <w:sz w:val="24"/>
+        </w:rPr>
+        <w:t>,</w:t>
+      </w:r>
+      <w:r>
+        <w:rPr>
+          <w:rFonts w:ascii="Times New Roman" w:hAnsi="Times New Roman"/>
+          <w:sz w:val="24"/>
+        </w:rPr>
+        <w:t xml:space="preserve"> </w:t>
+      </w:r>
+      <w:r>
+        <w:rPr>
+          <w:rFonts w:ascii="Times New Roman" w:hAnsi="Times New Roman"/>
+          <w:sz w:val="24"/>
+        </w:rPr>
+        <w:t>нині,</w:t>
+      </w:r>
+      <w:r>
+        <w:rPr>
+          <w:rFonts w:ascii="Times New Roman" w:hAnsi="Times New Roman"/>
+          <w:sz w:val="24"/>
+        </w:rPr>
+        <w:t xml:space="preserve"> </w:t>
+      </w:r>
+      <w:r>
+        <w:rPr>
+          <w:rFonts w:ascii="Times New Roman" w:hAnsi="Times New Roman"/>
+          <w:sz w:val="24"/>
+        </w:rPr>
+        <w:t>і</w:t>
+      </w:r>
+      <w:r>
+        <w:rPr>
+          <w:rFonts w:ascii="Times New Roman" w:hAnsi="Times New Roman"/>
+          <w:sz w:val="24"/>
+        </w:rPr>
+        <w:t xml:space="preserve"> </w:t>
+      </w:r>
+      <w:r>
+        <w:rPr>
+          <w:rFonts w:ascii="Times New Roman" w:hAnsi="Times New Roman"/>
+          <w:sz w:val="24"/>
+        </w:rPr>
+        <w:t>повсякчас,</w:t>
+      </w:r>
+      <w:r>
+        <w:rPr>
+          <w:rFonts w:ascii="Times New Roman" w:hAnsi="Times New Roman"/>
+          <w:sz w:val="24"/>
+        </w:rPr>
+        <w:t xml:space="preserve"> </w:t>
+      </w:r>
+      <w:r>
+        <w:rPr>
+          <w:rFonts w:ascii="Times New Roman" w:hAnsi="Times New Roman"/>
+          <w:sz w:val="24"/>
+        </w:rPr>
+        <w:t>і</w:t>
+      </w:r>
+      <w:r>
+        <w:rPr>
+          <w:rFonts w:ascii="Times New Roman" w:hAnsi="Times New Roman"/>
+          <w:sz w:val="24"/>
+        </w:rPr>
+        <w:t xml:space="preserve"> </w:t>
+      </w:r>
+      <w:r>
+        <w:rPr>
+          <w:rFonts w:ascii="Times New Roman" w:hAnsi="Times New Roman"/>
+          <w:sz w:val="24"/>
+        </w:rPr>
+        <w:t>на</w:t>
+      </w:r>
+      <w:r>
+        <w:rPr>
+          <w:rFonts w:ascii="Times New Roman" w:hAnsi="Times New Roman"/>
+          <w:sz w:val="24"/>
+        </w:rPr>
+        <w:t xml:space="preserve"> </w:t>
+      </w:r>
+      <w:r>
+        <w:rPr>
+          <w:rFonts w:ascii="Times New Roman" w:hAnsi="Times New Roman"/>
+          <w:sz w:val="24"/>
+        </w:rPr>
+        <w:t>віки</w:t>
+      </w:r>
+      <w:r>
+        <w:rPr>
+          <w:rFonts w:ascii="Times New Roman" w:hAnsi="Times New Roman"/>
+          <w:sz w:val="24"/>
+        </w:rPr>
+        <w:t xml:space="preserve"> </w:t>
+      </w:r>
+      <w:r>
+        <w:rPr>
+          <w:rFonts w:ascii="Times New Roman" w:hAnsi="Times New Roman"/>
+          <w:sz w:val="24"/>
+        </w:rPr>
+        <w:t>віків.</w:t>
       </w:r>
     </w:p>
     <w:p>

--- a/flow/20230914_vu_template/drafts/2024-12-u/10-ВТ-Мини_Єрмогена.docx
+++ b/flow/20230914_vu_template/drafts/2024-12-u/10-ВТ-Мини_Єрмогена.docx
@@ -91,7 +91,6 @@
           <w:i/>
           <w:color w:val="FF0000"/>
           <w:sz w:val="24"/>
-          <w:lang w:val="ru-MD"/>
         </w:rPr>
         <w:t>Священник:</w:t>
       </w:r>
@@ -99,7 +98,6 @@
         <w:rPr>
           <w:rFonts w:ascii="Times New Roman" w:hAnsi="Times New Roman"/>
           <w:sz w:val="24"/>
-          <w:lang w:val="ru-MD"/>
         </w:rPr>
         <w:t xml:space="preserve"> Благословенний Бог наш завжди, нині і повсякчас, і на віки віків.</w:t>
       </w:r>
@@ -343,7 +341,6 @@
           <w:i/>
           <w:color w:val="FF0000"/>
           <w:sz w:val="24"/>
-          <w:lang w:val="ru-MD"/>
         </w:rPr>
         <w:t>Священник:</w:t>
       </w:r>
@@ -351,7 +348,6 @@
         <w:rPr>
           <w:rFonts w:ascii="Times New Roman" w:hAnsi="Times New Roman"/>
           <w:sz w:val="24"/>
-          <w:lang w:val="ru-MD"/>
         </w:rPr>
         <w:t xml:space="preserve"> Бо Твоє є царство, і сила, і слава, Отця, і Сина, і Святого Духа, нині, і повсякчас, і на віки віків.</w:t>
       </w:r>
@@ -2597,7 +2593,6 @@
           <w:i/>
           <w:color w:val="FF0000"/>
           <w:sz w:val="24"/>
-          <w:lang w:val="ru-MD"/>
         </w:rPr>
         <w:t>Священник:</w:t>
       </w:r>
@@ -2605,7 +2600,6 @@
         <w:rPr>
           <w:rFonts w:ascii="Times New Roman" w:hAnsi="Times New Roman"/>
           <w:sz w:val="24"/>
-          <w:lang w:val="ru-MD"/>
         </w:rPr>
         <w:t xml:space="preserve"> Бо Тобі належить усяка слава, честь і поклоніння, Отцю, і Сину, і Святому Духові, нині, і повсякчас, і на віки віків.</w:t>
       </w:r>
@@ -3915,7 +3909,6 @@
           <w:i/>
           <w:color w:val="FF0000"/>
           <w:sz w:val="24"/>
-          <w:lang w:val="ru-MD"/>
         </w:rPr>
         <w:t>Священник:</w:t>
       </w:r>
@@ -3923,7 +3916,6 @@
         <w:rPr>
           <w:rFonts w:ascii="Times New Roman" w:hAnsi="Times New Roman"/>
           <w:sz w:val="24"/>
-          <w:lang w:val="ru-MD"/>
         </w:rPr>
         <w:t xml:space="preserve"> Мир всім.</w:t>
       </w:r>
@@ -6174,7 +6166,6 @@
           <w:i/>
           <w:color w:val="FF0000"/>
           <w:sz w:val="24"/>
-          <w:lang w:val="ru-MD"/>
         </w:rPr>
         <w:t>Священник:</w:t>
       </w:r>
@@ -6182,7 +6173,6 @@
         <w:rPr>
           <w:rFonts w:ascii="Times New Roman" w:hAnsi="Times New Roman"/>
           <w:sz w:val="24"/>
-          <w:lang w:val="ru-MD"/>
         </w:rPr>
         <w:t xml:space="preserve"> Бо милостивий і людинолюбний Бог єси, і Тобі славу возсилаємо, Отцю, і Сину, і Святому Духові, нині, і повсякчас, і на віки віків.</w:t>
       </w:r>
@@ -6321,7 +6311,6 @@
           <w:i/>
           <w:color w:val="FF0000"/>
           <w:sz w:val="24"/>
-          <w:lang w:val="ru-MD"/>
         </w:rPr>
         <w:t>Священник:</w:t>
       </w:r>
@@ -6329,7 +6318,6 @@
         <w:rPr>
           <w:rFonts w:ascii="Times New Roman" w:hAnsi="Times New Roman"/>
           <w:sz w:val="24"/>
-          <w:lang w:val="ru-MD"/>
         </w:rPr>
         <w:t xml:space="preserve"> Сла́ва Тобі́, Хри́сте Бо́же, упова́ння на́ше, сла́ва Тобі́!</w:t>
       </w:r>
@@ -6434,14 +6422,7 @@
           <w:rFonts w:ascii="Times New Roman" w:hAnsi="Times New Roman"/>
           <w:sz w:val="24"/>
         </w:rPr>
-        <w:t xml:space="preserve">, і святих мучеників Мини, Єрмогена і Євграфа, і всіх святих - помилує і </w:t>
-      </w:r>
-      <w:r>
-        <w:rPr>
-          <w:rFonts w:ascii="Times New Roman" w:hAnsi="Times New Roman"/>
-          <w:sz w:val="24"/>
-        </w:rPr>
-        <w:t>спасе нас як благий і людинолюбний.</w:t>
+        <w:t>, і святих мучеників Мини, Єрмогена і Євграфа, і всіх святих - помилує і спасе нас як благий і людинолюбний.</w:t>
       </w:r>
     </w:p>
     <w:p>
@@ -10672,7 +10653,6 @@
           <w:i/>
           <w:color w:val="FF0000"/>
           <w:sz w:val="24"/>
-          <w:lang w:val="ru-MD"/>
         </w:rPr>
         <w:t>Священник:</w:t>
       </w:r>
@@ -10680,7 +10660,6 @@
         <w:rPr>
           <w:rFonts w:ascii="Times New Roman" w:hAnsi="Times New Roman"/>
           <w:sz w:val="24"/>
-          <w:lang w:val="ru-MD"/>
         </w:rPr>
         <w:t xml:space="preserve"> Бо Тобі належить усяка слава, честь і поклоніння, Отцю, і Сину, і Святому Духові, нині, і повсякчас, і на віки віків.</w:t>
       </w:r>
@@ -11326,7 +11305,6 @@
           <w:i/>
           <w:color w:val="FF0000"/>
           <w:sz w:val="24"/>
-          <w:lang w:val="ru-MD"/>
         </w:rPr>
         <w:t>Священник:</w:t>
       </w:r>
@@ -11334,7 +11312,6 @@
         <w:rPr>
           <w:rFonts w:ascii="Times New Roman" w:hAnsi="Times New Roman"/>
           <w:sz w:val="24"/>
-          <w:lang w:val="ru-MD"/>
         </w:rPr>
         <w:t xml:space="preserve"> Бо Твоя є влада і Твоє є царство, і сила, і слава, Отця, і Сина, і Святого Духа, нині, і повсякчас, і на віки віків.</w:t>
       </w:r>
@@ -11699,7 +11676,6 @@
           <w:i/>
           <w:color w:val="FF0000"/>
           <w:sz w:val="24"/>
-          <w:lang w:val="ru-MD"/>
         </w:rPr>
         <w:t>Священник:</w:t>
       </w:r>
@@ -11707,7 +11683,6 @@
         <w:rPr>
           <w:rFonts w:ascii="Times New Roman" w:hAnsi="Times New Roman"/>
           <w:sz w:val="24"/>
-          <w:lang w:val="ru-MD"/>
         </w:rPr>
         <w:t xml:space="preserve"> Бо Ти благий і людинолюбний Бог – і Тобі славу возсилаємо, Отцю, і Сину, і Святому Духові, нині, і повсякчас, і на віки віків.</w:t>
       </w:r>
@@ -13711,332 +13686,9 @@
       <w:r>
         <w:rPr>
           <w:rFonts w:ascii="Times New Roman" w:hAnsi="Times New Roman"/>
-          <w:i/>
-          <w:color w:val="FF0000"/>
-          <w:sz w:val="24"/>
-        </w:rPr>
-        <w:t xml:space="preserve"> </w:t>
-      </w:r>
-      <w:r>
-        <w:rPr>
-          <w:rFonts w:ascii="Times New Roman" w:hAnsi="Times New Roman"/>
-          <w:color w:val="000000"/>
-          <w:sz w:val="24"/>
-        </w:rPr>
-        <w:t>Бо</w:t>
-      </w:r>
-      <w:r>
-        <w:rPr>
-          <w:rFonts w:ascii="Times New Roman" w:hAnsi="Times New Roman"/>
-          <w:color w:val="000000"/>
-          <w:sz w:val="24"/>
-        </w:rPr>
-        <w:t xml:space="preserve"> </w:t>
-      </w:r>
-      <w:r>
-        <w:rPr>
-          <w:rFonts w:ascii="Times New Roman" w:hAnsi="Times New Roman"/>
-          <w:color w:val="000000"/>
-          <w:sz w:val="24"/>
-        </w:rPr>
-        <w:t>Ти</w:t>
-      </w:r>
-      <w:r>
-        <w:rPr>
-          <w:rFonts w:ascii="Times New Roman" w:hAnsi="Times New Roman"/>
-          <w:color w:val="000000"/>
-          <w:sz w:val="24"/>
-        </w:rPr>
-        <w:t xml:space="preserve"> </w:t>
-      </w:r>
-      <w:r>
-        <w:rPr>
-          <w:rFonts w:ascii="Times New Roman" w:hAnsi="Times New Roman"/>
-          <w:color w:val="000000"/>
-          <w:sz w:val="24"/>
-        </w:rPr>
-        <w:t>Бог</w:t>
-      </w:r>
-      <w:r>
-        <w:rPr>
-          <w:rFonts w:ascii="Times New Roman" w:hAnsi="Times New Roman"/>
-          <w:color w:val="000000"/>
-          <w:sz w:val="24"/>
-        </w:rPr>
-        <w:t xml:space="preserve"> </w:t>
-      </w:r>
-      <w:r>
-        <w:rPr>
-          <w:rFonts w:ascii="Times New Roman" w:hAnsi="Times New Roman"/>
-          <w:color w:val="000000"/>
-          <w:sz w:val="24"/>
-        </w:rPr>
-        <w:t>наш</w:t>
-      </w:r>
-      <w:r>
-        <w:rPr>
-          <w:rFonts w:ascii="Times New Roman" w:hAnsi="Times New Roman"/>
-          <w:color w:val="000000"/>
-          <w:sz w:val="24"/>
-        </w:rPr>
-        <w:t xml:space="preserve"> </w:t>
-      </w:r>
-      <w:r>
-        <w:rPr>
-          <w:rFonts w:ascii="Times New Roman" w:hAnsi="Times New Roman"/>
-          <w:color w:val="000000"/>
-          <w:sz w:val="24"/>
-        </w:rPr>
-        <w:t>і</w:t>
-      </w:r>
-      <w:r>
-        <w:rPr>
-          <w:rFonts w:ascii="Times New Roman" w:hAnsi="Times New Roman"/>
-          <w:color w:val="000000"/>
-          <w:sz w:val="24"/>
-        </w:rPr>
-        <w:t xml:space="preserve"> </w:t>
-      </w:r>
-      <w:r>
-        <w:rPr>
-          <w:rFonts w:ascii="Times New Roman" w:hAnsi="Times New Roman"/>
-          <w:color w:val="000000"/>
-          <w:sz w:val="24"/>
-        </w:rPr>
-        <w:t>Тобі</w:t>
-      </w:r>
-      <w:r>
-        <w:rPr>
-          <w:rFonts w:ascii="Times New Roman" w:hAnsi="Times New Roman"/>
-          <w:color w:val="000000"/>
-          <w:sz w:val="24"/>
-        </w:rPr>
-        <w:t xml:space="preserve"> </w:t>
-      </w:r>
-      <w:r>
-        <w:rPr>
-          <w:rFonts w:ascii="Times New Roman" w:hAnsi="Times New Roman"/>
-          <w:color w:val="000000"/>
-          <w:sz w:val="24"/>
-        </w:rPr>
-        <w:t>славу</w:t>
-      </w:r>
-      <w:r>
-        <w:rPr>
-          <w:rFonts w:ascii="Times New Roman" w:hAnsi="Times New Roman"/>
-          <w:color w:val="000000"/>
-          <w:sz w:val="24"/>
-        </w:rPr>
-        <w:t xml:space="preserve"> </w:t>
-      </w:r>
-      <w:r>
-        <w:rPr>
-          <w:rFonts w:ascii="Times New Roman" w:hAnsi="Times New Roman"/>
-          <w:color w:val="000000"/>
-          <w:sz w:val="24"/>
-        </w:rPr>
-        <w:t>возсилаємо:</w:t>
-      </w:r>
-      <w:r>
-        <w:rPr>
-          <w:rFonts w:ascii="Times New Roman" w:hAnsi="Times New Roman"/>
-          <w:color w:val="000000"/>
-          <w:sz w:val="24"/>
-        </w:rPr>
-        <w:t xml:space="preserve"> </w:t>
-      </w:r>
-      <w:r>
-        <w:rPr>
-          <w:rFonts w:ascii="Times New Roman" w:hAnsi="Times New Roman"/>
-          <w:color w:val="000000"/>
-          <w:sz w:val="24"/>
-        </w:rPr>
-        <w:t>Отцю,</w:t>
-      </w:r>
-      <w:r>
-        <w:rPr>
-          <w:rFonts w:ascii="Times New Roman" w:hAnsi="Times New Roman"/>
-          <w:color w:val="000000"/>
-          <w:sz w:val="24"/>
-        </w:rPr>
-        <w:t xml:space="preserve"> </w:t>
-      </w:r>
-      <w:r>
-        <w:rPr>
-          <w:rFonts w:ascii="Times New Roman" w:hAnsi="Times New Roman"/>
-          <w:color w:val="000000"/>
-          <w:sz w:val="24"/>
-        </w:rPr>
-        <w:t>і</w:t>
-      </w:r>
-      <w:r>
-        <w:rPr>
-          <w:rFonts w:ascii="Times New Roman" w:hAnsi="Times New Roman"/>
-          <w:color w:val="000000"/>
-          <w:sz w:val="24"/>
-        </w:rPr>
-        <w:t xml:space="preserve"> </w:t>
-      </w:r>
-      <w:r>
-        <w:rPr>
-          <w:rFonts w:ascii="Times New Roman" w:hAnsi="Times New Roman"/>
-          <w:color w:val="000000"/>
-          <w:sz w:val="24"/>
-        </w:rPr>
-        <w:t>Сину,</w:t>
-      </w:r>
-      <w:r>
-        <w:rPr>
-          <w:rFonts w:ascii="Times New Roman" w:hAnsi="Times New Roman"/>
-          <w:color w:val="000000"/>
-          <w:sz w:val="24"/>
-        </w:rPr>
-        <w:t xml:space="preserve"> </w:t>
-      </w:r>
-      <w:r>
-        <w:rPr>
-          <w:rFonts w:ascii="Times New Roman" w:hAnsi="Times New Roman"/>
-          <w:color w:val="000000"/>
-          <w:sz w:val="24"/>
-        </w:rPr>
-        <w:t>і</w:t>
-      </w:r>
-      <w:r>
-        <w:rPr>
-          <w:rFonts w:ascii="Times New Roman" w:hAnsi="Times New Roman"/>
-          <w:color w:val="000000"/>
-          <w:sz w:val="24"/>
-        </w:rPr>
-        <w:t xml:space="preserve"> </w:t>
-      </w:r>
-      <w:r>
-        <w:rPr>
-          <w:rFonts w:ascii="Times New Roman" w:hAnsi="Times New Roman"/>
-          <w:color w:val="000000"/>
-          <w:sz w:val="24"/>
-        </w:rPr>
-        <w:t>Святому</w:t>
-      </w:r>
-      <w:r>
-        <w:rPr>
-          <w:rFonts w:ascii="Times New Roman" w:hAnsi="Times New Roman"/>
-          <w:color w:val="000000"/>
-          <w:sz w:val="24"/>
-        </w:rPr>
-        <w:t xml:space="preserve"> </w:t>
-      </w:r>
-      <w:r>
-        <w:rPr>
-          <w:rFonts w:ascii="Times New Roman" w:hAnsi="Times New Roman"/>
-          <w:color w:val="000000"/>
-          <w:sz w:val="24"/>
-        </w:rPr>
-        <w:t>Духові</w:t>
-      </w:r>
-      <w:r>
-        <w:rPr>
-          <w:rFonts w:ascii="Times New Roman" w:hAnsi="Times New Roman"/>
-          <w:sz w:val="24"/>
-        </w:rPr>
-        <w:t>,</w:t>
-      </w:r>
-      <w:r>
-        <w:rPr>
-          <w:rFonts w:ascii="Times New Roman" w:hAnsi="Times New Roman"/>
-          <w:sz w:val="24"/>
-        </w:rPr>
-        <w:t xml:space="preserve"> </w:t>
-      </w:r>
-      <w:r>
-        <w:rPr>
-          <w:rFonts w:ascii="Times New Roman" w:hAnsi="Times New Roman"/>
-          <w:sz w:val="24"/>
-        </w:rPr>
-        <w:t>нині,</w:t>
-      </w:r>
-      <w:r>
-        <w:rPr>
-          <w:rFonts w:ascii="Times New Roman" w:hAnsi="Times New Roman"/>
-          <w:sz w:val="24"/>
-        </w:rPr>
-        <w:t xml:space="preserve"> </w:t>
-      </w:r>
-      <w:r>
-        <w:rPr>
-          <w:rFonts w:ascii="Times New Roman" w:hAnsi="Times New Roman"/>
-          <w:sz w:val="24"/>
-        </w:rPr>
-        <w:t>і</w:t>
-      </w:r>
-      <w:r>
-        <w:rPr>
-          <w:rFonts w:ascii="Times New Roman" w:hAnsi="Times New Roman"/>
-          <w:sz w:val="24"/>
-        </w:rPr>
-        <w:t xml:space="preserve"> </w:t>
-      </w:r>
-      <w:r>
-        <w:rPr>
-          <w:rFonts w:ascii="Times New Roman" w:hAnsi="Times New Roman"/>
-          <w:sz w:val="24"/>
-        </w:rPr>
-        <w:t>повсякчас,</w:t>
-      </w:r>
-      <w:r>
-        <w:rPr>
-          <w:rFonts w:ascii="Times New Roman" w:hAnsi="Times New Roman"/>
-          <w:sz w:val="24"/>
-        </w:rPr>
-        <w:t xml:space="preserve"> </w:t>
-      </w:r>
-      <w:r>
-        <w:rPr>
-          <w:rFonts w:ascii="Times New Roman" w:hAnsi="Times New Roman"/>
-          <w:sz w:val="24"/>
-        </w:rPr>
-        <w:t>і</w:t>
-      </w:r>
-      <w:r>
-        <w:rPr>
-          <w:rFonts w:ascii="Times New Roman" w:hAnsi="Times New Roman"/>
-          <w:sz w:val="24"/>
-        </w:rPr>
-        <w:t xml:space="preserve"> </w:t>
-      </w:r>
-      <w:r>
-        <w:rPr>
-          <w:rFonts w:ascii="Times New Roman" w:hAnsi="Times New Roman"/>
-          <w:sz w:val="24"/>
-        </w:rPr>
-        <w:t>на</w:t>
-      </w:r>
-      <w:r>
-        <w:rPr>
-          <w:rFonts w:ascii="Times New Roman" w:hAnsi="Times New Roman"/>
-          <w:sz w:val="24"/>
-        </w:rPr>
-        <w:t xml:space="preserve"> </w:t>
-      </w:r>
-      <w:r>
-        <w:rPr>
-          <w:rFonts w:ascii="Times New Roman" w:hAnsi="Times New Roman"/>
-          <w:sz w:val="24"/>
-        </w:rPr>
-        <w:t>віки</w:t>
-      </w:r>
-      <w:r>
-        <w:rPr>
-          <w:rFonts w:ascii="Times New Roman" w:hAnsi="Times New Roman"/>
-          <w:sz w:val="24"/>
-        </w:rPr>
-        <w:t xml:space="preserve"> </w:t>
-      </w:r>
-      <w:r>
-        <w:rPr>
-          <w:rFonts w:ascii="Times New Roman" w:hAnsi="Times New Roman"/>
-          <w:sz w:val="24"/>
-        </w:rPr>
-        <w:t>віків.</w:t>
+          <w:sz w:val="24"/>
+        </w:rPr>
+        <w:t xml:space="preserve"> Бо Ти Бог наш і Тобі славу возсилаємо: Отцю, і Сину, і Святому Духові, нині, і повсякчас, і на віки віків.</w:t>
       </w:r>
     </w:p>
     <w:p>
@@ -15602,412 +15254,9 @@
       <w:r>
         <w:rPr>
           <w:rFonts w:ascii="Times New Roman" w:hAnsi="Times New Roman"/>
-          <w:i/>
-          <w:color w:val="FF0000"/>
-          <w:sz w:val="24"/>
-        </w:rPr>
-        <w:t xml:space="preserve"> </w:t>
-      </w:r>
-      <w:r>
-        <w:rPr>
-          <w:rFonts w:ascii="Times New Roman" w:hAnsi="Times New Roman"/>
-          <w:color w:val="000000"/>
-          <w:sz w:val="24"/>
-        </w:rPr>
-        <w:t>Бо</w:t>
-      </w:r>
-      <w:r>
-        <w:rPr>
-          <w:rFonts w:ascii="Times New Roman" w:hAnsi="Times New Roman"/>
-          <w:color w:val="000000"/>
-          <w:sz w:val="24"/>
-        </w:rPr>
-        <w:t xml:space="preserve"> </w:t>
-      </w:r>
-      <w:r>
-        <w:rPr>
-          <w:rFonts w:ascii="Times New Roman" w:hAnsi="Times New Roman"/>
-          <w:color w:val="000000"/>
-          <w:sz w:val="24"/>
-        </w:rPr>
-        <w:t>Ти</w:t>
-      </w:r>
-      <w:r>
-        <w:rPr>
-          <w:rFonts w:ascii="Times New Roman" w:hAnsi="Times New Roman"/>
-          <w:color w:val="000000"/>
-          <w:sz w:val="24"/>
-        </w:rPr>
-        <w:t xml:space="preserve"> </w:t>
-      </w:r>
-      <w:r>
-        <w:rPr>
-          <w:rFonts w:ascii="Times New Roman" w:hAnsi="Times New Roman"/>
-          <w:color w:val="000000"/>
-          <w:sz w:val="24"/>
-        </w:rPr>
-        <w:t>цар</w:t>
-      </w:r>
-      <w:r>
-        <w:rPr>
-          <w:rFonts w:ascii="Times New Roman" w:hAnsi="Times New Roman"/>
-          <w:color w:val="000000"/>
-          <w:sz w:val="24"/>
-        </w:rPr>
-        <w:t xml:space="preserve"> </w:t>
-      </w:r>
-      <w:r>
-        <w:rPr>
-          <w:rFonts w:ascii="Times New Roman" w:hAnsi="Times New Roman"/>
-          <w:color w:val="000000"/>
-          <w:sz w:val="24"/>
-        </w:rPr>
-        <w:t>миру</w:t>
-      </w:r>
-      <w:r>
-        <w:rPr>
-          <w:rFonts w:ascii="Times New Roman" w:hAnsi="Times New Roman"/>
-          <w:color w:val="000000"/>
-          <w:sz w:val="24"/>
-        </w:rPr>
-        <w:t xml:space="preserve"> </w:t>
-      </w:r>
-      <w:r>
-        <w:rPr>
-          <w:rFonts w:ascii="Times New Roman" w:hAnsi="Times New Roman"/>
-          <w:color w:val="000000"/>
-          <w:sz w:val="24"/>
-        </w:rPr>
-        <w:t>і</w:t>
-      </w:r>
-      <w:r>
-        <w:rPr>
-          <w:rFonts w:ascii="Times New Roman" w:hAnsi="Times New Roman"/>
-          <w:color w:val="000000"/>
-          <w:sz w:val="24"/>
-        </w:rPr>
-        <w:t xml:space="preserve"> </w:t>
-      </w:r>
-      <w:r>
-        <w:rPr>
-          <w:rFonts w:ascii="Times New Roman" w:hAnsi="Times New Roman"/>
-          <w:color w:val="000000"/>
-          <w:sz w:val="24"/>
-        </w:rPr>
-        <w:t>Спас</w:t>
-      </w:r>
-      <w:r>
-        <w:rPr>
-          <w:rFonts w:ascii="Times New Roman" w:hAnsi="Times New Roman"/>
-          <w:color w:val="000000"/>
-          <w:sz w:val="24"/>
-        </w:rPr>
-        <w:t xml:space="preserve"> </w:t>
-      </w:r>
-      <w:r>
-        <w:rPr>
-          <w:rFonts w:ascii="Times New Roman" w:hAnsi="Times New Roman"/>
-          <w:color w:val="000000"/>
-          <w:sz w:val="24"/>
-        </w:rPr>
-        <w:t>душ</w:t>
-      </w:r>
-      <w:r>
-        <w:rPr>
-          <w:rFonts w:ascii="Times New Roman" w:hAnsi="Times New Roman"/>
-          <w:color w:val="000000"/>
-          <w:sz w:val="24"/>
-        </w:rPr>
-        <w:t xml:space="preserve"> </w:t>
-      </w:r>
-      <w:r>
-        <w:rPr>
-          <w:rFonts w:ascii="Times New Roman" w:hAnsi="Times New Roman"/>
-          <w:color w:val="000000"/>
-          <w:sz w:val="24"/>
-        </w:rPr>
-        <w:t>наших</w:t>
-      </w:r>
-      <w:r>
-        <w:rPr>
-          <w:rFonts w:ascii="Times New Roman" w:hAnsi="Times New Roman"/>
-          <w:color w:val="000000"/>
-          <w:sz w:val="24"/>
-        </w:rPr>
-        <w:t xml:space="preserve"> </w:t>
-      </w:r>
-      <w:r>
-        <w:rPr>
-          <w:rFonts w:ascii="Times New Roman" w:hAnsi="Times New Roman"/>
-          <w:color w:val="000000"/>
-          <w:sz w:val="24"/>
-        </w:rPr>
-        <w:t>–</w:t>
-      </w:r>
-      <w:r>
-        <w:rPr>
-          <w:rFonts w:ascii="Times New Roman" w:hAnsi="Times New Roman"/>
-          <w:color w:val="000000"/>
-          <w:sz w:val="24"/>
-        </w:rPr>
-        <w:t xml:space="preserve"> </w:t>
-      </w:r>
-      <w:r>
-        <w:rPr>
-          <w:rFonts w:ascii="Times New Roman" w:hAnsi="Times New Roman"/>
-          <w:color w:val="000000"/>
-          <w:sz w:val="24"/>
-        </w:rPr>
-        <w:t>і</w:t>
-      </w:r>
-      <w:r>
-        <w:rPr>
-          <w:rFonts w:ascii="Times New Roman" w:hAnsi="Times New Roman"/>
-          <w:color w:val="000000"/>
-          <w:sz w:val="24"/>
-        </w:rPr>
-        <w:t xml:space="preserve"> </w:t>
-      </w:r>
-      <w:r>
-        <w:rPr>
-          <w:rFonts w:ascii="Times New Roman" w:hAnsi="Times New Roman"/>
-          <w:color w:val="000000"/>
-          <w:sz w:val="24"/>
-        </w:rPr>
-        <w:t>Тобі</w:t>
-      </w:r>
-      <w:r>
-        <w:rPr>
-          <w:rFonts w:ascii="Times New Roman" w:hAnsi="Times New Roman"/>
-          <w:color w:val="000000"/>
-          <w:sz w:val="24"/>
-        </w:rPr>
-        <w:t xml:space="preserve"> </w:t>
-      </w:r>
-      <w:r>
-        <w:rPr>
-          <w:rFonts w:ascii="Times New Roman" w:hAnsi="Times New Roman"/>
-          <w:color w:val="000000"/>
-          <w:sz w:val="24"/>
-        </w:rPr>
-        <w:t>славу</w:t>
-      </w:r>
-      <w:r>
-        <w:rPr>
-          <w:rFonts w:ascii="Times New Roman" w:hAnsi="Times New Roman"/>
-          <w:color w:val="000000"/>
-          <w:sz w:val="24"/>
-        </w:rPr>
-        <w:t xml:space="preserve"> </w:t>
-      </w:r>
-      <w:r>
-        <w:rPr>
-          <w:rFonts w:ascii="Times New Roman" w:hAnsi="Times New Roman"/>
-          <w:color w:val="000000"/>
-          <w:sz w:val="24"/>
-        </w:rPr>
-        <w:t>возсилаємо,</w:t>
-      </w:r>
-      <w:r>
-        <w:rPr>
-          <w:rFonts w:ascii="Times New Roman" w:hAnsi="Times New Roman"/>
-          <w:color w:val="000000"/>
-          <w:sz w:val="24"/>
-        </w:rPr>
-        <w:t xml:space="preserve"> </w:t>
-      </w:r>
-      <w:r>
-        <w:rPr>
-          <w:rFonts w:ascii="Times New Roman" w:hAnsi="Times New Roman"/>
-          <w:color w:val="000000"/>
-          <w:sz w:val="24"/>
-        </w:rPr>
-        <w:t>Отцю,</w:t>
-      </w:r>
-      <w:r>
-        <w:rPr>
-          <w:rFonts w:ascii="Times New Roman" w:hAnsi="Times New Roman"/>
-          <w:color w:val="000000"/>
-          <w:sz w:val="24"/>
-        </w:rPr>
-        <w:t xml:space="preserve"> </w:t>
-      </w:r>
-      <w:r>
-        <w:rPr>
-          <w:rFonts w:ascii="Times New Roman" w:hAnsi="Times New Roman"/>
-          <w:color w:val="000000"/>
-          <w:sz w:val="24"/>
-        </w:rPr>
-        <w:t>і</w:t>
-      </w:r>
-      <w:r>
-        <w:rPr>
-          <w:rFonts w:ascii="Times New Roman" w:hAnsi="Times New Roman"/>
-          <w:color w:val="000000"/>
-          <w:sz w:val="24"/>
-        </w:rPr>
-        <w:t xml:space="preserve"> </w:t>
-      </w:r>
-      <w:r>
-        <w:rPr>
-          <w:rFonts w:ascii="Times New Roman" w:hAnsi="Times New Roman"/>
-          <w:color w:val="000000"/>
-          <w:sz w:val="24"/>
-        </w:rPr>
-        <w:t>Сину,</w:t>
-      </w:r>
-      <w:r>
-        <w:rPr>
-          <w:rFonts w:ascii="Times New Roman" w:hAnsi="Times New Roman"/>
-          <w:color w:val="000000"/>
-          <w:sz w:val="24"/>
-        </w:rPr>
-        <w:t xml:space="preserve"> </w:t>
-      </w:r>
-      <w:r>
-        <w:rPr>
-          <w:rFonts w:ascii="Times New Roman" w:hAnsi="Times New Roman"/>
-          <w:color w:val="000000"/>
-          <w:sz w:val="24"/>
-        </w:rPr>
-        <w:t>і</w:t>
-      </w:r>
-      <w:r>
-        <w:rPr>
-          <w:rFonts w:ascii="Times New Roman" w:hAnsi="Times New Roman"/>
-          <w:color w:val="000000"/>
-          <w:sz w:val="24"/>
-        </w:rPr>
-        <w:t xml:space="preserve"> </w:t>
-      </w:r>
-      <w:r>
-        <w:rPr>
-          <w:rFonts w:ascii="Times New Roman" w:hAnsi="Times New Roman"/>
-          <w:color w:val="000000"/>
-          <w:sz w:val="24"/>
-        </w:rPr>
-        <w:t>Святому</w:t>
-      </w:r>
-      <w:r>
-        <w:rPr>
-          <w:rFonts w:ascii="Times New Roman" w:hAnsi="Times New Roman"/>
-          <w:color w:val="000000"/>
-          <w:sz w:val="24"/>
-        </w:rPr>
-        <w:t xml:space="preserve"> </w:t>
-      </w:r>
-      <w:r>
-        <w:rPr>
-          <w:rFonts w:ascii="Times New Roman" w:hAnsi="Times New Roman"/>
-          <w:color w:val="000000"/>
-          <w:sz w:val="24"/>
-        </w:rPr>
-        <w:t>Духові</w:t>
-      </w:r>
-      <w:r>
-        <w:rPr>
-          <w:rFonts w:ascii="Times New Roman" w:hAnsi="Times New Roman"/>
-          <w:sz w:val="24"/>
-        </w:rPr>
-        <w:t>,</w:t>
-      </w:r>
-      <w:r>
-        <w:rPr>
-          <w:rFonts w:ascii="Times New Roman" w:hAnsi="Times New Roman"/>
-          <w:sz w:val="24"/>
-        </w:rPr>
-        <w:t xml:space="preserve"> </w:t>
-      </w:r>
-      <w:r>
-        <w:rPr>
-          <w:rFonts w:ascii="Times New Roman" w:hAnsi="Times New Roman"/>
-          <w:sz w:val="24"/>
-        </w:rPr>
-        <w:t>нині,</w:t>
-      </w:r>
-      <w:r>
-        <w:rPr>
-          <w:rFonts w:ascii="Times New Roman" w:hAnsi="Times New Roman"/>
-          <w:sz w:val="24"/>
-        </w:rPr>
-        <w:t xml:space="preserve"> </w:t>
-      </w:r>
-      <w:r>
-        <w:rPr>
-          <w:rFonts w:ascii="Times New Roman" w:hAnsi="Times New Roman"/>
-          <w:sz w:val="24"/>
-        </w:rPr>
-        <w:t>і</w:t>
-      </w:r>
-      <w:r>
-        <w:rPr>
-          <w:rFonts w:ascii="Times New Roman" w:hAnsi="Times New Roman"/>
-          <w:sz w:val="24"/>
-        </w:rPr>
-        <w:t xml:space="preserve"> </w:t>
-      </w:r>
-      <w:r>
-        <w:rPr>
-          <w:rFonts w:ascii="Times New Roman" w:hAnsi="Times New Roman"/>
-          <w:sz w:val="24"/>
-        </w:rPr>
-        <w:t>повсякчас,</w:t>
-      </w:r>
-      <w:r>
-        <w:rPr>
-          <w:rFonts w:ascii="Times New Roman" w:hAnsi="Times New Roman"/>
-          <w:sz w:val="24"/>
-        </w:rPr>
-        <w:t xml:space="preserve"> </w:t>
-      </w:r>
-      <w:r>
-        <w:rPr>
-          <w:rFonts w:ascii="Times New Roman" w:hAnsi="Times New Roman"/>
-          <w:sz w:val="24"/>
-        </w:rPr>
-        <w:t>і</w:t>
-      </w:r>
-      <w:r>
-        <w:rPr>
-          <w:rFonts w:ascii="Times New Roman" w:hAnsi="Times New Roman"/>
-          <w:sz w:val="24"/>
-        </w:rPr>
-        <w:t xml:space="preserve"> </w:t>
-      </w:r>
-      <w:r>
-        <w:rPr>
-          <w:rFonts w:ascii="Times New Roman" w:hAnsi="Times New Roman"/>
-          <w:sz w:val="24"/>
-        </w:rPr>
-        <w:t>на</w:t>
-      </w:r>
-      <w:r>
-        <w:rPr>
-          <w:rFonts w:ascii="Times New Roman" w:hAnsi="Times New Roman"/>
-          <w:sz w:val="24"/>
-        </w:rPr>
-        <w:t xml:space="preserve"> </w:t>
-      </w:r>
-      <w:r>
-        <w:rPr>
-          <w:rFonts w:ascii="Times New Roman" w:hAnsi="Times New Roman"/>
-          <w:sz w:val="24"/>
-        </w:rPr>
-        <w:t>віки</w:t>
-      </w:r>
-      <w:r>
-        <w:rPr>
-          <w:rFonts w:ascii="Times New Roman" w:hAnsi="Times New Roman"/>
-          <w:sz w:val="24"/>
-        </w:rPr>
-        <w:t xml:space="preserve"> </w:t>
-      </w:r>
-      <w:r>
-        <w:rPr>
-          <w:rFonts w:ascii="Times New Roman" w:hAnsi="Times New Roman"/>
-          <w:sz w:val="24"/>
-        </w:rPr>
-        <w:t>віків.</w:t>
+          <w:sz w:val="24"/>
+        </w:rPr>
+        <w:t xml:space="preserve"> Бо Ти цар миру і Спас душ наших – і Тобі славу возсилаємо, Отцю, і Сину, і Святому Духові, нині, і повсякчас, і на віки віків.</w:t>
       </w:r>
     </w:p>
     <w:p>
@@ -17289,7 +16538,6 @@
           <w:i/>
           <w:color w:val="FF0000"/>
           <w:sz w:val="24"/>
-          <w:lang w:val="ru-MD"/>
         </w:rPr>
         <w:t>Священник:</w:t>
       </w:r>
@@ -17297,7 +16545,6 @@
         <w:rPr>
           <w:rFonts w:ascii="Times New Roman" w:hAnsi="Times New Roman"/>
           <w:sz w:val="24"/>
-          <w:lang w:val="ru-MD"/>
         </w:rPr>
         <w:t xml:space="preserve"> Бо Тебе хвалять усі сили небесні і Тобі славу возсилаємо: Отцю, і Сину, і Святому Духові, нині і повсякчас, і на віки віків.</w:t>
       </w:r>
@@ -18223,7 +17470,6 @@
           <w:i/>
           <w:color w:val="FF0000"/>
           <w:sz w:val="24"/>
-          <w:lang w:val="ru-MD"/>
         </w:rPr>
         <w:t>Священник:</w:t>
       </w:r>
@@ -18231,7 +17477,6 @@
         <w:rPr>
           <w:rFonts w:ascii="Times New Roman" w:hAnsi="Times New Roman"/>
           <w:sz w:val="24"/>
-          <w:lang w:val="ru-MD"/>
         </w:rPr>
         <w:t xml:space="preserve"> Слава тобі, що Світло нам показав!</w:t>
       </w:r>
@@ -19277,7 +18522,6 @@
           <w:i/>
           <w:color w:val="FF0000"/>
           <w:sz w:val="24"/>
-          <w:lang w:val="ru-MD"/>
         </w:rPr>
         <w:t>Священник:</w:t>
       </w:r>
@@ -19285,7 +18529,6 @@
         <w:rPr>
           <w:rFonts w:ascii="Times New Roman" w:hAnsi="Times New Roman"/>
           <w:sz w:val="24"/>
-          <w:lang w:val="ru-MD"/>
         </w:rPr>
         <w:t xml:space="preserve"> Бо Ти – Бог милости, ласк і людинолюбности, і Тобі славу возсилаємо, Отцю, і Сину, і Святому Духові, нині, і повсякчас, і на віки віків.</w:t>
       </w:r>
@@ -19349,7 +18592,6 @@
           <w:i/>
           <w:color w:val="FF0000"/>
           <w:sz w:val="24"/>
-          <w:lang w:val="ru-MD"/>
         </w:rPr>
         <w:t>Священник:</w:t>
       </w:r>
@@ -19357,7 +18599,6 @@
         <w:rPr>
           <w:rFonts w:ascii="Times New Roman" w:hAnsi="Times New Roman"/>
           <w:sz w:val="24"/>
-          <w:lang w:val="ru-MD"/>
         </w:rPr>
         <w:t xml:space="preserve"> Мир всім.</w:t>
       </w:r>
@@ -19515,7 +18756,6 @@
           <w:i/>
           <w:color w:val="FF0000"/>
           <w:sz w:val="24"/>
-          <w:lang w:val="ru-MD"/>
         </w:rPr>
         <w:t>Священник:</w:t>
       </w:r>
@@ -19523,7 +18763,6 @@
         <w:rPr>
           <w:rFonts w:ascii="Times New Roman" w:hAnsi="Times New Roman"/>
           <w:sz w:val="24"/>
-          <w:lang w:val="ru-MD"/>
         </w:rPr>
         <w:t xml:space="preserve"> Бо до Тебе належить милувати і спасати нас, Боже наш, і Тобі славу возсилаємо, Отцю, і Сину, і Святому Духові, нині, і повсякчас, і на віки віків.</w:t>
       </w:r>
@@ -20023,7 +19262,6 @@
           <w:i/>
           <w:color w:val="FF0000"/>
           <w:sz w:val="24"/>
-          <w:lang w:val="ru-MD"/>
         </w:rPr>
         <w:t>Священник:</w:t>
       </w:r>
@@ -20031,7 +19269,6 @@
         <w:rPr>
           <w:rFonts w:ascii="Times New Roman" w:hAnsi="Times New Roman"/>
           <w:sz w:val="24"/>
-          <w:lang w:val="ru-MD"/>
         </w:rPr>
         <w:t xml:space="preserve"> Бо Твоє є царство, і сила, і слава, Отця, і Сина, і Святого Духа, нині, і повсякчас, і на віки віків.</w:t>
       </w:r>
@@ -20569,7 +19806,6 @@
           <w:i/>
           <w:color w:val="FF0000"/>
           <w:sz w:val="24"/>
-          <w:lang w:val="ru-MD"/>
         </w:rPr>
         <w:t>Священник:</w:t>
       </w:r>
@@ -20577,7 +19813,6 @@
         <w:rPr>
           <w:rFonts w:ascii="Times New Roman" w:hAnsi="Times New Roman"/>
           <w:sz w:val="24"/>
-          <w:lang w:val="ru-MD"/>
         </w:rPr>
         <w:t xml:space="preserve"> Бо милостивий і людинолюбний Бог єси, і Тобі славу возсилаємо, Отцю, і Сину, і Святому Духові, нині, і повсякчас, і на віки віків.</w:t>
       </w:r>
@@ -20726,7 +19961,6 @@
           <w:i/>
           <w:color w:val="FF0000"/>
           <w:sz w:val="24"/>
-          <w:lang w:val="ru-MD"/>
         </w:rPr>
         <w:t>Священник:</w:t>
       </w:r>
@@ -20734,7 +19968,6 @@
         <w:rPr>
           <w:rFonts w:ascii="Times New Roman" w:hAnsi="Times New Roman"/>
           <w:sz w:val="24"/>
-          <w:lang w:val="ru-MD"/>
         </w:rPr>
         <w:t xml:space="preserve"> Сла́ва Тобі́, Хри́сте Бо́же, упова́ння на́ше, сла́ва Тобі́!</w:t>
       </w:r>
@@ -20803,9 +20036,6 @@
     <w:p>
       <w:pPr>
         <w:spacing w:after="120"/>
-        <w:rPr>
-          <w:lang w:val="ru-MD"/>
-        </w:rPr>
       </w:pPr>
       <w:r>
         <w:rPr>
@@ -20813,7 +20043,6 @@
           <w:i/>
           <w:color w:val="FF0000"/>
           <w:sz w:val="24"/>
-          <w:lang w:val="ru-MD"/>
         </w:rPr>
         <w:t>Священник:</w:t>
       </w:r>
@@ -20821,7 +20050,6 @@
         <w:rPr>
           <w:rFonts w:ascii="Times New Roman" w:hAnsi="Times New Roman"/>
           <w:sz w:val="24"/>
-          <w:lang w:val="ru-MD"/>
         </w:rPr>
         <w:t xml:space="preserve"> Христос, істинний Бог наш - молитвами пречистої Своєї Матері, чесного і славного пророка, предтечі і хрестителя Івана, святих славних і всехвальних апостолів, і святого, </w:t>
       </w:r>
@@ -20831,7 +20059,6 @@
           <w:i/>
           <w:color w:val="FF0000"/>
           <w:sz w:val="24"/>
-          <w:lang w:val="ru-MD"/>
         </w:rPr>
         <w:t>якого є храм</w:t>
       </w:r>
@@ -20839,17 +20066,8 @@
         <w:rPr>
           <w:rFonts w:ascii="Times New Roman" w:hAnsi="Times New Roman"/>
           <w:sz w:val="24"/>
-          <w:lang w:val="ru-MD"/>
-        </w:rPr>
-        <w:t>, і святих мучен</w:t>
-      </w:r>
-      <w:r>
-        <w:rPr>
-          <w:rFonts w:ascii="Times New Roman" w:hAnsi="Times New Roman"/>
-          <w:sz w:val="24"/>
-          <w:lang w:val="ru-MD"/>
-        </w:rPr>
-        <w:t>иків Мини, Єрмогена і Євграфа, і всіх святих - помилує і спасе нас як благий і людинолюбний.</w:t>
+        </w:rPr>
+        <w:t>, і святих мучеників Мини, Єрмогена і Євграфа, і всіх святих - помилує і спасе нас як благий і людинолюбний.</w:t>
       </w:r>
     </w:p>
     <w:p>
